--- a/Grupo 3/Fase 2/Evidencias Grupales/Diccionario de Datos.docx
+++ b/Grupo 3/Fase 2/Evidencias Grupales/Diccionario de Datos.docx
@@ -18613,6 +18613,1246 @@
     <w:tbl>
       <w:tblPr>
         <w:tblStyle w:val="Table14"/>
+        <w:tblW w:w="11010.0" w:type="dxa"/>
+        <w:jc w:val="center"/>
+        <w:tblBorders>
+          <w:top w:color="000000" w:space="0" w:sz="4" w:val="single"/>
+          <w:left w:color="000000" w:space="0" w:sz="4" w:val="single"/>
+          <w:bottom w:color="000000" w:space="0" w:sz="4" w:val="single"/>
+          <w:right w:color="000000" w:space="0" w:sz="4" w:val="single"/>
+          <w:insideH w:color="000000" w:space="0" w:sz="4" w:val="single"/>
+          <w:insideV w:color="000000" w:space="0" w:sz="4" w:val="single"/>
+        </w:tblBorders>
+        <w:tblLayout w:type="fixed"/>
+        <w:tblLook w:val="0400"/>
+      </w:tblPr>
+      <w:tblGrid>
+        <w:gridCol w:w="1845"/>
+        <w:gridCol w:w="1440"/>
+        <w:gridCol w:w="1110"/>
+        <w:gridCol w:w="1545"/>
+        <w:gridCol w:w="3810"/>
+        <w:gridCol w:w="1260"/>
+        <w:tblGridChange w:id="0">
+          <w:tblGrid>
+            <w:gridCol w:w="1845"/>
+            <w:gridCol w:w="1440"/>
+            <w:gridCol w:w="1110"/>
+            <w:gridCol w:w="1545"/>
+            <w:gridCol w:w="3810"/>
+            <w:gridCol w:w="1260"/>
+          </w:tblGrid>
+        </w:tblGridChange>
+      </w:tblGrid>
+      <w:tr>
+        <w:trPr>
+          <w:cantSplit w:val="0"/>
+          <w:tblHeader w:val="1"/>
+        </w:trPr>
+        <w:tc>
+          <w:tcPr>
+            <w:shd w:fill="e9ecef" w:val="clear"/>
+            <w:vAlign w:val="center"/>
+          </w:tcPr>
+          <w:p>
+            <w:pPr>
+              <w:spacing w:after="0" w:before="0" w:lineRule="auto"/>
+              <w:rPr>
+                <w:rFonts w:ascii="Calibri" w:cs="Calibri" w:eastAsia="Calibri" w:hAnsi="Calibri"/>
+                <w:sz w:val="24"/>
+                <w:szCs w:val="24"/>
+              </w:rPr>
+            </w:pPr>
+            <w:r>
+              <w:rPr>
+                <w:rFonts w:ascii="Calibri" w:cs="Calibri" w:eastAsia="Calibri" w:hAnsi="Calibri"/>
+                <w:b w:val="1"/>
+                <w:bCs w:val="1"/>
+                <w:sz w:val="24"/>
+                <w:szCs w:val="24"/>
+                <w:rtl w:val="0"/>
+              </w:rPr>
+              <w:t xml:space="preserve">Nombre</w:t>
+            </w:r>
+            <w:r>
+              <w:rPr>
+                <w:rtl w:val="0"/>
+              </w:rPr>
+            </w:r>
+          </w:p>
+        </w:tc>
+        <w:tc>
+          <w:tcPr>
+            <w:shd w:fill="e9ecef" w:val="clear"/>
+            <w:vAlign w:val="center"/>
+          </w:tcPr>
+          <w:p>
+            <w:pPr>
+              <w:spacing w:after="0" w:before="0" w:lineRule="auto"/>
+              <w:rPr>
+                <w:rFonts w:ascii="Calibri" w:cs="Calibri" w:eastAsia="Calibri" w:hAnsi="Calibri"/>
+                <w:sz w:val="24"/>
+                <w:szCs w:val="24"/>
+              </w:rPr>
+            </w:pPr>
+            <w:r>
+              <w:rPr>
+                <w:rFonts w:ascii="Calibri" w:cs="Calibri" w:eastAsia="Calibri" w:hAnsi="Calibri"/>
+                <w:b w:val="1"/>
+                <w:bCs w:val="1"/>
+                <w:sz w:val="24"/>
+                <w:szCs w:val="24"/>
+                <w:rtl w:val="0"/>
+              </w:rPr>
+              <w:t xml:space="preserve">Identificador único</w:t>
+            </w:r>
+            <w:r>
+              <w:rPr>
+                <w:rtl w:val="0"/>
+              </w:rPr>
+            </w:r>
+          </w:p>
+        </w:tc>
+        <w:tc>
+          <w:tcPr>
+            <w:shd w:fill="e9ecef" w:val="clear"/>
+            <w:vAlign w:val="center"/>
+          </w:tcPr>
+          <w:p>
+            <w:pPr>
+              <w:spacing w:after="0" w:before="0" w:lineRule="auto"/>
+              <w:rPr>
+                <w:rFonts w:ascii="Calibri" w:cs="Calibri" w:eastAsia="Calibri" w:hAnsi="Calibri"/>
+                <w:sz w:val="24"/>
+                <w:szCs w:val="24"/>
+              </w:rPr>
+            </w:pPr>
+            <w:r>
+              <w:rPr>
+                <w:rFonts w:ascii="Calibri" w:cs="Calibri" w:eastAsia="Calibri" w:hAnsi="Calibri"/>
+                <w:b w:val="1"/>
+                <w:bCs w:val="1"/>
+                <w:sz w:val="24"/>
+                <w:szCs w:val="24"/>
+                <w:rtl w:val="0"/>
+              </w:rPr>
+              <w:t xml:space="preserve">Obligatorio</w:t>
+            </w:r>
+            <w:r>
+              <w:rPr>
+                <w:rtl w:val="0"/>
+              </w:rPr>
+            </w:r>
+          </w:p>
+        </w:tc>
+        <w:tc>
+          <w:tcPr>
+            <w:shd w:fill="e9ecef" w:val="clear"/>
+            <w:vAlign w:val="center"/>
+          </w:tcPr>
+          <w:p>
+            <w:pPr>
+              <w:spacing w:after="0" w:before="0" w:lineRule="auto"/>
+              <w:rPr>
+                <w:rFonts w:ascii="Calibri" w:cs="Calibri" w:eastAsia="Calibri" w:hAnsi="Calibri"/>
+                <w:sz w:val="24"/>
+                <w:szCs w:val="24"/>
+              </w:rPr>
+            </w:pPr>
+            <w:r>
+              <w:rPr>
+                <w:rFonts w:ascii="Calibri" w:cs="Calibri" w:eastAsia="Calibri" w:hAnsi="Calibri"/>
+                <w:b w:val="1"/>
+                <w:bCs w:val="1"/>
+                <w:sz w:val="24"/>
+                <w:szCs w:val="24"/>
+                <w:rtl w:val="0"/>
+              </w:rPr>
+              <w:t xml:space="preserve">Tipo Dato</w:t>
+            </w:r>
+            <w:r>
+              <w:rPr>
+                <w:rtl w:val="0"/>
+              </w:rPr>
+            </w:r>
+          </w:p>
+        </w:tc>
+        <w:tc>
+          <w:tcPr>
+            <w:shd w:fill="e9ecef" w:val="clear"/>
+            <w:vAlign w:val="center"/>
+          </w:tcPr>
+          <w:p>
+            <w:pPr>
+              <w:spacing w:after="0" w:before="0" w:lineRule="auto"/>
+              <w:rPr>
+                <w:rFonts w:ascii="Calibri" w:cs="Calibri" w:eastAsia="Calibri" w:hAnsi="Calibri"/>
+                <w:sz w:val="24"/>
+                <w:szCs w:val="24"/>
+              </w:rPr>
+            </w:pPr>
+            <w:r>
+              <w:rPr>
+                <w:rFonts w:ascii="Calibri" w:cs="Calibri" w:eastAsia="Calibri" w:hAnsi="Calibri"/>
+                <w:b w:val="1"/>
+                <w:bCs w:val="1"/>
+                <w:sz w:val="24"/>
+                <w:szCs w:val="24"/>
+                <w:rtl w:val="0"/>
+              </w:rPr>
+              <w:t xml:space="preserve">Descripción</w:t>
+            </w:r>
+            <w:r>
+              <w:rPr>
+                <w:rtl w:val="0"/>
+              </w:rPr>
+            </w:r>
+          </w:p>
+        </w:tc>
+        <w:tc>
+          <w:tcPr>
+            <w:shd w:fill="e9ecef" w:val="clear"/>
+            <w:vAlign w:val="center"/>
+          </w:tcPr>
+          <w:p>
+            <w:pPr>
+              <w:spacing w:after="0" w:before="0" w:lineRule="auto"/>
+              <w:rPr>
+                <w:rFonts w:ascii="Calibri" w:cs="Calibri" w:eastAsia="Calibri" w:hAnsi="Calibri"/>
+                <w:sz w:val="24"/>
+                <w:szCs w:val="24"/>
+              </w:rPr>
+            </w:pPr>
+            <w:r>
+              <w:rPr>
+                <w:rFonts w:ascii="Calibri" w:cs="Calibri" w:eastAsia="Calibri" w:hAnsi="Calibri"/>
+                <w:b w:val="1"/>
+                <w:bCs w:val="1"/>
+                <w:sz w:val="24"/>
+                <w:szCs w:val="24"/>
+                <w:rtl w:val="0"/>
+              </w:rPr>
+              <w:t xml:space="preserve">Largo Campo</w:t>
+            </w:r>
+            <w:r>
+              <w:rPr>
+                <w:rtl w:val="0"/>
+              </w:rPr>
+            </w:r>
+          </w:p>
+        </w:tc>
+      </w:tr>
+      <w:tr>
+        <w:trPr>
+          <w:cantSplit w:val="0"/>
+          <w:tblHeader w:val="0"/>
+        </w:trPr>
+        <w:tc>
+          <w:tcPr>
+            <w:vAlign w:val="center"/>
+          </w:tcPr>
+          <w:p>
+            <w:pPr>
+              <w:spacing w:after="0" w:before="0" w:lineRule="auto"/>
+              <w:rPr>
+                <w:rFonts w:ascii="Calibri" w:cs="Calibri" w:eastAsia="Calibri" w:hAnsi="Calibri"/>
+                <w:sz w:val="24"/>
+                <w:szCs w:val="24"/>
+              </w:rPr>
+            </w:pPr>
+            <w:r>
+              <w:rPr>
+                <w:rFonts w:ascii="Calibri" w:cs="Calibri" w:eastAsia="Calibri" w:hAnsi="Calibri"/>
+                <w:sz w:val="24"/>
+                <w:szCs w:val="24"/>
+                <w:rtl w:val="0"/>
+              </w:rPr>
+              <w:t xml:space="preserve">id</w:t>
+            </w:r>
+          </w:p>
+        </w:tc>
+        <w:tc>
+          <w:tcPr>
+            <w:vAlign w:val="center"/>
+          </w:tcPr>
+          <w:p>
+            <w:pPr>
+              <w:spacing w:after="0" w:before="0" w:lineRule="auto"/>
+              <w:rPr>
+                <w:rFonts w:ascii="Calibri" w:cs="Calibri" w:eastAsia="Calibri" w:hAnsi="Calibri"/>
+                <w:sz w:val="24"/>
+                <w:szCs w:val="24"/>
+              </w:rPr>
+            </w:pPr>
+            <w:r>
+              <w:rPr>
+                <w:rFonts w:ascii="Calibri" w:cs="Calibri" w:eastAsia="Calibri" w:hAnsi="Calibri"/>
+                <w:sz w:val="24"/>
+                <w:szCs w:val="24"/>
+                <w:rtl w:val="0"/>
+              </w:rPr>
+              <w:t xml:space="preserve">Sí (PK)</w:t>
+            </w:r>
+          </w:p>
+        </w:tc>
+        <w:tc>
+          <w:tcPr>
+            <w:vAlign w:val="center"/>
+          </w:tcPr>
+          <w:p>
+            <w:pPr>
+              <w:spacing w:after="0" w:before="0" w:lineRule="auto"/>
+              <w:rPr>
+                <w:rFonts w:ascii="Calibri" w:cs="Calibri" w:eastAsia="Calibri" w:hAnsi="Calibri"/>
+                <w:sz w:val="24"/>
+                <w:szCs w:val="24"/>
+              </w:rPr>
+            </w:pPr>
+            <w:r>
+              <w:rPr>
+                <w:rFonts w:ascii="Calibri" w:cs="Calibri" w:eastAsia="Calibri" w:hAnsi="Calibri"/>
+                <w:sz w:val="24"/>
+                <w:szCs w:val="24"/>
+                <w:rtl w:val="0"/>
+              </w:rPr>
+              <w:t xml:space="preserve">Sí</w:t>
+            </w:r>
+          </w:p>
+        </w:tc>
+        <w:tc>
+          <w:tcPr>
+            <w:vAlign w:val="center"/>
+          </w:tcPr>
+          <w:p>
+            <w:pPr>
+              <w:spacing w:after="0" w:before="0" w:lineRule="auto"/>
+              <w:rPr>
+                <w:rFonts w:ascii="Calibri" w:cs="Calibri" w:eastAsia="Calibri" w:hAnsi="Calibri"/>
+                <w:sz w:val="24"/>
+                <w:szCs w:val="24"/>
+              </w:rPr>
+            </w:pPr>
+            <w:r>
+              <w:rPr>
+                <w:rFonts w:ascii="Calibri" w:cs="Calibri" w:eastAsia="Calibri" w:hAnsi="Calibri"/>
+                <w:sz w:val="24"/>
+                <w:szCs w:val="24"/>
+                <w:rtl w:val="0"/>
+              </w:rPr>
+              <w:t xml:space="preserve">bigint</w:t>
+            </w:r>
+          </w:p>
+        </w:tc>
+        <w:tc>
+          <w:tcPr>
+            <w:vAlign w:val="center"/>
+          </w:tcPr>
+          <w:p>
+            <w:pPr>
+              <w:spacing w:after="0" w:before="0" w:lineRule="auto"/>
+              <w:rPr>
+                <w:rFonts w:ascii="Calibri" w:cs="Calibri" w:eastAsia="Calibri" w:hAnsi="Calibri"/>
+                <w:sz w:val="24"/>
+                <w:szCs w:val="24"/>
+              </w:rPr>
+            </w:pPr>
+            <w:r>
+              <w:rPr>
+                <w:rFonts w:ascii="Calibri" w:cs="Calibri" w:eastAsia="Calibri" w:hAnsi="Calibri"/>
+                <w:sz w:val="24"/>
+                <w:szCs w:val="24"/>
+                <w:rtl w:val="0"/>
+              </w:rPr>
+              <w:t xml:space="preserve">Identificador único del registro de inventario</w:t>
+            </w:r>
+          </w:p>
+        </w:tc>
+        <w:tc>
+          <w:tcPr>
+            <w:vAlign w:val="center"/>
+          </w:tcPr>
+          <w:p>
+            <w:pPr>
+              <w:spacing w:after="0" w:before="0" w:lineRule="auto"/>
+              <w:rPr>
+                <w:rFonts w:ascii="Calibri" w:cs="Calibri" w:eastAsia="Calibri" w:hAnsi="Calibri"/>
+                <w:sz w:val="24"/>
+                <w:szCs w:val="24"/>
+              </w:rPr>
+            </w:pPr>
+            <w:r>
+              <w:rPr>
+                <w:rFonts w:ascii="Calibri" w:cs="Calibri" w:eastAsia="Calibri" w:hAnsi="Calibri"/>
+                <w:sz w:val="24"/>
+                <w:szCs w:val="24"/>
+                <w:rtl w:val="0"/>
+              </w:rPr>
+              <w:t xml:space="preserve">64 bits</w:t>
+            </w:r>
+          </w:p>
+        </w:tc>
+      </w:tr>
+      <w:tr>
+        <w:trPr>
+          <w:cantSplit w:val="0"/>
+          <w:tblHeader w:val="0"/>
+        </w:trPr>
+        <w:tc>
+          <w:tcPr>
+            <w:vAlign w:val="center"/>
+          </w:tcPr>
+          <w:p>
+            <w:pPr>
+              <w:spacing w:after="0" w:before="0" w:lineRule="auto"/>
+              <w:rPr>
+                <w:rFonts w:ascii="Calibri" w:cs="Calibri" w:eastAsia="Calibri" w:hAnsi="Calibri"/>
+                <w:sz w:val="24"/>
+                <w:szCs w:val="24"/>
+              </w:rPr>
+            </w:pPr>
+            <w:r>
+              <w:rPr>
+                <w:rFonts w:ascii="Calibri" w:cs="Calibri" w:eastAsia="Calibri" w:hAnsi="Calibri"/>
+                <w:sz w:val="24"/>
+                <w:szCs w:val="24"/>
+                <w:rtl w:val="0"/>
+              </w:rPr>
+              <w:t xml:space="preserve">producto_id</w:t>
+            </w:r>
+          </w:p>
+        </w:tc>
+        <w:tc>
+          <w:tcPr>
+            <w:vAlign w:val="center"/>
+          </w:tcPr>
+          <w:p>
+            <w:pPr>
+              <w:spacing w:after="0" w:before="0" w:lineRule="auto"/>
+              <w:rPr>
+                <w:rFonts w:ascii="Calibri" w:cs="Calibri" w:eastAsia="Calibri" w:hAnsi="Calibri"/>
+                <w:sz w:val="24"/>
+                <w:szCs w:val="24"/>
+              </w:rPr>
+            </w:pPr>
+            <w:r>
+              <w:rPr>
+                <w:rFonts w:ascii="Calibri" w:cs="Calibri" w:eastAsia="Calibri" w:hAnsi="Calibri"/>
+                <w:sz w:val="24"/>
+                <w:szCs w:val="24"/>
+                <w:rtl w:val="0"/>
+              </w:rPr>
+              <w:t xml:space="preserve">Sí (UNIQUE)</w:t>
+            </w:r>
+          </w:p>
+        </w:tc>
+        <w:tc>
+          <w:tcPr>
+            <w:vAlign w:val="center"/>
+          </w:tcPr>
+          <w:p>
+            <w:pPr>
+              <w:spacing w:after="0" w:before="0" w:lineRule="auto"/>
+              <w:rPr>
+                <w:rFonts w:ascii="Calibri" w:cs="Calibri" w:eastAsia="Calibri" w:hAnsi="Calibri"/>
+                <w:sz w:val="24"/>
+                <w:szCs w:val="24"/>
+              </w:rPr>
+            </w:pPr>
+            <w:r>
+              <w:rPr>
+                <w:rFonts w:ascii="Calibri" w:cs="Calibri" w:eastAsia="Calibri" w:hAnsi="Calibri"/>
+                <w:sz w:val="24"/>
+                <w:szCs w:val="24"/>
+                <w:rtl w:val="0"/>
+              </w:rPr>
+              <w:t xml:space="preserve">No</w:t>
+            </w:r>
+          </w:p>
+        </w:tc>
+        <w:tc>
+          <w:tcPr>
+            <w:vAlign w:val="center"/>
+          </w:tcPr>
+          <w:p>
+            <w:pPr>
+              <w:spacing w:after="0" w:before="0" w:lineRule="auto"/>
+              <w:rPr>
+                <w:rFonts w:ascii="Calibri" w:cs="Calibri" w:eastAsia="Calibri" w:hAnsi="Calibri"/>
+                <w:sz w:val="24"/>
+                <w:szCs w:val="24"/>
+              </w:rPr>
+            </w:pPr>
+            <w:r>
+              <w:rPr>
+                <w:rFonts w:ascii="Calibri" w:cs="Calibri" w:eastAsia="Calibri" w:hAnsi="Calibri"/>
+                <w:sz w:val="24"/>
+                <w:szCs w:val="24"/>
+                <w:rtl w:val="0"/>
+              </w:rPr>
+              <w:t xml:space="preserve">bigint</w:t>
+            </w:r>
+          </w:p>
+        </w:tc>
+        <w:tc>
+          <w:tcPr>
+            <w:vAlign w:val="center"/>
+          </w:tcPr>
+          <w:p>
+            <w:pPr>
+              <w:spacing w:after="0" w:before="0" w:lineRule="auto"/>
+              <w:rPr>
+                <w:rFonts w:ascii="Calibri" w:cs="Calibri" w:eastAsia="Calibri" w:hAnsi="Calibri"/>
+                <w:sz w:val="24"/>
+                <w:szCs w:val="24"/>
+              </w:rPr>
+            </w:pPr>
+            <w:r>
+              <w:rPr>
+                <w:rFonts w:ascii="Calibri" w:cs="Calibri" w:eastAsia="Calibri" w:hAnsi="Calibri"/>
+                <w:sz w:val="24"/>
+                <w:szCs w:val="24"/>
+                <w:rtl w:val="0"/>
+              </w:rPr>
+              <w:t xml:space="preserve">Referencia al producto</w:t>
+            </w:r>
+          </w:p>
+        </w:tc>
+        <w:tc>
+          <w:tcPr>
+            <w:vAlign w:val="center"/>
+          </w:tcPr>
+          <w:p>
+            <w:pPr>
+              <w:spacing w:after="0" w:before="0" w:lineRule="auto"/>
+              <w:rPr>
+                <w:rFonts w:ascii="Calibri" w:cs="Calibri" w:eastAsia="Calibri" w:hAnsi="Calibri"/>
+                <w:sz w:val="24"/>
+                <w:szCs w:val="24"/>
+              </w:rPr>
+            </w:pPr>
+            <w:r>
+              <w:rPr>
+                <w:rFonts w:ascii="Calibri" w:cs="Calibri" w:eastAsia="Calibri" w:hAnsi="Calibri"/>
+                <w:sz w:val="24"/>
+                <w:szCs w:val="24"/>
+                <w:rtl w:val="0"/>
+              </w:rPr>
+              <w:t xml:space="preserve">64 bits</w:t>
+            </w:r>
+          </w:p>
+        </w:tc>
+      </w:tr>
+      <w:tr>
+        <w:trPr>
+          <w:cantSplit w:val="0"/>
+          <w:tblHeader w:val="0"/>
+        </w:trPr>
+        <w:tc>
+          <w:tcPr>
+            <w:vAlign w:val="center"/>
+          </w:tcPr>
+          <w:p>
+            <w:pPr>
+              <w:spacing w:after="0" w:before="0" w:lineRule="auto"/>
+              <w:rPr>
+                <w:rFonts w:ascii="Calibri" w:cs="Calibri" w:eastAsia="Calibri" w:hAnsi="Calibri"/>
+                <w:sz w:val="24"/>
+                <w:szCs w:val="24"/>
+              </w:rPr>
+            </w:pPr>
+            <w:r>
+              <w:rPr>
+                <w:rFonts w:ascii="Calibri" w:cs="Calibri" w:eastAsia="Calibri" w:hAnsi="Calibri"/>
+                <w:sz w:val="24"/>
+                <w:szCs w:val="24"/>
+                <w:rtl w:val="0"/>
+              </w:rPr>
+              <w:t xml:space="preserve">talla</w:t>
+            </w:r>
+          </w:p>
+        </w:tc>
+        <w:tc>
+          <w:tcPr>
+            <w:vAlign w:val="center"/>
+          </w:tcPr>
+          <w:p>
+            <w:pPr>
+              <w:spacing w:after="0" w:before="0" w:lineRule="auto"/>
+              <w:rPr>
+                <w:rFonts w:ascii="Calibri" w:cs="Calibri" w:eastAsia="Calibri" w:hAnsi="Calibri"/>
+                <w:sz w:val="24"/>
+                <w:szCs w:val="24"/>
+              </w:rPr>
+            </w:pPr>
+            <w:r>
+              <w:rPr>
+                <w:rFonts w:ascii="Calibri" w:cs="Calibri" w:eastAsia="Calibri" w:hAnsi="Calibri"/>
+                <w:sz w:val="24"/>
+                <w:szCs w:val="24"/>
+                <w:rtl w:val="0"/>
+              </w:rPr>
+              <w:t xml:space="preserve">Sí (UNIQUE)</w:t>
+            </w:r>
+          </w:p>
+        </w:tc>
+        <w:tc>
+          <w:tcPr>
+            <w:vAlign w:val="center"/>
+          </w:tcPr>
+          <w:p>
+            <w:pPr>
+              <w:spacing w:after="0" w:before="0" w:lineRule="auto"/>
+              <w:rPr>
+                <w:rFonts w:ascii="Calibri" w:cs="Calibri" w:eastAsia="Calibri" w:hAnsi="Calibri"/>
+                <w:sz w:val="24"/>
+                <w:szCs w:val="24"/>
+              </w:rPr>
+            </w:pPr>
+            <w:r>
+              <w:rPr>
+                <w:rFonts w:ascii="Calibri" w:cs="Calibri" w:eastAsia="Calibri" w:hAnsi="Calibri"/>
+                <w:sz w:val="24"/>
+                <w:szCs w:val="24"/>
+                <w:rtl w:val="0"/>
+              </w:rPr>
+              <w:t xml:space="preserve">No</w:t>
+            </w:r>
+          </w:p>
+        </w:tc>
+        <w:tc>
+          <w:tcPr>
+            <w:vAlign w:val="center"/>
+          </w:tcPr>
+          <w:p>
+            <w:pPr>
+              <w:spacing w:after="0" w:before="0" w:lineRule="auto"/>
+              <w:rPr>
+                <w:rFonts w:ascii="Calibri" w:cs="Calibri" w:eastAsia="Calibri" w:hAnsi="Calibri"/>
+                <w:sz w:val="24"/>
+                <w:szCs w:val="24"/>
+              </w:rPr>
+            </w:pPr>
+            <w:r>
+              <w:rPr>
+                <w:rFonts w:ascii="Calibri" w:cs="Calibri" w:eastAsia="Calibri" w:hAnsi="Calibri"/>
+                <w:sz w:val="24"/>
+                <w:szCs w:val="24"/>
+                <w:rtl w:val="0"/>
+              </w:rPr>
+              <w:t xml:space="preserve">text</w:t>
+            </w:r>
+          </w:p>
+        </w:tc>
+        <w:tc>
+          <w:tcPr>
+            <w:vAlign w:val="center"/>
+          </w:tcPr>
+          <w:p>
+            <w:pPr>
+              <w:spacing w:after="0" w:before="0" w:lineRule="auto"/>
+              <w:rPr>
+                <w:rFonts w:ascii="Calibri" w:cs="Calibri" w:eastAsia="Calibri" w:hAnsi="Calibri"/>
+                <w:sz w:val="24"/>
+                <w:szCs w:val="24"/>
+              </w:rPr>
+            </w:pPr>
+            <w:r>
+              <w:rPr>
+                <w:rFonts w:ascii="Calibri" w:cs="Calibri" w:eastAsia="Calibri" w:hAnsi="Calibri"/>
+                <w:sz w:val="24"/>
+                <w:szCs w:val="24"/>
+                <w:rtl w:val="0"/>
+              </w:rPr>
+              <w:t xml:space="preserve">Talla correspondiente al producto</w:t>
+            </w:r>
+          </w:p>
+        </w:tc>
+        <w:tc>
+          <w:tcPr>
+            <w:vAlign w:val="center"/>
+          </w:tcPr>
+          <w:p>
+            <w:pPr>
+              <w:spacing w:after="0" w:before="0" w:lineRule="auto"/>
+              <w:rPr>
+                <w:rFonts w:ascii="Calibri" w:cs="Calibri" w:eastAsia="Calibri" w:hAnsi="Calibri"/>
+                <w:sz w:val="24"/>
+                <w:szCs w:val="24"/>
+              </w:rPr>
+            </w:pPr>
+            <w:r>
+              <w:rPr>
+                <w:rFonts w:ascii="Calibri" w:cs="Calibri" w:eastAsia="Calibri" w:hAnsi="Calibri"/>
+                <w:sz w:val="24"/>
+                <w:szCs w:val="24"/>
+                <w:rtl w:val="0"/>
+              </w:rPr>
+              <w:t xml:space="preserve">Variable</w:t>
+            </w:r>
+          </w:p>
+        </w:tc>
+      </w:tr>
+      <w:tr>
+        <w:trPr>
+          <w:cantSplit w:val="0"/>
+          <w:tblHeader w:val="0"/>
+        </w:trPr>
+        <w:tc>
+          <w:tcPr>
+            <w:vAlign w:val="center"/>
+          </w:tcPr>
+          <w:p>
+            <w:pPr>
+              <w:spacing w:after="0" w:before="0" w:lineRule="auto"/>
+              <w:rPr>
+                <w:rFonts w:ascii="Calibri" w:cs="Calibri" w:eastAsia="Calibri" w:hAnsi="Calibri"/>
+                <w:sz w:val="24"/>
+                <w:szCs w:val="24"/>
+              </w:rPr>
+            </w:pPr>
+            <w:r>
+              <w:rPr>
+                <w:rFonts w:ascii="Calibri" w:cs="Calibri" w:eastAsia="Calibri" w:hAnsi="Calibri"/>
+                <w:sz w:val="24"/>
+                <w:szCs w:val="24"/>
+                <w:rtl w:val="0"/>
+              </w:rPr>
+              <w:t xml:space="preserve">cantidad</w:t>
+            </w:r>
+          </w:p>
+        </w:tc>
+        <w:tc>
+          <w:tcPr>
+            <w:vAlign w:val="center"/>
+          </w:tcPr>
+          <w:p>
+            <w:pPr>
+              <w:spacing w:after="0" w:before="0" w:lineRule="auto"/>
+              <w:rPr>
+                <w:rFonts w:ascii="Calibri" w:cs="Calibri" w:eastAsia="Calibri" w:hAnsi="Calibri"/>
+                <w:sz w:val="24"/>
+                <w:szCs w:val="24"/>
+              </w:rPr>
+            </w:pPr>
+            <w:r>
+              <w:rPr>
+                <w:rFonts w:ascii="Calibri" w:cs="Calibri" w:eastAsia="Calibri" w:hAnsi="Calibri"/>
+                <w:sz w:val="24"/>
+                <w:szCs w:val="24"/>
+                <w:rtl w:val="0"/>
+              </w:rPr>
+              <w:t xml:space="preserve">No</w:t>
+            </w:r>
+          </w:p>
+        </w:tc>
+        <w:tc>
+          <w:tcPr>
+            <w:vAlign w:val="center"/>
+          </w:tcPr>
+          <w:p>
+            <w:pPr>
+              <w:spacing w:after="0" w:before="0" w:lineRule="auto"/>
+              <w:rPr>
+                <w:rFonts w:ascii="Calibri" w:cs="Calibri" w:eastAsia="Calibri" w:hAnsi="Calibri"/>
+                <w:sz w:val="24"/>
+                <w:szCs w:val="24"/>
+              </w:rPr>
+            </w:pPr>
+            <w:r>
+              <w:rPr>
+                <w:rFonts w:ascii="Calibri" w:cs="Calibri" w:eastAsia="Calibri" w:hAnsi="Calibri"/>
+                <w:sz w:val="24"/>
+                <w:szCs w:val="24"/>
+                <w:rtl w:val="0"/>
+              </w:rPr>
+              <w:t xml:space="preserve">No</w:t>
+            </w:r>
+          </w:p>
+        </w:tc>
+        <w:tc>
+          <w:tcPr>
+            <w:vAlign w:val="center"/>
+          </w:tcPr>
+          <w:p>
+            <w:pPr>
+              <w:spacing w:after="0" w:before="0" w:lineRule="auto"/>
+              <w:rPr>
+                <w:rFonts w:ascii="Calibri" w:cs="Calibri" w:eastAsia="Calibri" w:hAnsi="Calibri"/>
+                <w:sz w:val="24"/>
+                <w:szCs w:val="24"/>
+              </w:rPr>
+            </w:pPr>
+            <w:r>
+              <w:rPr>
+                <w:rFonts w:ascii="Calibri" w:cs="Calibri" w:eastAsia="Calibri" w:hAnsi="Calibri"/>
+                <w:sz w:val="24"/>
+                <w:szCs w:val="24"/>
+                <w:rtl w:val="0"/>
+              </w:rPr>
+              <w:t xml:space="preserve">integer</w:t>
+            </w:r>
+          </w:p>
+        </w:tc>
+        <w:tc>
+          <w:tcPr>
+            <w:vAlign w:val="center"/>
+          </w:tcPr>
+          <w:p>
+            <w:pPr>
+              <w:spacing w:after="0" w:before="0" w:lineRule="auto"/>
+              <w:rPr>
+                <w:rFonts w:ascii="Calibri" w:cs="Calibri" w:eastAsia="Calibri" w:hAnsi="Calibri"/>
+                <w:sz w:val="24"/>
+                <w:szCs w:val="24"/>
+              </w:rPr>
+            </w:pPr>
+            <w:r>
+              <w:rPr>
+                <w:rFonts w:ascii="Calibri" w:cs="Calibri" w:eastAsia="Calibri" w:hAnsi="Calibri"/>
+                <w:sz w:val="24"/>
+                <w:szCs w:val="24"/>
+                <w:rtl w:val="0"/>
+              </w:rPr>
+              <w:t xml:space="preserve">Cantidad disponible en inventario</w:t>
+            </w:r>
+          </w:p>
+        </w:tc>
+        <w:tc>
+          <w:tcPr>
+            <w:vAlign w:val="center"/>
+          </w:tcPr>
+          <w:p>
+            <w:pPr>
+              <w:spacing w:after="0" w:before="0" w:lineRule="auto"/>
+              <w:rPr>
+                <w:rFonts w:ascii="Calibri" w:cs="Calibri" w:eastAsia="Calibri" w:hAnsi="Calibri"/>
+                <w:sz w:val="24"/>
+                <w:szCs w:val="24"/>
+              </w:rPr>
+            </w:pPr>
+            <w:r>
+              <w:rPr>
+                <w:rFonts w:ascii="Calibri" w:cs="Calibri" w:eastAsia="Calibri" w:hAnsi="Calibri"/>
+                <w:sz w:val="24"/>
+                <w:szCs w:val="24"/>
+                <w:rtl w:val="0"/>
+              </w:rPr>
+              <w:t xml:space="preserve">32 bits</w:t>
+            </w:r>
+          </w:p>
+        </w:tc>
+      </w:tr>
+    </w:tbl>
+    <w:p>
+      <w:pPr>
+        <w:spacing w:before="160" w:lineRule="auto"/>
+        <w:rPr>
+          <w:rFonts w:ascii="Calibri" w:cs="Calibri" w:eastAsia="Calibri" w:hAnsi="Calibri"/>
+          <w:sz w:val="24"/>
+          <w:szCs w:val="24"/>
+        </w:rPr>
+      </w:pPr>
+      <w:r>
+        <w:rPr>
+          <w:rFonts w:ascii="Calibri" w:cs="Calibri" w:eastAsia="Calibri" w:hAnsi="Calibri"/>
+          <w:b w:val="1"/>
+          <w:bCs w:val="1"/>
+          <w:sz w:val="24"/>
+          <w:szCs w:val="24"/>
+          <w:rtl w:val="0"/>
+        </w:rPr>
+        <w:t xml:space="preserve">Nota: </w:t>
+      </w:r>
+      <w:r>
+        <w:rPr>
+          <w:rFonts w:ascii="Calibri" w:cs="Calibri" w:eastAsia="Calibri" w:hAnsi="Calibri"/>
+          <w:sz w:val="24"/>
+          <w:szCs w:val="24"/>
+          <w:rtl w:val="0"/>
+        </w:rPr>
+        <w:t xml:space="preserve">Las marcas UNIQUE provienen de la exportación SQL y podrían representar una restricción compuesta; verificar en Supabase.</w:t>
+      </w:r>
+    </w:p>
+    <w:p>
+      <w:pPr>
+        <w:spacing w:before="160" w:lineRule="auto"/>
+        <w:rPr>
+          <w:rFonts w:ascii="Calibri" w:cs="Calibri" w:eastAsia="Calibri" w:hAnsi="Calibri"/>
+          <w:sz w:val="24"/>
+          <w:szCs w:val="24"/>
+        </w:rPr>
+      </w:pPr>
+      <w:r>
+        <w:rPr>
+          <w:rtl w:val="0"/>
+        </w:rPr>
+      </w:r>
+    </w:p>
+    <w:p>
+      <w:pPr>
+        <w:spacing w:before="160" w:lineRule="auto"/>
+        <w:rPr>
+          <w:rFonts w:ascii="Calibri" w:cs="Calibri" w:eastAsia="Calibri" w:hAnsi="Calibri"/>
+          <w:sz w:val="24"/>
+          <w:szCs w:val="24"/>
+        </w:rPr>
+      </w:pPr>
+      <w:r>
+        <w:rPr>
+          <w:rtl w:val="0"/>
+        </w:rPr>
+      </w:r>
+    </w:p>
+    <w:p>
+      <w:pPr>
+        <w:spacing w:before="160" w:lineRule="auto"/>
+        <w:rPr>
+          <w:rFonts w:ascii="Calibri" w:cs="Calibri" w:eastAsia="Calibri" w:hAnsi="Calibri"/>
+          <w:sz w:val="24"/>
+          <w:szCs w:val="24"/>
+        </w:rPr>
+      </w:pPr>
+      <w:r>
+        <w:rPr>
+          <w:rtl w:val="0"/>
+        </w:rPr>
+      </w:r>
+    </w:p>
+    <w:p>
+      <w:pPr>
+        <w:spacing w:before="160" w:lineRule="auto"/>
+        <w:rPr>
+          <w:rFonts w:ascii="Calibri" w:cs="Calibri" w:eastAsia="Calibri" w:hAnsi="Calibri"/>
+          <w:sz w:val="24"/>
+          <w:szCs w:val="24"/>
+        </w:rPr>
+      </w:pPr>
+      <w:r>
+        <w:rPr>
+          <w:rtl w:val="0"/>
+        </w:rPr>
+      </w:r>
+    </w:p>
+    <w:p>
+      <w:pPr>
+        <w:spacing w:before="160" w:lineRule="auto"/>
+        <w:rPr>
+          <w:rFonts w:ascii="Calibri" w:cs="Calibri" w:eastAsia="Calibri" w:hAnsi="Calibri"/>
+          <w:sz w:val="24"/>
+          <w:szCs w:val="24"/>
+        </w:rPr>
+      </w:pPr>
+      <w:r>
+        <w:rPr>
+          <w:rtl w:val="0"/>
+        </w:rPr>
+      </w:r>
+    </w:p>
+    <w:p>
+      <w:pPr>
+        <w:spacing w:before="160" w:lineRule="auto"/>
+        <w:rPr>
+          <w:rFonts w:ascii="Calibri" w:cs="Calibri" w:eastAsia="Calibri" w:hAnsi="Calibri"/>
+          <w:sz w:val="24"/>
+          <w:szCs w:val="24"/>
+        </w:rPr>
+      </w:pPr>
+      <w:r>
+        <w:rPr>
+          <w:rtl w:val="0"/>
+        </w:rPr>
+      </w:r>
+    </w:p>
+    <w:p>
+      <w:pPr>
+        <w:spacing w:before="160" w:lineRule="auto"/>
+        <w:rPr>
+          <w:rFonts w:ascii="Calibri" w:cs="Calibri" w:eastAsia="Calibri" w:hAnsi="Calibri"/>
+          <w:sz w:val="24"/>
+          <w:szCs w:val="24"/>
+        </w:rPr>
+      </w:pPr>
+      <w:r>
+        <w:rPr>
+          <w:rtl w:val="0"/>
+        </w:rPr>
+      </w:r>
+    </w:p>
+    <w:p>
+      <w:pPr>
+        <w:spacing w:before="160" w:lineRule="auto"/>
+        <w:rPr>
+          <w:rFonts w:ascii="Calibri" w:cs="Calibri" w:eastAsia="Calibri" w:hAnsi="Calibri"/>
+          <w:sz w:val="24"/>
+          <w:szCs w:val="24"/>
+        </w:rPr>
+      </w:pPr>
+      <w:r>
+        <w:rPr>
+          <w:rtl w:val="0"/>
+        </w:rPr>
+      </w:r>
+    </w:p>
+    <w:p>
+      <w:pPr>
+        <w:spacing w:before="160" w:lineRule="auto"/>
+        <w:rPr>
+          <w:rFonts w:ascii="Calibri" w:cs="Calibri" w:eastAsia="Calibri" w:hAnsi="Calibri"/>
+          <w:sz w:val="24"/>
+          <w:szCs w:val="24"/>
+        </w:rPr>
+      </w:pPr>
+      <w:r>
+        <w:rPr>
+          <w:rtl w:val="0"/>
+        </w:rPr>
+      </w:r>
+    </w:p>
+    <w:p>
+      <w:pPr>
+        <w:spacing w:before="160" w:lineRule="auto"/>
+        <w:rPr>
+          <w:rFonts w:ascii="Calibri" w:cs="Calibri" w:eastAsia="Calibri" w:hAnsi="Calibri"/>
+          <w:sz w:val="24"/>
+          <w:szCs w:val="24"/>
+        </w:rPr>
+      </w:pPr>
+      <w:r>
+        <w:rPr>
+          <w:rtl w:val="0"/>
+        </w:rPr>
+      </w:r>
+    </w:p>
+    <w:p>
+      <w:pPr>
+        <w:spacing w:before="160" w:lineRule="auto"/>
+        <w:rPr>
+          <w:rFonts w:ascii="Calibri" w:cs="Calibri" w:eastAsia="Calibri" w:hAnsi="Calibri"/>
+          <w:sz w:val="24"/>
+          <w:szCs w:val="24"/>
+        </w:rPr>
+      </w:pPr>
+      <w:r>
+        <w:rPr>
+          <w:rtl w:val="0"/>
+        </w:rPr>
+      </w:r>
+    </w:p>
+    <w:p>
+      <w:pPr>
+        <w:spacing w:before="160" w:lineRule="auto"/>
+        <w:rPr>
+          <w:rFonts w:ascii="Calibri" w:cs="Calibri" w:eastAsia="Calibri" w:hAnsi="Calibri"/>
+          <w:sz w:val="24"/>
+          <w:szCs w:val="24"/>
+        </w:rPr>
+      </w:pPr>
+      <w:r>
+        <w:rPr>
+          <w:rtl w:val="0"/>
+        </w:rPr>
+      </w:r>
+    </w:p>
+    <w:p>
+      <w:pPr>
+        <w:spacing w:before="160" w:lineRule="auto"/>
+        <w:rPr>
+          <w:rFonts w:ascii="Calibri" w:cs="Calibri" w:eastAsia="Calibri" w:hAnsi="Calibri"/>
+          <w:sz w:val="24"/>
+          <w:szCs w:val="24"/>
+        </w:rPr>
+      </w:pPr>
+      <w:r>
+        <w:rPr>
+          <w:rtl w:val="0"/>
+        </w:rPr>
+      </w:r>
+    </w:p>
+    <w:p>
+      <w:pPr>
+        <w:spacing w:before="160" w:lineRule="auto"/>
+        <w:rPr>
+          <w:rFonts w:ascii="Calibri" w:cs="Calibri" w:eastAsia="Calibri" w:hAnsi="Calibri"/>
+          <w:sz w:val="24"/>
+          <w:szCs w:val="24"/>
+        </w:rPr>
+      </w:pPr>
+      <w:r>
+        <w:rPr>
+          <w:rtl w:val="0"/>
+        </w:rPr>
+      </w:r>
+    </w:p>
+    <w:p>
+      <w:pPr>
+        <w:spacing w:before="160" w:lineRule="auto"/>
+        <w:rPr>
+          <w:rFonts w:ascii="Calibri" w:cs="Calibri" w:eastAsia="Calibri" w:hAnsi="Calibri"/>
+          <w:sz w:val="24"/>
+          <w:szCs w:val="24"/>
+        </w:rPr>
+      </w:pPr>
+      <w:r>
+        <w:rPr>
+          <w:rtl w:val="0"/>
+        </w:rPr>
+      </w:r>
+    </w:p>
+    <w:p>
+      <w:pPr>
+        <w:spacing w:before="160" w:lineRule="auto"/>
+        <w:rPr>
+          <w:rFonts w:ascii="Calibri" w:cs="Calibri" w:eastAsia="Calibri" w:hAnsi="Calibri"/>
+          <w:sz w:val="24"/>
+          <w:szCs w:val="24"/>
+        </w:rPr>
+      </w:pPr>
+      <w:r>
+        <w:rPr>
+          <w:rtl w:val="0"/>
+        </w:rPr>
+      </w:r>
+    </w:p>
+    <w:p>
+      <w:pPr>
+        <w:spacing w:before="160" w:lineRule="auto"/>
+        <w:rPr>
+          <w:rFonts w:ascii="Calibri" w:cs="Calibri" w:eastAsia="Calibri" w:hAnsi="Calibri"/>
+          <w:sz w:val="24"/>
+          <w:szCs w:val="24"/>
+        </w:rPr>
+      </w:pPr>
+      <w:r>
+        <w:rPr>
+          <w:rtl w:val="0"/>
+        </w:rPr>
+      </w:r>
+    </w:p>
+    <w:p>
+      <w:pPr>
+        <w:spacing w:before="160" w:lineRule="auto"/>
+        <w:rPr>
+          <w:rFonts w:ascii="Calibri" w:cs="Calibri" w:eastAsia="Calibri" w:hAnsi="Calibri"/>
+          <w:sz w:val="24"/>
+          <w:szCs w:val="24"/>
+        </w:rPr>
+      </w:pPr>
+      <w:r>
+        <w:rPr>
+          <w:rtl w:val="0"/>
+        </w:rPr>
+      </w:r>
+    </w:p>
+    <w:p>
+      <w:pPr>
+        <w:jc w:val="center"/>
+        <w:rPr>
+          <w:rFonts w:ascii="Calibri" w:cs="Calibri" w:eastAsia="Calibri" w:hAnsi="Calibri"/>
+          <w:sz w:val="24"/>
+          <w:szCs w:val="24"/>
+        </w:rPr>
+      </w:pPr>
+      <w:r>
+        <w:rPr>
+          <w:rFonts w:ascii="Calibri" w:cs="Calibri" w:eastAsia="Calibri" w:hAnsi="Calibri"/>
+          <w:b w:val="1"/>
+          <w:bCs w:val="1"/>
+          <w:sz w:val="24"/>
+          <w:szCs w:val="24"/>
+          <w:rtl w:val="0"/>
+        </w:rPr>
+        <w:t xml:space="preserve">DICCIONARIO DATOS</w:t>
+      </w:r>
+      <w:r>
+        <w:rPr>
+          <w:rtl w:val="0"/>
+        </w:rPr>
+      </w:r>
+    </w:p>
+    <w:p>
+      <w:pPr>
+        <w:rPr>
+          <w:rFonts w:ascii="Calibri" w:cs="Calibri" w:eastAsia="Calibri" w:hAnsi="Calibri"/>
+          <w:sz w:val="24"/>
+          <w:szCs w:val="24"/>
+        </w:rPr>
+      </w:pPr>
+      <w:r>
+        <w:rPr>
+          <w:rFonts w:ascii="Calibri" w:cs="Calibri" w:eastAsia="Calibri" w:hAnsi="Calibri"/>
+          <w:b w:val="1"/>
+          <w:bCs w:val="1"/>
+          <w:sz w:val="24"/>
+          <w:szCs w:val="24"/>
+          <w:rtl w:val="0"/>
+        </w:rPr>
+        <w:t xml:space="preserve">TABLA: GENERO</w:t>
+      </w:r>
+      <w:r>
+        <w:rPr>
+          <w:rtl w:val="0"/>
+        </w:rPr>
+      </w:r>
+    </w:p>
+    <w:p>
+      <w:pPr>
+        <w:spacing w:after="200" w:lineRule="auto"/>
+        <w:rPr>
+          <w:rFonts w:ascii="Calibri" w:cs="Calibri" w:eastAsia="Calibri" w:hAnsi="Calibri"/>
+          <w:sz w:val="24"/>
+          <w:szCs w:val="24"/>
+        </w:rPr>
+      </w:pPr>
+      <w:r>
+        <w:rPr>
+          <w:rFonts w:ascii="Calibri" w:cs="Calibri" w:eastAsia="Calibri" w:hAnsi="Calibri"/>
+          <w:b w:val="1"/>
+          <w:bCs w:val="1"/>
+          <w:sz w:val="24"/>
+          <w:szCs w:val="24"/>
+          <w:rtl w:val="0"/>
+        </w:rPr>
+        <w:t xml:space="preserve">DESCRIPCIÓN:</w:t>
+      </w:r>
+      <w:r>
+        <w:rPr>
+          <w:rFonts w:ascii="Calibri" w:cs="Calibri" w:eastAsia="Calibri" w:hAnsi="Calibri"/>
+          <w:sz w:val="24"/>
+          <w:szCs w:val="24"/>
+          <w:rtl w:val="0"/>
+        </w:rPr>
+        <w:t xml:space="preserve"> Almacena los géneros utilizados para clasificar los productos dentro del catálogo. </w:t>
+      </w:r>
+    </w:p>
+    <w:p>
+      <w:pPr>
+        <w:jc w:val="center"/>
+        <w:rPr>
+          <w:rFonts w:ascii="Calibri" w:cs="Calibri" w:eastAsia="Calibri" w:hAnsi="Calibri"/>
+          <w:sz w:val="24"/>
+          <w:szCs w:val="24"/>
+        </w:rPr>
+      </w:pPr>
+      <w:r>
+        <w:rPr>
+          <w:rFonts w:ascii="Calibri" w:cs="Calibri" w:eastAsia="Calibri" w:hAnsi="Calibri"/>
+          <w:b w:val="1"/>
+          <w:bCs w:val="1"/>
+          <w:sz w:val="24"/>
+          <w:szCs w:val="24"/>
+          <w:rtl w:val="0"/>
+        </w:rPr>
+        <w:t xml:space="preserve">ATRIBUTOS</w:t>
+      </w:r>
+      <w:r>
+        <w:rPr>
+          <w:rtl w:val="0"/>
+        </w:rPr>
+      </w:r>
+    </w:p>
+    <w:tbl>
+      <w:tblPr>
+        <w:tblStyle w:val="Table15"/>
         <w:tblW w:w="10901.000000000002" w:type="dxa"/>
         <w:jc w:val="center"/>
         <w:tblBorders>
@@ -18656,7 +19896,6 @@
           </w:tcPr>
           <w:p>
             <w:pPr>
-              <w:spacing w:after="0" w:before="0" w:lineRule="auto"/>
               <w:rPr>
                 <w:rFonts w:ascii="Calibri" w:cs="Calibri" w:eastAsia="Calibri" w:hAnsi="Calibri"/>
                 <w:sz w:val="24"/>
@@ -18688,7 +19927,6 @@
           </w:tcPr>
           <w:p>
             <w:pPr>
-              <w:spacing w:after="0" w:before="0" w:lineRule="auto"/>
               <w:rPr>
                 <w:rFonts w:ascii="Calibri" w:cs="Calibri" w:eastAsia="Calibri" w:hAnsi="Calibri"/>
                 <w:sz w:val="24"/>
@@ -18720,7 +19958,6 @@
           </w:tcPr>
           <w:p>
             <w:pPr>
-              <w:spacing w:after="0" w:before="0" w:lineRule="auto"/>
               <w:rPr>
                 <w:rFonts w:ascii="Calibri" w:cs="Calibri" w:eastAsia="Calibri" w:hAnsi="Calibri"/>
                 <w:sz w:val="24"/>
@@ -18752,7 +19989,6 @@
           </w:tcPr>
           <w:p>
             <w:pPr>
-              <w:spacing w:after="0" w:before="0" w:lineRule="auto"/>
               <w:rPr>
                 <w:rFonts w:ascii="Calibri" w:cs="Calibri" w:eastAsia="Calibri" w:hAnsi="Calibri"/>
                 <w:sz w:val="24"/>
@@ -18784,7 +20020,6 @@
           </w:tcPr>
           <w:p>
             <w:pPr>
-              <w:spacing w:after="0" w:before="0" w:lineRule="auto"/>
               <w:rPr>
                 <w:rFonts w:ascii="Calibri" w:cs="Calibri" w:eastAsia="Calibri" w:hAnsi="Calibri"/>
                 <w:sz w:val="24"/>
@@ -18816,7 +20051,6 @@
           </w:tcPr>
           <w:p>
             <w:pPr>
-              <w:spacing w:after="0" w:before="0" w:lineRule="auto"/>
               <w:rPr>
                 <w:rFonts w:ascii="Calibri" w:cs="Calibri" w:eastAsia="Calibri" w:hAnsi="Calibri"/>
                 <w:sz w:val="24"/>
@@ -18853,141 +20087,111 @@
           </w:tcPr>
           <w:p>
             <w:pPr>
-              <w:spacing w:after="0" w:before="0" w:lineRule="auto"/>
-              <w:rPr>
-                <w:rFonts w:ascii="Calibri" w:cs="Calibri" w:eastAsia="Calibri" w:hAnsi="Calibri"/>
-                <w:sz w:val="24"/>
-                <w:szCs w:val="24"/>
-              </w:rPr>
-            </w:pPr>
-            <w:r>
-              <w:rPr>
-                <w:rFonts w:ascii="Calibri" w:cs="Calibri" w:eastAsia="Calibri" w:hAnsi="Calibri"/>
-                <w:sz w:val="24"/>
-                <w:szCs w:val="24"/>
-                <w:rtl w:val="0"/>
-              </w:rPr>
-              <w:t xml:space="preserve">id</w:t>
-            </w:r>
-          </w:p>
-        </w:tc>
-        <w:tc>
-          <w:tcPr>
-            <w:vAlign w:val="center"/>
-          </w:tcPr>
-          <w:p>
-            <w:pPr>
-              <w:spacing w:after="0" w:before="0" w:lineRule="auto"/>
-              <w:rPr>
-                <w:rFonts w:ascii="Calibri" w:cs="Calibri" w:eastAsia="Calibri" w:hAnsi="Calibri"/>
-                <w:sz w:val="24"/>
-                <w:szCs w:val="24"/>
-              </w:rPr>
-            </w:pPr>
-            <w:r>
-              <w:rPr>
-                <w:rFonts w:ascii="Calibri" w:cs="Calibri" w:eastAsia="Calibri" w:hAnsi="Calibri"/>
-                <w:sz w:val="24"/>
-                <w:szCs w:val="24"/>
-                <w:rtl w:val="0"/>
-              </w:rPr>
-              <w:t xml:space="preserve">Sí (PK)</w:t>
-            </w:r>
-          </w:p>
-        </w:tc>
-        <w:tc>
-          <w:tcPr>
-            <w:vAlign w:val="center"/>
-          </w:tcPr>
-          <w:p>
-            <w:pPr>
-              <w:spacing w:after="0" w:before="0" w:lineRule="auto"/>
-              <w:rPr>
-                <w:rFonts w:ascii="Calibri" w:cs="Calibri" w:eastAsia="Calibri" w:hAnsi="Calibri"/>
-                <w:sz w:val="24"/>
-                <w:szCs w:val="24"/>
-              </w:rPr>
-            </w:pPr>
-            <w:r>
-              <w:rPr>
-                <w:rFonts w:ascii="Calibri" w:cs="Calibri" w:eastAsia="Calibri" w:hAnsi="Calibri"/>
-                <w:sz w:val="24"/>
-                <w:szCs w:val="24"/>
-                <w:rtl w:val="0"/>
-              </w:rPr>
-              <w:t xml:space="preserve">Sí</w:t>
-            </w:r>
-          </w:p>
-        </w:tc>
-        <w:tc>
-          <w:tcPr>
-            <w:vAlign w:val="center"/>
-          </w:tcPr>
-          <w:p>
-            <w:pPr>
-              <w:spacing w:after="0" w:before="0" w:lineRule="auto"/>
-              <w:rPr>
-                <w:rFonts w:ascii="Calibri" w:cs="Calibri" w:eastAsia="Calibri" w:hAnsi="Calibri"/>
-                <w:sz w:val="24"/>
-                <w:szCs w:val="24"/>
-              </w:rPr>
-            </w:pPr>
-            <w:r>
-              <w:rPr>
-                <w:rFonts w:ascii="Calibri" w:cs="Calibri" w:eastAsia="Calibri" w:hAnsi="Calibri"/>
-                <w:sz w:val="24"/>
-                <w:szCs w:val="24"/>
-                <w:rtl w:val="0"/>
-              </w:rPr>
-              <w:t xml:space="preserve">bigint</w:t>
-            </w:r>
-          </w:p>
-        </w:tc>
-        <w:tc>
-          <w:tcPr>
-            <w:vAlign w:val="center"/>
-          </w:tcPr>
-          <w:p>
-            <w:pPr>
-              <w:spacing w:after="0" w:before="0" w:lineRule="auto"/>
-              <w:rPr>
-                <w:rFonts w:ascii="Calibri" w:cs="Calibri" w:eastAsia="Calibri" w:hAnsi="Calibri"/>
-                <w:sz w:val="24"/>
-                <w:szCs w:val="24"/>
-              </w:rPr>
-            </w:pPr>
-            <w:r>
-              <w:rPr>
-                <w:rFonts w:ascii="Calibri" w:cs="Calibri" w:eastAsia="Calibri" w:hAnsi="Calibri"/>
-                <w:sz w:val="24"/>
-                <w:szCs w:val="24"/>
-                <w:rtl w:val="0"/>
-              </w:rPr>
-              <w:t xml:space="preserve">Identificador único del registro de inventario</w:t>
-            </w:r>
-          </w:p>
-        </w:tc>
-        <w:tc>
-          <w:tcPr>
-            <w:vAlign w:val="center"/>
-          </w:tcPr>
-          <w:p>
-            <w:pPr>
-              <w:spacing w:after="0" w:before="0" w:lineRule="auto"/>
-              <w:rPr>
-                <w:rFonts w:ascii="Calibri" w:cs="Calibri" w:eastAsia="Calibri" w:hAnsi="Calibri"/>
-                <w:sz w:val="24"/>
-                <w:szCs w:val="24"/>
-              </w:rPr>
-            </w:pPr>
-            <w:r>
-              <w:rPr>
-                <w:rFonts w:ascii="Calibri" w:cs="Calibri" w:eastAsia="Calibri" w:hAnsi="Calibri"/>
-                <w:sz w:val="24"/>
-                <w:szCs w:val="24"/>
-                <w:rtl w:val="0"/>
-              </w:rPr>
-              <w:t xml:space="preserve">64 bits</w:t>
+              <w:rPr>
+                <w:rFonts w:ascii="Calibri" w:cs="Calibri" w:eastAsia="Calibri" w:hAnsi="Calibri"/>
+                <w:sz w:val="24"/>
+                <w:szCs w:val="24"/>
+              </w:rPr>
+            </w:pPr>
+            <w:r>
+              <w:rPr>
+                <w:rtl w:val="0"/>
+              </w:rPr>
+            </w:r>
+          </w:p>
+        </w:tc>
+        <w:tc>
+          <w:tcPr>
+            <w:vAlign w:val="center"/>
+          </w:tcPr>
+          <w:p>
+            <w:pPr>
+              <w:rPr>
+                <w:rFonts w:ascii="Calibri" w:cs="Calibri" w:eastAsia="Calibri" w:hAnsi="Calibri"/>
+                <w:sz w:val="24"/>
+                <w:szCs w:val="24"/>
+              </w:rPr>
+            </w:pPr>
+            <w:r>
+              <w:rPr>
+                <w:rtl w:val="0"/>
+              </w:rPr>
+            </w:r>
+          </w:p>
+        </w:tc>
+        <w:tc>
+          <w:tcPr>
+            <w:vAlign w:val="center"/>
+          </w:tcPr>
+          <w:p>
+            <w:pPr>
+              <w:rPr>
+                <w:rFonts w:ascii="Calibri" w:cs="Calibri" w:eastAsia="Calibri" w:hAnsi="Calibri"/>
+                <w:sz w:val="24"/>
+                <w:szCs w:val="24"/>
+              </w:rPr>
+            </w:pPr>
+            <w:r>
+              <w:rPr>
+                <w:rtl w:val="0"/>
+              </w:rPr>
+            </w:r>
+          </w:p>
+        </w:tc>
+        <w:tc>
+          <w:tcPr>
+            <w:vAlign w:val="center"/>
+          </w:tcPr>
+          <w:p>
+            <w:pPr>
+              <w:rPr>
+                <w:rFonts w:ascii="Calibri" w:cs="Calibri" w:eastAsia="Calibri" w:hAnsi="Calibri"/>
+                <w:sz w:val="24"/>
+                <w:szCs w:val="24"/>
+              </w:rPr>
+            </w:pPr>
+            <w:r>
+              <w:rPr>
+                <w:rtl w:val="0"/>
+              </w:rPr>
+            </w:r>
+          </w:p>
+        </w:tc>
+        <w:tc>
+          <w:tcPr>
+            <w:vAlign w:val="center"/>
+          </w:tcPr>
+          <w:p>
+            <w:pPr>
+              <w:rPr>
+                <w:rFonts w:ascii="Calibri" w:cs="Calibri" w:eastAsia="Calibri" w:hAnsi="Calibri"/>
+                <w:sz w:val="24"/>
+                <w:szCs w:val="24"/>
+              </w:rPr>
+            </w:pPr>
+            <w:r>
+              <w:rPr>
+                <w:rtl w:val="0"/>
+              </w:rPr>
+            </w:r>
+          </w:p>
+        </w:tc>
+        <w:tc>
+          <w:tcPr>
+            <w:vAlign w:val="center"/>
+          </w:tcPr>
+          <w:p>
+            <w:pPr>
+              <w:rPr>
+                <w:rFonts w:ascii="Calibri" w:cs="Calibri" w:eastAsia="Calibri" w:hAnsi="Calibri"/>
+                <w:sz w:val="24"/>
+                <w:szCs w:val="24"/>
+              </w:rPr>
+            </w:pPr>
+            <w:r>
+              <w:rPr>
+                <w:rtl w:val="0"/>
+              </w:rPr>
             </w:r>
           </w:p>
         </w:tc>
@@ -19003,141 +20207,111 @@
           </w:tcPr>
           <w:p>
             <w:pPr>
-              <w:spacing w:after="0" w:before="0" w:lineRule="auto"/>
-              <w:rPr>
-                <w:rFonts w:ascii="Calibri" w:cs="Calibri" w:eastAsia="Calibri" w:hAnsi="Calibri"/>
-                <w:sz w:val="24"/>
-                <w:szCs w:val="24"/>
-              </w:rPr>
-            </w:pPr>
-            <w:r>
-              <w:rPr>
-                <w:rFonts w:ascii="Calibri" w:cs="Calibri" w:eastAsia="Calibri" w:hAnsi="Calibri"/>
-                <w:sz w:val="24"/>
-                <w:szCs w:val="24"/>
-                <w:rtl w:val="0"/>
-              </w:rPr>
-              <w:t xml:space="preserve">producto_id</w:t>
-            </w:r>
-          </w:p>
-        </w:tc>
-        <w:tc>
-          <w:tcPr>
-            <w:vAlign w:val="center"/>
-          </w:tcPr>
-          <w:p>
-            <w:pPr>
-              <w:spacing w:after="0" w:before="0" w:lineRule="auto"/>
-              <w:rPr>
-                <w:rFonts w:ascii="Calibri" w:cs="Calibri" w:eastAsia="Calibri" w:hAnsi="Calibri"/>
-                <w:sz w:val="24"/>
-                <w:szCs w:val="24"/>
-              </w:rPr>
-            </w:pPr>
-            <w:r>
-              <w:rPr>
-                <w:rFonts w:ascii="Calibri" w:cs="Calibri" w:eastAsia="Calibri" w:hAnsi="Calibri"/>
-                <w:sz w:val="24"/>
-                <w:szCs w:val="24"/>
-                <w:rtl w:val="0"/>
-              </w:rPr>
-              <w:t xml:space="preserve">Sí (UNIQUE)</w:t>
-            </w:r>
-          </w:p>
-        </w:tc>
-        <w:tc>
-          <w:tcPr>
-            <w:vAlign w:val="center"/>
-          </w:tcPr>
-          <w:p>
-            <w:pPr>
-              <w:spacing w:after="0" w:before="0" w:lineRule="auto"/>
-              <w:rPr>
-                <w:rFonts w:ascii="Calibri" w:cs="Calibri" w:eastAsia="Calibri" w:hAnsi="Calibri"/>
-                <w:sz w:val="24"/>
-                <w:szCs w:val="24"/>
-              </w:rPr>
-            </w:pPr>
-            <w:r>
-              <w:rPr>
-                <w:rFonts w:ascii="Calibri" w:cs="Calibri" w:eastAsia="Calibri" w:hAnsi="Calibri"/>
-                <w:sz w:val="24"/>
-                <w:szCs w:val="24"/>
-                <w:rtl w:val="0"/>
-              </w:rPr>
-              <w:t xml:space="preserve">No</w:t>
-            </w:r>
-          </w:p>
-        </w:tc>
-        <w:tc>
-          <w:tcPr>
-            <w:vAlign w:val="center"/>
-          </w:tcPr>
-          <w:p>
-            <w:pPr>
-              <w:spacing w:after="0" w:before="0" w:lineRule="auto"/>
-              <w:rPr>
-                <w:rFonts w:ascii="Calibri" w:cs="Calibri" w:eastAsia="Calibri" w:hAnsi="Calibri"/>
-                <w:sz w:val="24"/>
-                <w:szCs w:val="24"/>
-              </w:rPr>
-            </w:pPr>
-            <w:r>
-              <w:rPr>
-                <w:rFonts w:ascii="Calibri" w:cs="Calibri" w:eastAsia="Calibri" w:hAnsi="Calibri"/>
-                <w:sz w:val="24"/>
-                <w:szCs w:val="24"/>
-                <w:rtl w:val="0"/>
-              </w:rPr>
-              <w:t xml:space="preserve">bigint</w:t>
-            </w:r>
-          </w:p>
-        </w:tc>
-        <w:tc>
-          <w:tcPr>
-            <w:vAlign w:val="center"/>
-          </w:tcPr>
-          <w:p>
-            <w:pPr>
-              <w:spacing w:after="0" w:before="0" w:lineRule="auto"/>
-              <w:rPr>
-                <w:rFonts w:ascii="Calibri" w:cs="Calibri" w:eastAsia="Calibri" w:hAnsi="Calibri"/>
-                <w:sz w:val="24"/>
-                <w:szCs w:val="24"/>
-              </w:rPr>
-            </w:pPr>
-            <w:r>
-              <w:rPr>
-                <w:rFonts w:ascii="Calibri" w:cs="Calibri" w:eastAsia="Calibri" w:hAnsi="Calibri"/>
-                <w:sz w:val="24"/>
-                <w:szCs w:val="24"/>
-                <w:rtl w:val="0"/>
-              </w:rPr>
-              <w:t xml:space="preserve">Referencia al producto</w:t>
-            </w:r>
-          </w:p>
-        </w:tc>
-        <w:tc>
-          <w:tcPr>
-            <w:vAlign w:val="center"/>
-          </w:tcPr>
-          <w:p>
-            <w:pPr>
-              <w:spacing w:after="0" w:before="0" w:lineRule="auto"/>
-              <w:rPr>
-                <w:rFonts w:ascii="Calibri" w:cs="Calibri" w:eastAsia="Calibri" w:hAnsi="Calibri"/>
-                <w:sz w:val="24"/>
-                <w:szCs w:val="24"/>
-              </w:rPr>
-            </w:pPr>
-            <w:r>
-              <w:rPr>
-                <w:rFonts w:ascii="Calibri" w:cs="Calibri" w:eastAsia="Calibri" w:hAnsi="Calibri"/>
-                <w:sz w:val="24"/>
-                <w:szCs w:val="24"/>
-                <w:rtl w:val="0"/>
-              </w:rPr>
-              <w:t xml:space="preserve">64 bits</w:t>
+              <w:rPr>
+                <w:rFonts w:ascii="Calibri" w:cs="Calibri" w:eastAsia="Calibri" w:hAnsi="Calibri"/>
+                <w:sz w:val="24"/>
+                <w:szCs w:val="24"/>
+              </w:rPr>
+            </w:pPr>
+            <w:r>
+              <w:rPr>
+                <w:rtl w:val="0"/>
+              </w:rPr>
+            </w:r>
+          </w:p>
+        </w:tc>
+        <w:tc>
+          <w:tcPr>
+            <w:vAlign w:val="center"/>
+          </w:tcPr>
+          <w:p>
+            <w:pPr>
+              <w:rPr>
+                <w:rFonts w:ascii="Calibri" w:cs="Calibri" w:eastAsia="Calibri" w:hAnsi="Calibri"/>
+                <w:sz w:val="24"/>
+                <w:szCs w:val="24"/>
+              </w:rPr>
+            </w:pPr>
+            <w:r>
+              <w:rPr>
+                <w:rtl w:val="0"/>
+              </w:rPr>
+            </w:r>
+          </w:p>
+        </w:tc>
+        <w:tc>
+          <w:tcPr>
+            <w:vAlign w:val="center"/>
+          </w:tcPr>
+          <w:p>
+            <w:pPr>
+              <w:rPr>
+                <w:rFonts w:ascii="Calibri" w:cs="Calibri" w:eastAsia="Calibri" w:hAnsi="Calibri"/>
+                <w:sz w:val="24"/>
+                <w:szCs w:val="24"/>
+              </w:rPr>
+            </w:pPr>
+            <w:r>
+              <w:rPr>
+                <w:rtl w:val="0"/>
+              </w:rPr>
+            </w:r>
+          </w:p>
+        </w:tc>
+        <w:tc>
+          <w:tcPr>
+            <w:vAlign w:val="center"/>
+          </w:tcPr>
+          <w:p>
+            <w:pPr>
+              <w:rPr>
+                <w:rFonts w:ascii="Calibri" w:cs="Calibri" w:eastAsia="Calibri" w:hAnsi="Calibri"/>
+                <w:sz w:val="24"/>
+                <w:szCs w:val="24"/>
+              </w:rPr>
+            </w:pPr>
+            <w:r>
+              <w:rPr>
+                <w:rtl w:val="0"/>
+              </w:rPr>
+            </w:r>
+          </w:p>
+        </w:tc>
+        <w:tc>
+          <w:tcPr>
+            <w:vAlign w:val="center"/>
+          </w:tcPr>
+          <w:p>
+            <w:pPr>
+              <w:rPr>
+                <w:rFonts w:ascii="Calibri" w:cs="Calibri" w:eastAsia="Calibri" w:hAnsi="Calibri"/>
+                <w:sz w:val="24"/>
+                <w:szCs w:val="24"/>
+              </w:rPr>
+            </w:pPr>
+            <w:r>
+              <w:rPr>
+                <w:rtl w:val="0"/>
+              </w:rPr>
+            </w:r>
+          </w:p>
+        </w:tc>
+        <w:tc>
+          <w:tcPr>
+            <w:vAlign w:val="center"/>
+          </w:tcPr>
+          <w:p>
+            <w:pPr>
+              <w:rPr>
+                <w:rFonts w:ascii="Calibri" w:cs="Calibri" w:eastAsia="Calibri" w:hAnsi="Calibri"/>
+                <w:sz w:val="24"/>
+                <w:szCs w:val="24"/>
+              </w:rPr>
+            </w:pPr>
+            <w:r>
+              <w:rPr>
+                <w:rtl w:val="0"/>
+              </w:rPr>
             </w:r>
           </w:p>
         </w:tc>
@@ -19153,141 +20327,111 @@
           </w:tcPr>
           <w:p>
             <w:pPr>
-              <w:spacing w:after="0" w:before="0" w:lineRule="auto"/>
-              <w:rPr>
-                <w:rFonts w:ascii="Calibri" w:cs="Calibri" w:eastAsia="Calibri" w:hAnsi="Calibri"/>
-                <w:sz w:val="24"/>
-                <w:szCs w:val="24"/>
-              </w:rPr>
-            </w:pPr>
-            <w:r>
-              <w:rPr>
-                <w:rFonts w:ascii="Calibri" w:cs="Calibri" w:eastAsia="Calibri" w:hAnsi="Calibri"/>
-                <w:sz w:val="24"/>
-                <w:szCs w:val="24"/>
-                <w:rtl w:val="0"/>
-              </w:rPr>
-              <w:t xml:space="preserve">talla</w:t>
-            </w:r>
-          </w:p>
-        </w:tc>
-        <w:tc>
-          <w:tcPr>
-            <w:vAlign w:val="center"/>
-          </w:tcPr>
-          <w:p>
-            <w:pPr>
-              <w:spacing w:after="0" w:before="0" w:lineRule="auto"/>
-              <w:rPr>
-                <w:rFonts w:ascii="Calibri" w:cs="Calibri" w:eastAsia="Calibri" w:hAnsi="Calibri"/>
-                <w:sz w:val="24"/>
-                <w:szCs w:val="24"/>
-              </w:rPr>
-            </w:pPr>
-            <w:r>
-              <w:rPr>
-                <w:rFonts w:ascii="Calibri" w:cs="Calibri" w:eastAsia="Calibri" w:hAnsi="Calibri"/>
-                <w:sz w:val="24"/>
-                <w:szCs w:val="24"/>
-                <w:rtl w:val="0"/>
-              </w:rPr>
-              <w:t xml:space="preserve">Sí (UNIQUE)</w:t>
-            </w:r>
-          </w:p>
-        </w:tc>
-        <w:tc>
-          <w:tcPr>
-            <w:vAlign w:val="center"/>
-          </w:tcPr>
-          <w:p>
-            <w:pPr>
-              <w:spacing w:after="0" w:before="0" w:lineRule="auto"/>
-              <w:rPr>
-                <w:rFonts w:ascii="Calibri" w:cs="Calibri" w:eastAsia="Calibri" w:hAnsi="Calibri"/>
-                <w:sz w:val="24"/>
-                <w:szCs w:val="24"/>
-              </w:rPr>
-            </w:pPr>
-            <w:r>
-              <w:rPr>
-                <w:rFonts w:ascii="Calibri" w:cs="Calibri" w:eastAsia="Calibri" w:hAnsi="Calibri"/>
-                <w:sz w:val="24"/>
-                <w:szCs w:val="24"/>
-                <w:rtl w:val="0"/>
-              </w:rPr>
-              <w:t xml:space="preserve">No</w:t>
-            </w:r>
-          </w:p>
-        </w:tc>
-        <w:tc>
-          <w:tcPr>
-            <w:vAlign w:val="center"/>
-          </w:tcPr>
-          <w:p>
-            <w:pPr>
-              <w:spacing w:after="0" w:before="0" w:lineRule="auto"/>
-              <w:rPr>
-                <w:rFonts w:ascii="Calibri" w:cs="Calibri" w:eastAsia="Calibri" w:hAnsi="Calibri"/>
-                <w:sz w:val="24"/>
-                <w:szCs w:val="24"/>
-              </w:rPr>
-            </w:pPr>
-            <w:r>
-              <w:rPr>
-                <w:rFonts w:ascii="Calibri" w:cs="Calibri" w:eastAsia="Calibri" w:hAnsi="Calibri"/>
-                <w:sz w:val="24"/>
-                <w:szCs w:val="24"/>
-                <w:rtl w:val="0"/>
-              </w:rPr>
-              <w:t xml:space="preserve">text</w:t>
-            </w:r>
-          </w:p>
-        </w:tc>
-        <w:tc>
-          <w:tcPr>
-            <w:vAlign w:val="center"/>
-          </w:tcPr>
-          <w:p>
-            <w:pPr>
-              <w:spacing w:after="0" w:before="0" w:lineRule="auto"/>
-              <w:rPr>
-                <w:rFonts w:ascii="Calibri" w:cs="Calibri" w:eastAsia="Calibri" w:hAnsi="Calibri"/>
-                <w:sz w:val="24"/>
-                <w:szCs w:val="24"/>
-              </w:rPr>
-            </w:pPr>
-            <w:r>
-              <w:rPr>
-                <w:rFonts w:ascii="Calibri" w:cs="Calibri" w:eastAsia="Calibri" w:hAnsi="Calibri"/>
-                <w:sz w:val="24"/>
-                <w:szCs w:val="24"/>
-                <w:rtl w:val="0"/>
-              </w:rPr>
-              <w:t xml:space="preserve">Talla correspondiente al producto</w:t>
-            </w:r>
-          </w:p>
-        </w:tc>
-        <w:tc>
-          <w:tcPr>
-            <w:vAlign w:val="center"/>
-          </w:tcPr>
-          <w:p>
-            <w:pPr>
-              <w:spacing w:after="0" w:before="0" w:lineRule="auto"/>
-              <w:rPr>
-                <w:rFonts w:ascii="Calibri" w:cs="Calibri" w:eastAsia="Calibri" w:hAnsi="Calibri"/>
-                <w:sz w:val="24"/>
-                <w:szCs w:val="24"/>
-              </w:rPr>
-            </w:pPr>
-            <w:r>
-              <w:rPr>
-                <w:rFonts w:ascii="Calibri" w:cs="Calibri" w:eastAsia="Calibri" w:hAnsi="Calibri"/>
-                <w:sz w:val="24"/>
-                <w:szCs w:val="24"/>
-                <w:rtl w:val="0"/>
-              </w:rPr>
-              <w:t xml:space="preserve">Variable</w:t>
+              <w:rPr>
+                <w:rFonts w:ascii="Calibri" w:cs="Calibri" w:eastAsia="Calibri" w:hAnsi="Calibri"/>
+                <w:sz w:val="24"/>
+                <w:szCs w:val="24"/>
+              </w:rPr>
+            </w:pPr>
+            <w:r>
+              <w:rPr>
+                <w:rtl w:val="0"/>
+              </w:rPr>
+            </w:r>
+          </w:p>
+        </w:tc>
+        <w:tc>
+          <w:tcPr>
+            <w:vAlign w:val="center"/>
+          </w:tcPr>
+          <w:p>
+            <w:pPr>
+              <w:rPr>
+                <w:rFonts w:ascii="Calibri" w:cs="Calibri" w:eastAsia="Calibri" w:hAnsi="Calibri"/>
+                <w:sz w:val="24"/>
+                <w:szCs w:val="24"/>
+              </w:rPr>
+            </w:pPr>
+            <w:r>
+              <w:rPr>
+                <w:rtl w:val="0"/>
+              </w:rPr>
+            </w:r>
+          </w:p>
+        </w:tc>
+        <w:tc>
+          <w:tcPr>
+            <w:vAlign w:val="center"/>
+          </w:tcPr>
+          <w:p>
+            <w:pPr>
+              <w:rPr>
+                <w:rFonts w:ascii="Calibri" w:cs="Calibri" w:eastAsia="Calibri" w:hAnsi="Calibri"/>
+                <w:sz w:val="24"/>
+                <w:szCs w:val="24"/>
+              </w:rPr>
+            </w:pPr>
+            <w:r>
+              <w:rPr>
+                <w:rtl w:val="0"/>
+              </w:rPr>
+            </w:r>
+          </w:p>
+        </w:tc>
+        <w:tc>
+          <w:tcPr>
+            <w:vAlign w:val="center"/>
+          </w:tcPr>
+          <w:p>
+            <w:pPr>
+              <w:rPr>
+                <w:rFonts w:ascii="Calibri" w:cs="Calibri" w:eastAsia="Calibri" w:hAnsi="Calibri"/>
+                <w:sz w:val="24"/>
+                <w:szCs w:val="24"/>
+              </w:rPr>
+            </w:pPr>
+            <w:r>
+              <w:rPr>
+                <w:rtl w:val="0"/>
+              </w:rPr>
+            </w:r>
+          </w:p>
+        </w:tc>
+        <w:tc>
+          <w:tcPr>
+            <w:vAlign w:val="center"/>
+          </w:tcPr>
+          <w:p>
+            <w:pPr>
+              <w:rPr>
+                <w:rFonts w:ascii="Calibri" w:cs="Calibri" w:eastAsia="Calibri" w:hAnsi="Calibri"/>
+                <w:sz w:val="24"/>
+                <w:szCs w:val="24"/>
+              </w:rPr>
+            </w:pPr>
+            <w:r>
+              <w:rPr>
+                <w:rtl w:val="0"/>
+              </w:rPr>
+            </w:r>
+          </w:p>
+        </w:tc>
+        <w:tc>
+          <w:tcPr>
+            <w:vAlign w:val="center"/>
+          </w:tcPr>
+          <w:p>
+            <w:pPr>
+              <w:rPr>
+                <w:rFonts w:ascii="Calibri" w:cs="Calibri" w:eastAsia="Calibri" w:hAnsi="Calibri"/>
+                <w:sz w:val="24"/>
+                <w:szCs w:val="24"/>
+              </w:rPr>
+            </w:pPr>
+            <w:r>
+              <w:rPr>
+                <w:rtl w:val="0"/>
+              </w:rPr>
             </w:r>
           </w:p>
         </w:tc>
@@ -19303,141 +20447,111 @@
           </w:tcPr>
           <w:p>
             <w:pPr>
-              <w:spacing w:after="0" w:before="0" w:lineRule="auto"/>
-              <w:rPr>
-                <w:rFonts w:ascii="Calibri" w:cs="Calibri" w:eastAsia="Calibri" w:hAnsi="Calibri"/>
-                <w:sz w:val="24"/>
-                <w:szCs w:val="24"/>
-              </w:rPr>
-            </w:pPr>
-            <w:r>
-              <w:rPr>
-                <w:rFonts w:ascii="Calibri" w:cs="Calibri" w:eastAsia="Calibri" w:hAnsi="Calibri"/>
-                <w:sz w:val="24"/>
-                <w:szCs w:val="24"/>
-                <w:rtl w:val="0"/>
-              </w:rPr>
-              <w:t xml:space="preserve">cantidad</w:t>
-            </w:r>
-          </w:p>
-        </w:tc>
-        <w:tc>
-          <w:tcPr>
-            <w:vAlign w:val="center"/>
-          </w:tcPr>
-          <w:p>
-            <w:pPr>
-              <w:spacing w:after="0" w:before="0" w:lineRule="auto"/>
-              <w:rPr>
-                <w:rFonts w:ascii="Calibri" w:cs="Calibri" w:eastAsia="Calibri" w:hAnsi="Calibri"/>
-                <w:sz w:val="24"/>
-                <w:szCs w:val="24"/>
-              </w:rPr>
-            </w:pPr>
-            <w:r>
-              <w:rPr>
-                <w:rFonts w:ascii="Calibri" w:cs="Calibri" w:eastAsia="Calibri" w:hAnsi="Calibri"/>
-                <w:sz w:val="24"/>
-                <w:szCs w:val="24"/>
-                <w:rtl w:val="0"/>
-              </w:rPr>
-              <w:t xml:space="preserve">No</w:t>
-            </w:r>
-          </w:p>
-        </w:tc>
-        <w:tc>
-          <w:tcPr>
-            <w:vAlign w:val="center"/>
-          </w:tcPr>
-          <w:p>
-            <w:pPr>
-              <w:spacing w:after="0" w:before="0" w:lineRule="auto"/>
-              <w:rPr>
-                <w:rFonts w:ascii="Calibri" w:cs="Calibri" w:eastAsia="Calibri" w:hAnsi="Calibri"/>
-                <w:sz w:val="24"/>
-                <w:szCs w:val="24"/>
-              </w:rPr>
-            </w:pPr>
-            <w:r>
-              <w:rPr>
-                <w:rFonts w:ascii="Calibri" w:cs="Calibri" w:eastAsia="Calibri" w:hAnsi="Calibri"/>
-                <w:sz w:val="24"/>
-                <w:szCs w:val="24"/>
-                <w:rtl w:val="0"/>
-              </w:rPr>
-              <w:t xml:space="preserve">No</w:t>
-            </w:r>
-          </w:p>
-        </w:tc>
-        <w:tc>
-          <w:tcPr>
-            <w:vAlign w:val="center"/>
-          </w:tcPr>
-          <w:p>
-            <w:pPr>
-              <w:spacing w:after="0" w:before="0" w:lineRule="auto"/>
-              <w:rPr>
-                <w:rFonts w:ascii="Calibri" w:cs="Calibri" w:eastAsia="Calibri" w:hAnsi="Calibri"/>
-                <w:sz w:val="24"/>
-                <w:szCs w:val="24"/>
-              </w:rPr>
-            </w:pPr>
-            <w:r>
-              <w:rPr>
-                <w:rFonts w:ascii="Calibri" w:cs="Calibri" w:eastAsia="Calibri" w:hAnsi="Calibri"/>
-                <w:sz w:val="24"/>
-                <w:szCs w:val="24"/>
-                <w:rtl w:val="0"/>
-              </w:rPr>
-              <w:t xml:space="preserve">integer</w:t>
-            </w:r>
-          </w:p>
-        </w:tc>
-        <w:tc>
-          <w:tcPr>
-            <w:vAlign w:val="center"/>
-          </w:tcPr>
-          <w:p>
-            <w:pPr>
-              <w:spacing w:after="0" w:before="0" w:lineRule="auto"/>
-              <w:rPr>
-                <w:rFonts w:ascii="Calibri" w:cs="Calibri" w:eastAsia="Calibri" w:hAnsi="Calibri"/>
-                <w:sz w:val="24"/>
-                <w:szCs w:val="24"/>
-              </w:rPr>
-            </w:pPr>
-            <w:r>
-              <w:rPr>
-                <w:rFonts w:ascii="Calibri" w:cs="Calibri" w:eastAsia="Calibri" w:hAnsi="Calibri"/>
-                <w:sz w:val="24"/>
-                <w:szCs w:val="24"/>
-                <w:rtl w:val="0"/>
-              </w:rPr>
-              <w:t xml:space="preserve">Cantidad disponible en inventario</w:t>
-            </w:r>
-          </w:p>
-        </w:tc>
-        <w:tc>
-          <w:tcPr>
-            <w:vAlign w:val="center"/>
-          </w:tcPr>
-          <w:p>
-            <w:pPr>
-              <w:spacing w:after="0" w:before="0" w:lineRule="auto"/>
-              <w:rPr>
-                <w:rFonts w:ascii="Calibri" w:cs="Calibri" w:eastAsia="Calibri" w:hAnsi="Calibri"/>
-                <w:sz w:val="24"/>
-                <w:szCs w:val="24"/>
-              </w:rPr>
-            </w:pPr>
-            <w:r>
-              <w:rPr>
-                <w:rFonts w:ascii="Calibri" w:cs="Calibri" w:eastAsia="Calibri" w:hAnsi="Calibri"/>
-                <w:sz w:val="24"/>
-                <w:szCs w:val="24"/>
-                <w:rtl w:val="0"/>
-              </w:rPr>
-              <w:t xml:space="preserve">32 bits</w:t>
+              <w:rPr>
+                <w:rFonts w:ascii="Calibri" w:cs="Calibri" w:eastAsia="Calibri" w:hAnsi="Calibri"/>
+                <w:sz w:val="24"/>
+                <w:szCs w:val="24"/>
+              </w:rPr>
+            </w:pPr>
+            <w:r>
+              <w:rPr>
+                <w:rtl w:val="0"/>
+              </w:rPr>
+            </w:r>
+          </w:p>
+        </w:tc>
+        <w:tc>
+          <w:tcPr>
+            <w:vAlign w:val="center"/>
+          </w:tcPr>
+          <w:p>
+            <w:pPr>
+              <w:rPr>
+                <w:rFonts w:ascii="Calibri" w:cs="Calibri" w:eastAsia="Calibri" w:hAnsi="Calibri"/>
+                <w:sz w:val="24"/>
+                <w:szCs w:val="24"/>
+              </w:rPr>
+            </w:pPr>
+            <w:r>
+              <w:rPr>
+                <w:rtl w:val="0"/>
+              </w:rPr>
+            </w:r>
+          </w:p>
+        </w:tc>
+        <w:tc>
+          <w:tcPr>
+            <w:vAlign w:val="center"/>
+          </w:tcPr>
+          <w:p>
+            <w:pPr>
+              <w:rPr>
+                <w:rFonts w:ascii="Calibri" w:cs="Calibri" w:eastAsia="Calibri" w:hAnsi="Calibri"/>
+                <w:sz w:val="24"/>
+                <w:szCs w:val="24"/>
+              </w:rPr>
+            </w:pPr>
+            <w:r>
+              <w:rPr>
+                <w:rtl w:val="0"/>
+              </w:rPr>
+            </w:r>
+          </w:p>
+        </w:tc>
+        <w:tc>
+          <w:tcPr>
+            <w:vAlign w:val="center"/>
+          </w:tcPr>
+          <w:p>
+            <w:pPr>
+              <w:rPr>
+                <w:rFonts w:ascii="Calibri" w:cs="Calibri" w:eastAsia="Calibri" w:hAnsi="Calibri"/>
+                <w:sz w:val="24"/>
+                <w:szCs w:val="24"/>
+              </w:rPr>
+            </w:pPr>
+            <w:r>
+              <w:rPr>
+                <w:rtl w:val="0"/>
+              </w:rPr>
+            </w:r>
+          </w:p>
+        </w:tc>
+        <w:tc>
+          <w:tcPr>
+            <w:vAlign w:val="center"/>
+          </w:tcPr>
+          <w:p>
+            <w:pPr>
+              <w:rPr>
+                <w:rFonts w:ascii="Calibri" w:cs="Calibri" w:eastAsia="Calibri" w:hAnsi="Calibri"/>
+                <w:sz w:val="24"/>
+                <w:szCs w:val="24"/>
+              </w:rPr>
+            </w:pPr>
+            <w:r>
+              <w:rPr>
+                <w:rtl w:val="0"/>
+              </w:rPr>
+            </w:r>
+          </w:p>
+        </w:tc>
+        <w:tc>
+          <w:tcPr>
+            <w:vAlign w:val="center"/>
+          </w:tcPr>
+          <w:p>
+            <w:pPr>
+              <w:rPr>
+                <w:rFonts w:ascii="Calibri" w:cs="Calibri" w:eastAsia="Calibri" w:hAnsi="Calibri"/>
+                <w:sz w:val="24"/>
+                <w:szCs w:val="24"/>
+              </w:rPr>
+            </w:pPr>
+            <w:r>
+              <w:rPr>
+                <w:rtl w:val="0"/>
+              </w:rPr>
             </w:r>
           </w:p>
         </w:tc>
@@ -19471,6 +20585,6234 @@
           <w:rtl w:val="0"/>
         </w:rPr>
         <w:t xml:space="preserve">Las marcas UNIQUE provienen de la exportación SQL y podrían representar una restricción compuesta; verificar en Supabase.</w:t>
+      </w:r>
+    </w:p>
+    <w:p>
+      <w:pPr>
+        <w:spacing w:before="160" w:lineRule="auto"/>
+        <w:rPr>
+          <w:rFonts w:ascii="Calibri" w:cs="Calibri" w:eastAsia="Calibri" w:hAnsi="Calibri"/>
+          <w:sz w:val="24"/>
+          <w:szCs w:val="24"/>
+        </w:rPr>
+      </w:pPr>
+      <w:r>
+        <w:rPr>
+          <w:rtl w:val="0"/>
+        </w:rPr>
+      </w:r>
+    </w:p>
+    <w:p>
+      <w:pPr>
+        <w:spacing w:before="160" w:lineRule="auto"/>
+        <w:rPr>
+          <w:rFonts w:ascii="Calibri" w:cs="Calibri" w:eastAsia="Calibri" w:hAnsi="Calibri"/>
+          <w:sz w:val="24"/>
+          <w:szCs w:val="24"/>
+        </w:rPr>
+      </w:pPr>
+      <w:r>
+        <w:rPr>
+          <w:rtl w:val="0"/>
+        </w:rPr>
+      </w:r>
+    </w:p>
+    <w:p>
+      <w:pPr>
+        <w:spacing w:before="160" w:lineRule="auto"/>
+        <w:rPr>
+          <w:rFonts w:ascii="Calibri" w:cs="Calibri" w:eastAsia="Calibri" w:hAnsi="Calibri"/>
+          <w:sz w:val="24"/>
+          <w:szCs w:val="24"/>
+        </w:rPr>
+      </w:pPr>
+      <w:r>
+        <w:rPr>
+          <w:rtl w:val="0"/>
+        </w:rPr>
+      </w:r>
+    </w:p>
+    <w:p>
+      <w:pPr>
+        <w:spacing w:before="160" w:lineRule="auto"/>
+        <w:rPr>
+          <w:rFonts w:ascii="Calibri" w:cs="Calibri" w:eastAsia="Calibri" w:hAnsi="Calibri"/>
+          <w:sz w:val="24"/>
+          <w:szCs w:val="24"/>
+        </w:rPr>
+      </w:pPr>
+      <w:r>
+        <w:rPr>
+          <w:rtl w:val="0"/>
+        </w:rPr>
+      </w:r>
+    </w:p>
+    <w:p>
+      <w:pPr>
+        <w:spacing w:before="160" w:lineRule="auto"/>
+        <w:rPr>
+          <w:rFonts w:ascii="Calibri" w:cs="Calibri" w:eastAsia="Calibri" w:hAnsi="Calibri"/>
+          <w:sz w:val="24"/>
+          <w:szCs w:val="24"/>
+        </w:rPr>
+      </w:pPr>
+      <w:r>
+        <w:rPr>
+          <w:rtl w:val="0"/>
+        </w:rPr>
+      </w:r>
+    </w:p>
+    <w:p>
+      <w:pPr>
+        <w:spacing w:before="160" w:lineRule="auto"/>
+        <w:rPr>
+          <w:rFonts w:ascii="Calibri" w:cs="Calibri" w:eastAsia="Calibri" w:hAnsi="Calibri"/>
+          <w:sz w:val="24"/>
+          <w:szCs w:val="24"/>
+        </w:rPr>
+      </w:pPr>
+      <w:r>
+        <w:rPr>
+          <w:rtl w:val="0"/>
+        </w:rPr>
+      </w:r>
+    </w:p>
+    <w:p>
+      <w:pPr>
+        <w:spacing w:before="160" w:lineRule="auto"/>
+        <w:rPr>
+          <w:rFonts w:ascii="Calibri" w:cs="Calibri" w:eastAsia="Calibri" w:hAnsi="Calibri"/>
+          <w:sz w:val="24"/>
+          <w:szCs w:val="24"/>
+        </w:rPr>
+      </w:pPr>
+      <w:r>
+        <w:rPr>
+          <w:rtl w:val="0"/>
+        </w:rPr>
+      </w:r>
+    </w:p>
+    <w:p>
+      <w:pPr>
+        <w:spacing w:before="160" w:lineRule="auto"/>
+        <w:rPr>
+          <w:rFonts w:ascii="Calibri" w:cs="Calibri" w:eastAsia="Calibri" w:hAnsi="Calibri"/>
+          <w:sz w:val="24"/>
+          <w:szCs w:val="24"/>
+        </w:rPr>
+      </w:pPr>
+      <w:r>
+        <w:rPr>
+          <w:rtl w:val="0"/>
+        </w:rPr>
+      </w:r>
+    </w:p>
+    <w:p>
+      <w:pPr>
+        <w:spacing w:before="160" w:lineRule="auto"/>
+        <w:rPr>
+          <w:rFonts w:ascii="Calibri" w:cs="Calibri" w:eastAsia="Calibri" w:hAnsi="Calibri"/>
+          <w:sz w:val="24"/>
+          <w:szCs w:val="24"/>
+        </w:rPr>
+      </w:pPr>
+      <w:r>
+        <w:rPr>
+          <w:rtl w:val="0"/>
+        </w:rPr>
+      </w:r>
+    </w:p>
+    <w:p>
+      <w:pPr>
+        <w:spacing w:before="160" w:lineRule="auto"/>
+        <w:rPr>
+          <w:rFonts w:ascii="Calibri" w:cs="Calibri" w:eastAsia="Calibri" w:hAnsi="Calibri"/>
+          <w:sz w:val="24"/>
+          <w:szCs w:val="24"/>
+        </w:rPr>
+      </w:pPr>
+      <w:r>
+        <w:rPr>
+          <w:rtl w:val="0"/>
+        </w:rPr>
+      </w:r>
+    </w:p>
+    <w:p>
+      <w:pPr>
+        <w:spacing w:before="160" w:lineRule="auto"/>
+        <w:rPr>
+          <w:rFonts w:ascii="Calibri" w:cs="Calibri" w:eastAsia="Calibri" w:hAnsi="Calibri"/>
+          <w:sz w:val="24"/>
+          <w:szCs w:val="24"/>
+        </w:rPr>
+      </w:pPr>
+      <w:r>
+        <w:rPr>
+          <w:rtl w:val="0"/>
+        </w:rPr>
+      </w:r>
+    </w:p>
+    <w:p>
+      <w:pPr>
+        <w:spacing w:before="160" w:lineRule="auto"/>
+        <w:rPr>
+          <w:rFonts w:ascii="Calibri" w:cs="Calibri" w:eastAsia="Calibri" w:hAnsi="Calibri"/>
+          <w:sz w:val="24"/>
+          <w:szCs w:val="24"/>
+        </w:rPr>
+      </w:pPr>
+      <w:r>
+        <w:rPr>
+          <w:rtl w:val="0"/>
+        </w:rPr>
+      </w:r>
+    </w:p>
+    <w:p>
+      <w:pPr>
+        <w:spacing w:before="160" w:lineRule="auto"/>
+        <w:rPr>
+          <w:rFonts w:ascii="Calibri" w:cs="Calibri" w:eastAsia="Calibri" w:hAnsi="Calibri"/>
+          <w:sz w:val="24"/>
+          <w:szCs w:val="24"/>
+        </w:rPr>
+      </w:pPr>
+      <w:r>
+        <w:rPr>
+          <w:rtl w:val="0"/>
+        </w:rPr>
+      </w:r>
+    </w:p>
+    <w:p>
+      <w:pPr>
+        <w:spacing w:before="160" w:lineRule="auto"/>
+        <w:rPr>
+          <w:rFonts w:ascii="Calibri" w:cs="Calibri" w:eastAsia="Calibri" w:hAnsi="Calibri"/>
+          <w:sz w:val="24"/>
+          <w:szCs w:val="24"/>
+        </w:rPr>
+      </w:pPr>
+      <w:r>
+        <w:rPr>
+          <w:rtl w:val="0"/>
+        </w:rPr>
+      </w:r>
+    </w:p>
+    <w:p>
+      <w:pPr>
+        <w:spacing w:before="160" w:lineRule="auto"/>
+        <w:rPr>
+          <w:rFonts w:ascii="Calibri" w:cs="Calibri" w:eastAsia="Calibri" w:hAnsi="Calibri"/>
+          <w:sz w:val="24"/>
+          <w:szCs w:val="24"/>
+        </w:rPr>
+      </w:pPr>
+      <w:r>
+        <w:rPr>
+          <w:rtl w:val="0"/>
+        </w:rPr>
+      </w:r>
+    </w:p>
+    <w:p>
+      <w:pPr>
+        <w:spacing w:before="160" w:lineRule="auto"/>
+        <w:rPr>
+          <w:rFonts w:ascii="Calibri" w:cs="Calibri" w:eastAsia="Calibri" w:hAnsi="Calibri"/>
+          <w:sz w:val="24"/>
+          <w:szCs w:val="24"/>
+        </w:rPr>
+      </w:pPr>
+      <w:r>
+        <w:rPr>
+          <w:rtl w:val="0"/>
+        </w:rPr>
+      </w:r>
+    </w:p>
+    <w:p>
+      <w:pPr>
+        <w:spacing w:before="160" w:lineRule="auto"/>
+        <w:rPr>
+          <w:rFonts w:ascii="Calibri" w:cs="Calibri" w:eastAsia="Calibri" w:hAnsi="Calibri"/>
+          <w:sz w:val="24"/>
+          <w:szCs w:val="24"/>
+        </w:rPr>
+      </w:pPr>
+      <w:r>
+        <w:rPr>
+          <w:rtl w:val="0"/>
+        </w:rPr>
+      </w:r>
+    </w:p>
+    <w:p>
+      <w:pPr>
+        <w:spacing w:before="160" w:lineRule="auto"/>
+        <w:rPr>
+          <w:rFonts w:ascii="Calibri" w:cs="Calibri" w:eastAsia="Calibri" w:hAnsi="Calibri"/>
+          <w:sz w:val="24"/>
+          <w:szCs w:val="24"/>
+        </w:rPr>
+      </w:pPr>
+      <w:r>
+        <w:rPr>
+          <w:rtl w:val="0"/>
+        </w:rPr>
+      </w:r>
+    </w:p>
+    <w:p>
+      <w:pPr>
+        <w:spacing w:before="160" w:lineRule="auto"/>
+        <w:rPr>
+          <w:rFonts w:ascii="Calibri" w:cs="Calibri" w:eastAsia="Calibri" w:hAnsi="Calibri"/>
+          <w:sz w:val="24"/>
+          <w:szCs w:val="24"/>
+        </w:rPr>
+      </w:pPr>
+      <w:r>
+        <w:rPr>
+          <w:rtl w:val="0"/>
+        </w:rPr>
+      </w:r>
+    </w:p>
+    <w:p>
+      <w:pPr>
+        <w:jc w:val="center"/>
+        <w:rPr>
+          <w:rFonts w:ascii="Calibri" w:cs="Calibri" w:eastAsia="Calibri" w:hAnsi="Calibri"/>
+          <w:sz w:val="24"/>
+          <w:szCs w:val="24"/>
+        </w:rPr>
+      </w:pPr>
+      <w:r>
+        <w:rPr>
+          <w:rFonts w:ascii="Calibri" w:cs="Calibri" w:eastAsia="Calibri" w:hAnsi="Calibri"/>
+          <w:b w:val="1"/>
+          <w:bCs w:val="1"/>
+          <w:sz w:val="24"/>
+          <w:szCs w:val="24"/>
+          <w:rtl w:val="0"/>
+        </w:rPr>
+        <w:t xml:space="preserve">DICCIONARIO DATOS</w:t>
+      </w:r>
+      <w:r>
+        <w:rPr>
+          <w:rtl w:val="0"/>
+        </w:rPr>
+      </w:r>
+    </w:p>
+    <w:p>
+      <w:pPr>
+        <w:rPr>
+          <w:rFonts w:ascii="Calibri" w:cs="Calibri" w:eastAsia="Calibri" w:hAnsi="Calibri"/>
+          <w:sz w:val="24"/>
+          <w:szCs w:val="24"/>
+        </w:rPr>
+      </w:pPr>
+      <w:r>
+        <w:rPr>
+          <w:rFonts w:ascii="Calibri" w:cs="Calibri" w:eastAsia="Calibri" w:hAnsi="Calibri"/>
+          <w:b w:val="1"/>
+          <w:bCs w:val="1"/>
+          <w:sz w:val="24"/>
+          <w:szCs w:val="24"/>
+          <w:rtl w:val="0"/>
+        </w:rPr>
+        <w:t xml:space="preserve">TABLA: COMPROBANTES </w:t>
+      </w:r>
+      <w:r>
+        <w:rPr>
+          <w:rtl w:val="0"/>
+        </w:rPr>
+      </w:r>
+    </w:p>
+    <w:p>
+      <w:pPr>
+        <w:spacing w:after="200" w:lineRule="auto"/>
+        <w:rPr>
+          <w:rFonts w:ascii="Calibri" w:cs="Calibri" w:eastAsia="Calibri" w:hAnsi="Calibri"/>
+          <w:sz w:val="24"/>
+          <w:szCs w:val="24"/>
+        </w:rPr>
+      </w:pPr>
+      <w:r>
+        <w:rPr>
+          <w:rFonts w:ascii="Calibri" w:cs="Calibri" w:eastAsia="Calibri" w:hAnsi="Calibri"/>
+          <w:b w:val="1"/>
+          <w:bCs w:val="1"/>
+          <w:sz w:val="24"/>
+          <w:szCs w:val="24"/>
+          <w:rtl w:val="0"/>
+        </w:rPr>
+        <w:t xml:space="preserve">DESCRIPCIÓN: </w:t>
+      </w:r>
+      <w:r>
+        <w:rPr>
+          <w:rFonts w:ascii="Calibri" w:cs="Calibri" w:eastAsia="Calibri" w:hAnsi="Calibri"/>
+          <w:sz w:val="24"/>
+          <w:szCs w:val="24"/>
+          <w:rtl w:val="0"/>
+        </w:rPr>
+        <w:t xml:space="preserve">Almacena la información de los comprobantes de compra generados para los pedidos, incluyendo datos de emisión, estado del documento, PDF y seguimiento de envío por correo. </w:t>
+      </w:r>
+    </w:p>
+    <w:p>
+      <w:pPr>
+        <w:jc w:val="center"/>
+        <w:rPr>
+          <w:rFonts w:ascii="Calibri" w:cs="Calibri" w:eastAsia="Calibri" w:hAnsi="Calibri"/>
+          <w:sz w:val="24"/>
+          <w:szCs w:val="24"/>
+        </w:rPr>
+      </w:pPr>
+      <w:r>
+        <w:rPr>
+          <w:rFonts w:ascii="Calibri" w:cs="Calibri" w:eastAsia="Calibri" w:hAnsi="Calibri"/>
+          <w:b w:val="1"/>
+          <w:bCs w:val="1"/>
+          <w:sz w:val="24"/>
+          <w:szCs w:val="24"/>
+          <w:rtl w:val="0"/>
+        </w:rPr>
+        <w:t xml:space="preserve">ATRIBUTOS</w:t>
+      </w:r>
+      <w:r>
+        <w:rPr>
+          <w:rtl w:val="0"/>
+        </w:rPr>
+      </w:r>
+    </w:p>
+    <w:tbl>
+      <w:tblPr>
+        <w:tblStyle w:val="Table16"/>
+        <w:tblW w:w="10875.0" w:type="dxa"/>
+        <w:jc w:val="center"/>
+        <w:tblBorders>
+          <w:top w:color="000000" w:space="0" w:sz="4" w:val="single"/>
+          <w:left w:color="000000" w:space="0" w:sz="4" w:val="single"/>
+          <w:bottom w:color="000000" w:space="0" w:sz="4" w:val="single"/>
+          <w:right w:color="000000" w:space="0" w:sz="4" w:val="single"/>
+          <w:insideH w:color="000000" w:space="0" w:sz="4" w:val="single"/>
+          <w:insideV w:color="000000" w:space="0" w:sz="4" w:val="single"/>
+        </w:tblBorders>
+        <w:tblLayout w:type="fixed"/>
+        <w:tblLook w:val="0400"/>
+      </w:tblPr>
+      <w:tblGrid>
+        <w:gridCol w:w="1710"/>
+        <w:gridCol w:w="1440"/>
+        <w:gridCol w:w="1110"/>
+        <w:gridCol w:w="1545"/>
+        <w:gridCol w:w="3810"/>
+        <w:gridCol w:w="1260"/>
+        <w:tblGridChange w:id="0">
+          <w:tblGrid>
+            <w:gridCol w:w="1710"/>
+            <w:gridCol w:w="1440"/>
+            <w:gridCol w:w="1110"/>
+            <w:gridCol w:w="1545"/>
+            <w:gridCol w:w="3810"/>
+            <w:gridCol w:w="1260"/>
+          </w:tblGrid>
+        </w:tblGridChange>
+      </w:tblGrid>
+      <w:tr>
+        <w:trPr>
+          <w:cantSplit w:val="0"/>
+          <w:tblHeader w:val="1"/>
+        </w:trPr>
+        <w:tc>
+          <w:tcPr>
+            <w:tcBorders>
+              <w:bottom w:color="c4c7c5" w:space="0" w:sz="4" w:val="single"/>
+            </w:tcBorders>
+            <w:shd w:fill="e9ecef" w:val="clear"/>
+            <w:vAlign w:val="center"/>
+          </w:tcPr>
+          <w:p>
+            <w:pPr>
+              <w:keepNext w:val="0"/>
+              <w:keepLines w:val="0"/>
+              <w:widowControl w:val="1"/>
+              <w:pBdr>
+                <w:top w:space="0" w:sz="0" w:val="nil"/>
+                <w:left w:space="0" w:sz="0" w:val="nil"/>
+                <w:bottom w:space="0" w:sz="0" w:val="nil"/>
+                <w:right w:space="0" w:sz="0" w:val="nil"/>
+                <w:between w:space="0" w:sz="0" w:val="nil"/>
+              </w:pBdr>
+              <w:shd w:fill="auto" w:val="clear"/>
+              <w:spacing w:after="0" w:before="0" w:line="240" w:lineRule="auto"/>
+              <w:ind w:left="0" w:right="0" w:firstLine="0"/>
+              <w:jc w:val="left"/>
+              <w:rPr>
+                <w:rFonts w:ascii="Calibri" w:cs="Calibri" w:eastAsia="Calibri" w:hAnsi="Calibri"/>
+                <w:sz w:val="24"/>
+                <w:szCs w:val="24"/>
+              </w:rPr>
+            </w:pPr>
+            <w:r>
+              <w:rPr>
+                <w:rFonts w:ascii="Calibri" w:cs="Calibri" w:eastAsia="Calibri" w:hAnsi="Calibri"/>
+                <w:sz w:val="24"/>
+                <w:szCs w:val="24"/>
+                <w:rtl w:val="0"/>
+              </w:rPr>
+              <w:t xml:space="preserve">Nombre</w:t>
+            </w:r>
+          </w:p>
+        </w:tc>
+        <w:tc>
+          <w:tcPr>
+            <w:tcBorders>
+              <w:bottom w:color="c4c7c5" w:space="0" w:sz="4" w:val="single"/>
+            </w:tcBorders>
+            <w:shd w:fill="e9ecef" w:val="clear"/>
+            <w:vAlign w:val="center"/>
+          </w:tcPr>
+          <w:p>
+            <w:pPr>
+              <w:keepNext w:val="0"/>
+              <w:keepLines w:val="0"/>
+              <w:widowControl w:val="1"/>
+              <w:pBdr>
+                <w:top w:space="0" w:sz="0" w:val="nil"/>
+                <w:left w:space="0" w:sz="0" w:val="nil"/>
+                <w:bottom w:space="0" w:sz="0" w:val="nil"/>
+                <w:right w:space="0" w:sz="0" w:val="nil"/>
+                <w:between w:space="0" w:sz="0" w:val="nil"/>
+              </w:pBdr>
+              <w:shd w:fill="auto" w:val="clear"/>
+              <w:spacing w:after="0" w:before="0" w:line="240" w:lineRule="auto"/>
+              <w:ind w:left="0" w:right="0" w:firstLine="0"/>
+              <w:jc w:val="left"/>
+              <w:rPr>
+                <w:rFonts w:ascii="Calibri" w:cs="Calibri" w:eastAsia="Calibri" w:hAnsi="Calibri"/>
+                <w:sz w:val="24"/>
+                <w:szCs w:val="24"/>
+              </w:rPr>
+            </w:pPr>
+            <w:r>
+              <w:rPr>
+                <w:rFonts w:ascii="Calibri" w:cs="Calibri" w:eastAsia="Calibri" w:hAnsi="Calibri"/>
+                <w:sz w:val="24"/>
+                <w:szCs w:val="24"/>
+                <w:rtl w:val="0"/>
+              </w:rPr>
+              <w:t xml:space="preserve">Identificador único</w:t>
+            </w:r>
+          </w:p>
+        </w:tc>
+        <w:tc>
+          <w:tcPr>
+            <w:tcBorders>
+              <w:bottom w:color="c4c7c5" w:space="0" w:sz="4" w:val="single"/>
+            </w:tcBorders>
+            <w:shd w:fill="e9ecef" w:val="clear"/>
+            <w:vAlign w:val="center"/>
+          </w:tcPr>
+          <w:p>
+            <w:pPr>
+              <w:keepNext w:val="0"/>
+              <w:keepLines w:val="0"/>
+              <w:widowControl w:val="1"/>
+              <w:pBdr>
+                <w:top w:space="0" w:sz="0" w:val="nil"/>
+                <w:left w:space="0" w:sz="0" w:val="nil"/>
+                <w:bottom w:space="0" w:sz="0" w:val="nil"/>
+                <w:right w:space="0" w:sz="0" w:val="nil"/>
+                <w:between w:space="0" w:sz="0" w:val="nil"/>
+              </w:pBdr>
+              <w:shd w:fill="auto" w:val="clear"/>
+              <w:spacing w:after="0" w:before="0" w:line="240" w:lineRule="auto"/>
+              <w:ind w:left="0" w:right="0" w:firstLine="0"/>
+              <w:jc w:val="left"/>
+              <w:rPr>
+                <w:rFonts w:ascii="Calibri" w:cs="Calibri" w:eastAsia="Calibri" w:hAnsi="Calibri"/>
+                <w:sz w:val="24"/>
+                <w:szCs w:val="24"/>
+              </w:rPr>
+            </w:pPr>
+            <w:r>
+              <w:rPr>
+                <w:rFonts w:ascii="Calibri" w:cs="Calibri" w:eastAsia="Calibri" w:hAnsi="Calibri"/>
+                <w:sz w:val="24"/>
+                <w:szCs w:val="24"/>
+                <w:rtl w:val="0"/>
+              </w:rPr>
+              <w:t xml:space="preserve">Obligatorio</w:t>
+            </w:r>
+          </w:p>
+        </w:tc>
+        <w:tc>
+          <w:tcPr>
+            <w:tcBorders>
+              <w:bottom w:color="c4c7c5" w:space="0" w:sz="4" w:val="single"/>
+            </w:tcBorders>
+            <w:shd w:fill="e9ecef" w:val="clear"/>
+            <w:vAlign w:val="center"/>
+          </w:tcPr>
+          <w:p>
+            <w:pPr>
+              <w:keepNext w:val="0"/>
+              <w:keepLines w:val="0"/>
+              <w:widowControl w:val="1"/>
+              <w:pBdr>
+                <w:top w:space="0" w:sz="0" w:val="nil"/>
+                <w:left w:space="0" w:sz="0" w:val="nil"/>
+                <w:bottom w:space="0" w:sz="0" w:val="nil"/>
+                <w:right w:space="0" w:sz="0" w:val="nil"/>
+                <w:between w:space="0" w:sz="0" w:val="nil"/>
+              </w:pBdr>
+              <w:shd w:fill="auto" w:val="clear"/>
+              <w:spacing w:after="0" w:before="0" w:line="240" w:lineRule="auto"/>
+              <w:ind w:left="0" w:right="0" w:firstLine="0"/>
+              <w:jc w:val="left"/>
+              <w:rPr>
+                <w:rFonts w:ascii="Calibri" w:cs="Calibri" w:eastAsia="Calibri" w:hAnsi="Calibri"/>
+                <w:sz w:val="24"/>
+                <w:szCs w:val="24"/>
+              </w:rPr>
+            </w:pPr>
+            <w:r>
+              <w:rPr>
+                <w:rFonts w:ascii="Calibri" w:cs="Calibri" w:eastAsia="Calibri" w:hAnsi="Calibri"/>
+                <w:sz w:val="24"/>
+                <w:szCs w:val="24"/>
+                <w:rtl w:val="0"/>
+              </w:rPr>
+              <w:t xml:space="preserve">Tipo Dato</w:t>
+            </w:r>
+          </w:p>
+        </w:tc>
+        <w:tc>
+          <w:tcPr>
+            <w:tcBorders>
+              <w:bottom w:color="c4c7c5" w:space="0" w:sz="4" w:val="single"/>
+            </w:tcBorders>
+            <w:shd w:fill="e9ecef" w:val="clear"/>
+            <w:vAlign w:val="center"/>
+          </w:tcPr>
+          <w:p>
+            <w:pPr>
+              <w:keepNext w:val="0"/>
+              <w:keepLines w:val="0"/>
+              <w:widowControl w:val="1"/>
+              <w:pBdr>
+                <w:top w:space="0" w:sz="0" w:val="nil"/>
+                <w:left w:space="0" w:sz="0" w:val="nil"/>
+                <w:bottom w:space="0" w:sz="0" w:val="nil"/>
+                <w:right w:space="0" w:sz="0" w:val="nil"/>
+                <w:between w:space="0" w:sz="0" w:val="nil"/>
+              </w:pBdr>
+              <w:shd w:fill="auto" w:val="clear"/>
+              <w:spacing w:after="0" w:before="0" w:line="240" w:lineRule="auto"/>
+              <w:ind w:left="0" w:right="0" w:firstLine="0"/>
+              <w:jc w:val="left"/>
+              <w:rPr>
+                <w:rFonts w:ascii="Calibri" w:cs="Calibri" w:eastAsia="Calibri" w:hAnsi="Calibri"/>
+                <w:sz w:val="24"/>
+                <w:szCs w:val="24"/>
+              </w:rPr>
+            </w:pPr>
+            <w:r>
+              <w:rPr>
+                <w:rFonts w:ascii="Calibri" w:cs="Calibri" w:eastAsia="Calibri" w:hAnsi="Calibri"/>
+                <w:sz w:val="24"/>
+                <w:szCs w:val="24"/>
+                <w:rtl w:val="0"/>
+              </w:rPr>
+              <w:t xml:space="preserve">Descripción</w:t>
+            </w:r>
+          </w:p>
+        </w:tc>
+        <w:tc>
+          <w:tcPr>
+            <w:tcBorders>
+              <w:bottom w:color="c4c7c5" w:space="0" w:sz="4" w:val="single"/>
+            </w:tcBorders>
+            <w:shd w:fill="e9ecef" w:val="clear"/>
+            <w:vAlign w:val="center"/>
+          </w:tcPr>
+          <w:p>
+            <w:pPr>
+              <w:keepNext w:val="0"/>
+              <w:keepLines w:val="0"/>
+              <w:widowControl w:val="1"/>
+              <w:pBdr>
+                <w:top w:space="0" w:sz="0" w:val="nil"/>
+                <w:left w:space="0" w:sz="0" w:val="nil"/>
+                <w:bottom w:space="0" w:sz="0" w:val="nil"/>
+                <w:right w:space="0" w:sz="0" w:val="nil"/>
+                <w:between w:space="0" w:sz="0" w:val="nil"/>
+              </w:pBdr>
+              <w:shd w:fill="auto" w:val="clear"/>
+              <w:spacing w:after="0" w:before="0" w:line="240" w:lineRule="auto"/>
+              <w:ind w:left="0" w:right="0" w:firstLine="0"/>
+              <w:jc w:val="left"/>
+              <w:rPr>
+                <w:rFonts w:ascii="Calibri" w:cs="Calibri" w:eastAsia="Calibri" w:hAnsi="Calibri"/>
+                <w:sz w:val="24"/>
+                <w:szCs w:val="24"/>
+              </w:rPr>
+            </w:pPr>
+            <w:r>
+              <w:rPr>
+                <w:rFonts w:ascii="Calibri" w:cs="Calibri" w:eastAsia="Calibri" w:hAnsi="Calibri"/>
+                <w:sz w:val="24"/>
+                <w:szCs w:val="24"/>
+                <w:rtl w:val="0"/>
+              </w:rPr>
+              <w:t xml:space="preserve">Largo Campo</w:t>
+            </w:r>
+          </w:p>
+        </w:tc>
+      </w:tr>
+      <w:tr>
+        <w:trPr>
+          <w:cantSplit w:val="0"/>
+          <w:trHeight w:val="540.9375" w:hRule="atLeast"/>
+          <w:tblHeader w:val="0"/>
+        </w:trPr>
+        <w:tc>
+          <w:tcPr>
+            <w:tcBorders>
+              <w:top w:color="c4c7c5" w:space="0" w:sz="4" w:val="single"/>
+              <w:left w:color="c4c7c5" w:space="0" w:sz="4" w:val="single"/>
+              <w:bottom w:color="c4c7c5" w:space="0" w:sz="4" w:val="single"/>
+              <w:right w:color="c4c7c5" w:space="0" w:sz="4" w:val="single"/>
+            </w:tcBorders>
+            <w:tcMar>
+              <w:top w:w="120.0" w:type="dxa"/>
+              <w:left w:w="180.0" w:type="dxa"/>
+              <w:bottom w:w="120.0" w:type="dxa"/>
+              <w:right w:w="180.0" w:type="dxa"/>
+            </w:tcMar>
+            <w:vAlign w:val="top"/>
+          </w:tcPr>
+          <w:p>
+            <w:pPr>
+              <w:rPr>
+                <w:rFonts w:ascii="Calibri" w:cs="Calibri" w:eastAsia="Calibri" w:hAnsi="Calibri"/>
+                <w:sz w:val="24"/>
+                <w:szCs w:val="24"/>
+              </w:rPr>
+            </w:pPr>
+            <w:r>
+              <w:rPr>
+                <w:rFonts w:ascii="Calibri" w:cs="Calibri" w:eastAsia="Calibri" w:hAnsi="Calibri"/>
+                <w:sz w:val="24"/>
+                <w:szCs w:val="24"/>
+                <w:rtl w:val="0"/>
+              </w:rPr>
+              <w:t xml:space="preserve">id</w:t>
+            </w:r>
+          </w:p>
+        </w:tc>
+        <w:tc>
+          <w:tcPr>
+            <w:tcBorders>
+              <w:top w:color="c4c7c5" w:space="0" w:sz="4" w:val="single"/>
+              <w:left w:color="c4c7c5" w:space="0" w:sz="4" w:val="single"/>
+              <w:bottom w:color="c4c7c5" w:space="0" w:sz="4" w:val="single"/>
+              <w:right w:color="c4c7c5" w:space="0" w:sz="4" w:val="single"/>
+            </w:tcBorders>
+            <w:tcMar>
+              <w:top w:w="120.0" w:type="dxa"/>
+              <w:left w:w="180.0" w:type="dxa"/>
+              <w:bottom w:w="120.0" w:type="dxa"/>
+              <w:right w:w="180.0" w:type="dxa"/>
+            </w:tcMar>
+            <w:vAlign w:val="top"/>
+          </w:tcPr>
+          <w:p>
+            <w:pPr>
+              <w:rPr>
+                <w:rFonts w:ascii="Calibri" w:cs="Calibri" w:eastAsia="Calibri" w:hAnsi="Calibri"/>
+                <w:sz w:val="24"/>
+                <w:szCs w:val="24"/>
+              </w:rPr>
+            </w:pPr>
+            <w:r>
+              <w:rPr>
+                <w:rFonts w:ascii="Calibri" w:cs="Calibri" w:eastAsia="Calibri" w:hAnsi="Calibri"/>
+                <w:sz w:val="24"/>
+                <w:szCs w:val="24"/>
+                <w:rtl w:val="0"/>
+              </w:rPr>
+              <w:t xml:space="preserve">Sí (PK)</w:t>
+            </w:r>
+          </w:p>
+        </w:tc>
+        <w:tc>
+          <w:tcPr>
+            <w:tcBorders>
+              <w:top w:color="c4c7c5" w:space="0" w:sz="4" w:val="single"/>
+              <w:left w:color="c4c7c5" w:space="0" w:sz="4" w:val="single"/>
+              <w:bottom w:color="c4c7c5" w:space="0" w:sz="4" w:val="single"/>
+              <w:right w:color="c4c7c5" w:space="0" w:sz="4" w:val="single"/>
+            </w:tcBorders>
+            <w:tcMar>
+              <w:top w:w="120.0" w:type="dxa"/>
+              <w:left w:w="180.0" w:type="dxa"/>
+              <w:bottom w:w="120.0" w:type="dxa"/>
+              <w:right w:w="180.0" w:type="dxa"/>
+            </w:tcMar>
+            <w:vAlign w:val="top"/>
+          </w:tcPr>
+          <w:p>
+            <w:pPr>
+              <w:rPr>
+                <w:rFonts w:ascii="Calibri" w:cs="Calibri" w:eastAsia="Calibri" w:hAnsi="Calibri"/>
+                <w:sz w:val="24"/>
+                <w:szCs w:val="24"/>
+              </w:rPr>
+            </w:pPr>
+            <w:r>
+              <w:rPr>
+                <w:rFonts w:ascii="Calibri" w:cs="Calibri" w:eastAsia="Calibri" w:hAnsi="Calibri"/>
+                <w:sz w:val="24"/>
+                <w:szCs w:val="24"/>
+                <w:rtl w:val="0"/>
+              </w:rPr>
+              <w:t xml:space="preserve">Sí</w:t>
+            </w:r>
+          </w:p>
+        </w:tc>
+        <w:tc>
+          <w:tcPr>
+            <w:tcBorders>
+              <w:top w:color="c4c7c5" w:space="0" w:sz="4" w:val="single"/>
+              <w:left w:color="c4c7c5" w:space="0" w:sz="4" w:val="single"/>
+              <w:bottom w:color="c4c7c5" w:space="0" w:sz="4" w:val="single"/>
+              <w:right w:color="c4c7c5" w:space="0" w:sz="4" w:val="single"/>
+            </w:tcBorders>
+            <w:tcMar>
+              <w:top w:w="120.0" w:type="dxa"/>
+              <w:left w:w="180.0" w:type="dxa"/>
+              <w:bottom w:w="120.0" w:type="dxa"/>
+              <w:right w:w="180.0" w:type="dxa"/>
+            </w:tcMar>
+            <w:vAlign w:val="top"/>
+          </w:tcPr>
+          <w:p>
+            <w:pPr>
+              <w:rPr>
+                <w:rFonts w:ascii="Calibri" w:cs="Calibri" w:eastAsia="Calibri" w:hAnsi="Calibri"/>
+                <w:sz w:val="24"/>
+                <w:szCs w:val="24"/>
+              </w:rPr>
+            </w:pPr>
+            <w:r>
+              <w:rPr>
+                <w:rFonts w:ascii="Calibri" w:cs="Calibri" w:eastAsia="Calibri" w:hAnsi="Calibri"/>
+                <w:sz w:val="24"/>
+                <w:szCs w:val="24"/>
+                <w:rtl w:val="0"/>
+              </w:rPr>
+              <w:t xml:space="preserve">uuid</w:t>
+            </w:r>
+          </w:p>
+        </w:tc>
+        <w:tc>
+          <w:tcPr>
+            <w:tcBorders>
+              <w:top w:color="c4c7c5" w:space="0" w:sz="4" w:val="single"/>
+              <w:left w:color="c4c7c5" w:space="0" w:sz="4" w:val="single"/>
+              <w:bottom w:color="c4c7c5" w:space="0" w:sz="4" w:val="single"/>
+              <w:right w:color="c4c7c5" w:space="0" w:sz="4" w:val="single"/>
+            </w:tcBorders>
+            <w:tcMar>
+              <w:top w:w="120.0" w:type="dxa"/>
+              <w:left w:w="180.0" w:type="dxa"/>
+              <w:bottom w:w="120.0" w:type="dxa"/>
+              <w:right w:w="180.0" w:type="dxa"/>
+            </w:tcMar>
+            <w:vAlign w:val="top"/>
+          </w:tcPr>
+          <w:p>
+            <w:pPr>
+              <w:rPr>
+                <w:rFonts w:ascii="Calibri" w:cs="Calibri" w:eastAsia="Calibri" w:hAnsi="Calibri"/>
+                <w:sz w:val="24"/>
+                <w:szCs w:val="24"/>
+              </w:rPr>
+            </w:pPr>
+            <w:r>
+              <w:rPr>
+                <w:rFonts w:ascii="Calibri" w:cs="Calibri" w:eastAsia="Calibri" w:hAnsi="Calibri"/>
+                <w:sz w:val="24"/>
+                <w:szCs w:val="24"/>
+                <w:rtl w:val="0"/>
+              </w:rPr>
+              <w:t xml:space="preserve">Identificador único del comprobante</w:t>
+            </w:r>
+          </w:p>
+        </w:tc>
+        <w:tc>
+          <w:tcPr>
+            <w:tcBorders>
+              <w:top w:color="c4c7c5" w:space="0" w:sz="4" w:val="single"/>
+              <w:left w:color="c4c7c5" w:space="0" w:sz="4" w:val="single"/>
+              <w:bottom w:color="c4c7c5" w:space="0" w:sz="4" w:val="single"/>
+              <w:right w:color="c4c7c5" w:space="0" w:sz="4" w:val="single"/>
+            </w:tcBorders>
+            <w:tcMar>
+              <w:top w:w="120.0" w:type="dxa"/>
+              <w:left w:w="180.0" w:type="dxa"/>
+              <w:bottom w:w="120.0" w:type="dxa"/>
+              <w:right w:w="180.0" w:type="dxa"/>
+            </w:tcMar>
+            <w:vAlign w:val="top"/>
+          </w:tcPr>
+          <w:p>
+            <w:pPr>
+              <w:rPr>
+                <w:rFonts w:ascii="Calibri" w:cs="Calibri" w:eastAsia="Calibri" w:hAnsi="Calibri"/>
+                <w:sz w:val="24"/>
+                <w:szCs w:val="24"/>
+              </w:rPr>
+            </w:pPr>
+            <w:r>
+              <w:rPr>
+                <w:rFonts w:ascii="Calibri" w:cs="Calibri" w:eastAsia="Calibri" w:hAnsi="Calibri"/>
+                <w:sz w:val="24"/>
+                <w:szCs w:val="24"/>
+                <w:rtl w:val="0"/>
+              </w:rPr>
+              <w:t xml:space="preserve">—</w:t>
+            </w:r>
+          </w:p>
+        </w:tc>
+      </w:tr>
+      <w:tr>
+        <w:trPr>
+          <w:cantSplit w:val="0"/>
+          <w:tblHeader w:val="0"/>
+        </w:trPr>
+        <w:tc>
+          <w:tcPr>
+            <w:tcBorders>
+              <w:top w:color="c4c7c5" w:space="0" w:sz="4" w:val="single"/>
+              <w:left w:color="c4c7c5" w:space="0" w:sz="4" w:val="single"/>
+              <w:bottom w:color="c4c7c5" w:space="0" w:sz="4" w:val="single"/>
+              <w:right w:color="c4c7c5" w:space="0" w:sz="4" w:val="single"/>
+            </w:tcBorders>
+            <w:tcMar>
+              <w:top w:w="120.0" w:type="dxa"/>
+              <w:left w:w="180.0" w:type="dxa"/>
+              <w:bottom w:w="120.0" w:type="dxa"/>
+              <w:right w:w="180.0" w:type="dxa"/>
+            </w:tcMar>
+            <w:vAlign w:val="top"/>
+          </w:tcPr>
+          <w:p>
+            <w:pPr>
+              <w:rPr>
+                <w:rFonts w:ascii="Calibri" w:cs="Calibri" w:eastAsia="Calibri" w:hAnsi="Calibri"/>
+                <w:sz w:val="24"/>
+                <w:szCs w:val="24"/>
+              </w:rPr>
+            </w:pPr>
+            <w:r>
+              <w:rPr>
+                <w:rFonts w:ascii="Calibri" w:cs="Calibri" w:eastAsia="Calibri" w:hAnsi="Calibri"/>
+                <w:sz w:val="24"/>
+                <w:szCs w:val="24"/>
+                <w:rtl w:val="0"/>
+              </w:rPr>
+              <w:t xml:space="preserve">numero</w:t>
+            </w:r>
+          </w:p>
+        </w:tc>
+        <w:tc>
+          <w:tcPr>
+            <w:tcBorders>
+              <w:top w:color="c4c7c5" w:space="0" w:sz="4" w:val="single"/>
+              <w:left w:color="c4c7c5" w:space="0" w:sz="4" w:val="single"/>
+              <w:bottom w:color="c4c7c5" w:space="0" w:sz="4" w:val="single"/>
+              <w:right w:color="c4c7c5" w:space="0" w:sz="4" w:val="single"/>
+            </w:tcBorders>
+            <w:tcMar>
+              <w:top w:w="120.0" w:type="dxa"/>
+              <w:left w:w="180.0" w:type="dxa"/>
+              <w:bottom w:w="120.0" w:type="dxa"/>
+              <w:right w:w="180.0" w:type="dxa"/>
+            </w:tcMar>
+            <w:vAlign w:val="top"/>
+          </w:tcPr>
+          <w:p>
+            <w:pPr>
+              <w:rPr>
+                <w:rFonts w:ascii="Calibri" w:cs="Calibri" w:eastAsia="Calibri" w:hAnsi="Calibri"/>
+                <w:sz w:val="24"/>
+                <w:szCs w:val="24"/>
+              </w:rPr>
+            </w:pPr>
+            <w:r>
+              <w:rPr>
+                <w:rFonts w:ascii="Calibri" w:cs="Calibri" w:eastAsia="Calibri" w:hAnsi="Calibri"/>
+                <w:sz w:val="24"/>
+                <w:szCs w:val="24"/>
+                <w:rtl w:val="0"/>
+              </w:rPr>
+              <w:t xml:space="preserve">Sí (UNIQUE)</w:t>
+            </w:r>
+          </w:p>
+        </w:tc>
+        <w:tc>
+          <w:tcPr>
+            <w:tcBorders>
+              <w:top w:color="c4c7c5" w:space="0" w:sz="4" w:val="single"/>
+              <w:left w:color="c4c7c5" w:space="0" w:sz="4" w:val="single"/>
+              <w:bottom w:color="c4c7c5" w:space="0" w:sz="4" w:val="single"/>
+              <w:right w:color="c4c7c5" w:space="0" w:sz="4" w:val="single"/>
+            </w:tcBorders>
+            <w:tcMar>
+              <w:top w:w="120.0" w:type="dxa"/>
+              <w:left w:w="180.0" w:type="dxa"/>
+              <w:bottom w:w="120.0" w:type="dxa"/>
+              <w:right w:w="180.0" w:type="dxa"/>
+            </w:tcMar>
+            <w:vAlign w:val="top"/>
+          </w:tcPr>
+          <w:p>
+            <w:pPr>
+              <w:rPr>
+                <w:rFonts w:ascii="Calibri" w:cs="Calibri" w:eastAsia="Calibri" w:hAnsi="Calibri"/>
+                <w:sz w:val="24"/>
+                <w:szCs w:val="24"/>
+              </w:rPr>
+            </w:pPr>
+            <w:r>
+              <w:rPr>
+                <w:rFonts w:ascii="Calibri" w:cs="Calibri" w:eastAsia="Calibri" w:hAnsi="Calibri"/>
+                <w:sz w:val="24"/>
+                <w:szCs w:val="24"/>
+                <w:rtl w:val="0"/>
+              </w:rPr>
+              <w:t xml:space="preserve">Sí</w:t>
+            </w:r>
+          </w:p>
+        </w:tc>
+        <w:tc>
+          <w:tcPr>
+            <w:tcBorders>
+              <w:top w:color="c4c7c5" w:space="0" w:sz="4" w:val="single"/>
+              <w:left w:color="c4c7c5" w:space="0" w:sz="4" w:val="single"/>
+              <w:bottom w:color="c4c7c5" w:space="0" w:sz="4" w:val="single"/>
+              <w:right w:color="c4c7c5" w:space="0" w:sz="4" w:val="single"/>
+            </w:tcBorders>
+            <w:tcMar>
+              <w:top w:w="120.0" w:type="dxa"/>
+              <w:left w:w="180.0" w:type="dxa"/>
+              <w:bottom w:w="120.0" w:type="dxa"/>
+              <w:right w:w="180.0" w:type="dxa"/>
+            </w:tcMar>
+            <w:vAlign w:val="top"/>
+          </w:tcPr>
+          <w:p>
+            <w:pPr>
+              <w:rPr>
+                <w:rFonts w:ascii="Calibri" w:cs="Calibri" w:eastAsia="Calibri" w:hAnsi="Calibri"/>
+                <w:sz w:val="24"/>
+                <w:szCs w:val="24"/>
+              </w:rPr>
+            </w:pPr>
+            <w:r>
+              <w:rPr>
+                <w:rFonts w:ascii="Calibri" w:cs="Calibri" w:eastAsia="Calibri" w:hAnsi="Calibri"/>
+                <w:sz w:val="24"/>
+                <w:szCs w:val="24"/>
+                <w:rtl w:val="0"/>
+              </w:rPr>
+              <w:t xml:space="preserve">bigint</w:t>
+            </w:r>
+          </w:p>
+        </w:tc>
+        <w:tc>
+          <w:tcPr>
+            <w:tcBorders>
+              <w:top w:color="c4c7c5" w:space="0" w:sz="4" w:val="single"/>
+              <w:left w:color="c4c7c5" w:space="0" w:sz="4" w:val="single"/>
+              <w:bottom w:color="c4c7c5" w:space="0" w:sz="4" w:val="single"/>
+              <w:right w:color="c4c7c5" w:space="0" w:sz="4" w:val="single"/>
+            </w:tcBorders>
+            <w:tcMar>
+              <w:top w:w="120.0" w:type="dxa"/>
+              <w:left w:w="180.0" w:type="dxa"/>
+              <w:bottom w:w="120.0" w:type="dxa"/>
+              <w:right w:w="180.0" w:type="dxa"/>
+            </w:tcMar>
+            <w:vAlign w:val="top"/>
+          </w:tcPr>
+          <w:p>
+            <w:pPr>
+              <w:rPr>
+                <w:rFonts w:ascii="Calibri" w:cs="Calibri" w:eastAsia="Calibri" w:hAnsi="Calibri"/>
+                <w:sz w:val="24"/>
+                <w:szCs w:val="24"/>
+              </w:rPr>
+            </w:pPr>
+            <w:r>
+              <w:rPr>
+                <w:rFonts w:ascii="Calibri" w:cs="Calibri" w:eastAsia="Calibri" w:hAnsi="Calibri"/>
+                <w:sz w:val="24"/>
+                <w:szCs w:val="24"/>
+                <w:rtl w:val="0"/>
+              </w:rPr>
+              <w:t xml:space="preserve">Número correlativo del comprobante</w:t>
+            </w:r>
+          </w:p>
+        </w:tc>
+        <w:tc>
+          <w:tcPr>
+            <w:tcBorders>
+              <w:top w:color="c4c7c5" w:space="0" w:sz="4" w:val="single"/>
+              <w:left w:color="c4c7c5" w:space="0" w:sz="4" w:val="single"/>
+              <w:bottom w:color="c4c7c5" w:space="0" w:sz="4" w:val="single"/>
+              <w:right w:color="c4c7c5" w:space="0" w:sz="4" w:val="single"/>
+            </w:tcBorders>
+            <w:tcMar>
+              <w:top w:w="120.0" w:type="dxa"/>
+              <w:left w:w="180.0" w:type="dxa"/>
+              <w:bottom w:w="120.0" w:type="dxa"/>
+              <w:right w:w="180.0" w:type="dxa"/>
+            </w:tcMar>
+            <w:vAlign w:val="top"/>
+          </w:tcPr>
+          <w:p>
+            <w:pPr>
+              <w:rPr>
+                <w:rFonts w:ascii="Calibri" w:cs="Calibri" w:eastAsia="Calibri" w:hAnsi="Calibri"/>
+                <w:sz w:val="24"/>
+                <w:szCs w:val="24"/>
+              </w:rPr>
+            </w:pPr>
+            <w:r>
+              <w:rPr>
+                <w:rFonts w:ascii="Calibri" w:cs="Calibri" w:eastAsia="Calibri" w:hAnsi="Calibri"/>
+                <w:sz w:val="24"/>
+                <w:szCs w:val="24"/>
+                <w:rtl w:val="0"/>
+              </w:rPr>
+              <w:t xml:space="preserve">64 bits</w:t>
+            </w:r>
+          </w:p>
+        </w:tc>
+      </w:tr>
+      <w:tr>
+        <w:trPr>
+          <w:cantSplit w:val="0"/>
+          <w:tblHeader w:val="0"/>
+        </w:trPr>
+        <w:tc>
+          <w:tcPr>
+            <w:tcBorders>
+              <w:top w:color="c4c7c5" w:space="0" w:sz="4" w:val="single"/>
+              <w:left w:color="c4c7c5" w:space="0" w:sz="4" w:val="single"/>
+              <w:bottom w:color="c4c7c5" w:space="0" w:sz="4" w:val="single"/>
+              <w:right w:color="c4c7c5" w:space="0" w:sz="4" w:val="single"/>
+            </w:tcBorders>
+            <w:tcMar>
+              <w:top w:w="120.0" w:type="dxa"/>
+              <w:left w:w="180.0" w:type="dxa"/>
+              <w:bottom w:w="120.0" w:type="dxa"/>
+              <w:right w:w="180.0" w:type="dxa"/>
+            </w:tcMar>
+            <w:vAlign w:val="top"/>
+          </w:tcPr>
+          <w:p>
+            <w:pPr>
+              <w:rPr>
+                <w:rFonts w:ascii="Calibri" w:cs="Calibri" w:eastAsia="Calibri" w:hAnsi="Calibri"/>
+                <w:sz w:val="24"/>
+                <w:szCs w:val="24"/>
+              </w:rPr>
+            </w:pPr>
+            <w:r>
+              <w:rPr>
+                <w:rFonts w:ascii="Calibri" w:cs="Calibri" w:eastAsia="Calibri" w:hAnsi="Calibri"/>
+                <w:sz w:val="24"/>
+                <w:szCs w:val="24"/>
+                <w:rtl w:val="0"/>
+              </w:rPr>
+              <w:t xml:space="preserve">pedido_id</w:t>
+            </w:r>
+          </w:p>
+        </w:tc>
+        <w:tc>
+          <w:tcPr>
+            <w:tcBorders>
+              <w:top w:color="c4c7c5" w:space="0" w:sz="4" w:val="single"/>
+              <w:left w:color="c4c7c5" w:space="0" w:sz="4" w:val="single"/>
+              <w:bottom w:color="c4c7c5" w:space="0" w:sz="4" w:val="single"/>
+              <w:right w:color="c4c7c5" w:space="0" w:sz="4" w:val="single"/>
+            </w:tcBorders>
+            <w:tcMar>
+              <w:top w:w="120.0" w:type="dxa"/>
+              <w:left w:w="180.0" w:type="dxa"/>
+              <w:bottom w:w="120.0" w:type="dxa"/>
+              <w:right w:w="180.0" w:type="dxa"/>
+            </w:tcMar>
+            <w:vAlign w:val="top"/>
+          </w:tcPr>
+          <w:p>
+            <w:pPr>
+              <w:rPr>
+                <w:rFonts w:ascii="Calibri" w:cs="Calibri" w:eastAsia="Calibri" w:hAnsi="Calibri"/>
+                <w:sz w:val="24"/>
+                <w:szCs w:val="24"/>
+              </w:rPr>
+            </w:pPr>
+            <w:r>
+              <w:rPr>
+                <w:rFonts w:ascii="Calibri" w:cs="Calibri" w:eastAsia="Calibri" w:hAnsi="Calibri"/>
+                <w:sz w:val="24"/>
+                <w:szCs w:val="24"/>
+                <w:rtl w:val="0"/>
+              </w:rPr>
+              <w:t xml:space="preserve">Sí (UNIQUE, FK)</w:t>
+            </w:r>
+          </w:p>
+        </w:tc>
+        <w:tc>
+          <w:tcPr>
+            <w:tcBorders>
+              <w:top w:color="c4c7c5" w:space="0" w:sz="4" w:val="single"/>
+              <w:left w:color="c4c7c5" w:space="0" w:sz="4" w:val="single"/>
+              <w:bottom w:color="c4c7c5" w:space="0" w:sz="4" w:val="single"/>
+              <w:right w:color="c4c7c5" w:space="0" w:sz="4" w:val="single"/>
+            </w:tcBorders>
+            <w:tcMar>
+              <w:top w:w="120.0" w:type="dxa"/>
+              <w:left w:w="180.0" w:type="dxa"/>
+              <w:bottom w:w="120.0" w:type="dxa"/>
+              <w:right w:w="180.0" w:type="dxa"/>
+            </w:tcMar>
+            <w:vAlign w:val="top"/>
+          </w:tcPr>
+          <w:p>
+            <w:pPr>
+              <w:rPr>
+                <w:rFonts w:ascii="Calibri" w:cs="Calibri" w:eastAsia="Calibri" w:hAnsi="Calibri"/>
+                <w:sz w:val="24"/>
+                <w:szCs w:val="24"/>
+              </w:rPr>
+            </w:pPr>
+            <w:r>
+              <w:rPr>
+                <w:rFonts w:ascii="Calibri" w:cs="Calibri" w:eastAsia="Calibri" w:hAnsi="Calibri"/>
+                <w:sz w:val="24"/>
+                <w:szCs w:val="24"/>
+                <w:rtl w:val="0"/>
+              </w:rPr>
+              <w:t xml:space="preserve">Sí</w:t>
+            </w:r>
+          </w:p>
+        </w:tc>
+        <w:tc>
+          <w:tcPr>
+            <w:tcBorders>
+              <w:top w:color="c4c7c5" w:space="0" w:sz="4" w:val="single"/>
+              <w:left w:color="c4c7c5" w:space="0" w:sz="4" w:val="single"/>
+              <w:bottom w:color="c4c7c5" w:space="0" w:sz="4" w:val="single"/>
+              <w:right w:color="c4c7c5" w:space="0" w:sz="4" w:val="single"/>
+            </w:tcBorders>
+            <w:tcMar>
+              <w:top w:w="120.0" w:type="dxa"/>
+              <w:left w:w="180.0" w:type="dxa"/>
+              <w:bottom w:w="120.0" w:type="dxa"/>
+              <w:right w:w="180.0" w:type="dxa"/>
+            </w:tcMar>
+            <w:vAlign w:val="top"/>
+          </w:tcPr>
+          <w:p>
+            <w:pPr>
+              <w:rPr>
+                <w:rFonts w:ascii="Calibri" w:cs="Calibri" w:eastAsia="Calibri" w:hAnsi="Calibri"/>
+                <w:sz w:val="24"/>
+                <w:szCs w:val="24"/>
+              </w:rPr>
+            </w:pPr>
+            <w:r>
+              <w:rPr>
+                <w:rFonts w:ascii="Calibri" w:cs="Calibri" w:eastAsia="Calibri" w:hAnsi="Calibri"/>
+                <w:sz w:val="24"/>
+                <w:szCs w:val="24"/>
+                <w:rtl w:val="0"/>
+              </w:rPr>
+              <w:t xml:space="preserve">uuid</w:t>
+            </w:r>
+          </w:p>
+        </w:tc>
+        <w:tc>
+          <w:tcPr>
+            <w:tcBorders>
+              <w:top w:color="c4c7c5" w:space="0" w:sz="4" w:val="single"/>
+              <w:left w:color="c4c7c5" w:space="0" w:sz="4" w:val="single"/>
+              <w:bottom w:color="c4c7c5" w:space="0" w:sz="4" w:val="single"/>
+              <w:right w:color="c4c7c5" w:space="0" w:sz="4" w:val="single"/>
+            </w:tcBorders>
+            <w:tcMar>
+              <w:top w:w="120.0" w:type="dxa"/>
+              <w:left w:w="180.0" w:type="dxa"/>
+              <w:bottom w:w="120.0" w:type="dxa"/>
+              <w:right w:w="180.0" w:type="dxa"/>
+            </w:tcMar>
+            <w:vAlign w:val="top"/>
+          </w:tcPr>
+          <w:p>
+            <w:pPr>
+              <w:rPr>
+                <w:rFonts w:ascii="Calibri" w:cs="Calibri" w:eastAsia="Calibri" w:hAnsi="Calibri"/>
+                <w:sz w:val="24"/>
+                <w:szCs w:val="24"/>
+              </w:rPr>
+            </w:pPr>
+            <w:r>
+              <w:rPr>
+                <w:rFonts w:ascii="Calibri" w:cs="Calibri" w:eastAsia="Calibri" w:hAnsi="Calibri"/>
+                <w:sz w:val="24"/>
+                <w:szCs w:val="24"/>
+                <w:rtl w:val="0"/>
+              </w:rPr>
+              <w:t xml:space="preserve">Referencia al pedido asociado</w:t>
+            </w:r>
+          </w:p>
+        </w:tc>
+        <w:tc>
+          <w:tcPr>
+            <w:tcBorders>
+              <w:top w:color="c4c7c5" w:space="0" w:sz="4" w:val="single"/>
+              <w:left w:color="c4c7c5" w:space="0" w:sz="4" w:val="single"/>
+              <w:bottom w:color="c4c7c5" w:space="0" w:sz="4" w:val="single"/>
+              <w:right w:color="c4c7c5" w:space="0" w:sz="4" w:val="single"/>
+            </w:tcBorders>
+            <w:tcMar>
+              <w:top w:w="120.0" w:type="dxa"/>
+              <w:left w:w="180.0" w:type="dxa"/>
+              <w:bottom w:w="120.0" w:type="dxa"/>
+              <w:right w:w="180.0" w:type="dxa"/>
+            </w:tcMar>
+            <w:vAlign w:val="top"/>
+          </w:tcPr>
+          <w:p>
+            <w:pPr>
+              <w:rPr>
+                <w:rFonts w:ascii="Calibri" w:cs="Calibri" w:eastAsia="Calibri" w:hAnsi="Calibri"/>
+                <w:sz w:val="24"/>
+                <w:szCs w:val="24"/>
+              </w:rPr>
+            </w:pPr>
+            <w:r>
+              <w:rPr>
+                <w:rFonts w:ascii="Calibri" w:cs="Calibri" w:eastAsia="Calibri" w:hAnsi="Calibri"/>
+                <w:sz w:val="24"/>
+                <w:szCs w:val="24"/>
+                <w:rtl w:val="0"/>
+              </w:rPr>
+              <w:t xml:space="preserve">—</w:t>
+            </w:r>
+          </w:p>
+        </w:tc>
+      </w:tr>
+      <w:tr>
+        <w:trPr>
+          <w:cantSplit w:val="0"/>
+          <w:tblHeader w:val="0"/>
+        </w:trPr>
+        <w:tc>
+          <w:tcPr>
+            <w:tcBorders>
+              <w:top w:color="c4c7c5" w:space="0" w:sz="4" w:val="single"/>
+              <w:left w:color="c4c7c5" w:space="0" w:sz="4" w:val="single"/>
+              <w:bottom w:color="c4c7c5" w:space="0" w:sz="4" w:val="single"/>
+              <w:right w:color="c4c7c5" w:space="0" w:sz="4" w:val="single"/>
+            </w:tcBorders>
+            <w:tcMar>
+              <w:top w:w="120.0" w:type="dxa"/>
+              <w:left w:w="180.0" w:type="dxa"/>
+              <w:bottom w:w="120.0" w:type="dxa"/>
+              <w:right w:w="180.0" w:type="dxa"/>
+            </w:tcMar>
+            <w:vAlign w:val="top"/>
+          </w:tcPr>
+          <w:p>
+            <w:pPr>
+              <w:rPr>
+                <w:rFonts w:ascii="Calibri" w:cs="Calibri" w:eastAsia="Calibri" w:hAnsi="Calibri"/>
+                <w:sz w:val="24"/>
+                <w:szCs w:val="24"/>
+              </w:rPr>
+            </w:pPr>
+            <w:r>
+              <w:rPr>
+                <w:rFonts w:ascii="Calibri" w:cs="Calibri" w:eastAsia="Calibri" w:hAnsi="Calibri"/>
+                <w:sz w:val="24"/>
+                <w:szCs w:val="24"/>
+                <w:rtl w:val="0"/>
+              </w:rPr>
+              <w:t xml:space="preserve">pago_id</w:t>
+            </w:r>
+          </w:p>
+        </w:tc>
+        <w:tc>
+          <w:tcPr>
+            <w:tcBorders>
+              <w:top w:color="c4c7c5" w:space="0" w:sz="4" w:val="single"/>
+              <w:left w:color="c4c7c5" w:space="0" w:sz="4" w:val="single"/>
+              <w:bottom w:color="c4c7c5" w:space="0" w:sz="4" w:val="single"/>
+              <w:right w:color="c4c7c5" w:space="0" w:sz="4" w:val="single"/>
+            </w:tcBorders>
+            <w:tcMar>
+              <w:top w:w="120.0" w:type="dxa"/>
+              <w:left w:w="180.0" w:type="dxa"/>
+              <w:bottom w:w="120.0" w:type="dxa"/>
+              <w:right w:w="180.0" w:type="dxa"/>
+            </w:tcMar>
+            <w:vAlign w:val="top"/>
+          </w:tcPr>
+          <w:p>
+            <w:pPr>
+              <w:rPr>
+                <w:rFonts w:ascii="Calibri" w:cs="Calibri" w:eastAsia="Calibri" w:hAnsi="Calibri"/>
+                <w:sz w:val="24"/>
+                <w:szCs w:val="24"/>
+              </w:rPr>
+            </w:pPr>
+            <w:r>
+              <w:rPr>
+                <w:rFonts w:ascii="Calibri" w:cs="Calibri" w:eastAsia="Calibri" w:hAnsi="Calibri"/>
+                <w:sz w:val="24"/>
+                <w:szCs w:val="24"/>
+                <w:rtl w:val="0"/>
+              </w:rPr>
+              <w:t xml:space="preserve">Sí (UNIQUE)</w:t>
+            </w:r>
+          </w:p>
+        </w:tc>
+        <w:tc>
+          <w:tcPr>
+            <w:tcBorders>
+              <w:top w:color="c4c7c5" w:space="0" w:sz="4" w:val="single"/>
+              <w:left w:color="c4c7c5" w:space="0" w:sz="4" w:val="single"/>
+              <w:bottom w:color="c4c7c5" w:space="0" w:sz="4" w:val="single"/>
+              <w:right w:color="c4c7c5" w:space="0" w:sz="4" w:val="single"/>
+            </w:tcBorders>
+            <w:tcMar>
+              <w:top w:w="120.0" w:type="dxa"/>
+              <w:left w:w="180.0" w:type="dxa"/>
+              <w:bottom w:w="120.0" w:type="dxa"/>
+              <w:right w:w="180.0" w:type="dxa"/>
+            </w:tcMar>
+            <w:vAlign w:val="top"/>
+          </w:tcPr>
+          <w:p>
+            <w:pPr>
+              <w:rPr>
+                <w:rFonts w:ascii="Calibri" w:cs="Calibri" w:eastAsia="Calibri" w:hAnsi="Calibri"/>
+                <w:sz w:val="24"/>
+                <w:szCs w:val="24"/>
+              </w:rPr>
+            </w:pPr>
+            <w:r>
+              <w:rPr>
+                <w:rFonts w:ascii="Calibri" w:cs="Calibri" w:eastAsia="Calibri" w:hAnsi="Calibri"/>
+                <w:sz w:val="24"/>
+                <w:szCs w:val="24"/>
+                <w:rtl w:val="0"/>
+              </w:rPr>
+              <w:t xml:space="preserve">Sí</w:t>
+            </w:r>
+          </w:p>
+        </w:tc>
+        <w:tc>
+          <w:tcPr>
+            <w:tcBorders>
+              <w:top w:color="c4c7c5" w:space="0" w:sz="4" w:val="single"/>
+              <w:left w:color="c4c7c5" w:space="0" w:sz="4" w:val="single"/>
+              <w:bottom w:color="c4c7c5" w:space="0" w:sz="4" w:val="single"/>
+              <w:right w:color="c4c7c5" w:space="0" w:sz="4" w:val="single"/>
+            </w:tcBorders>
+            <w:tcMar>
+              <w:top w:w="120.0" w:type="dxa"/>
+              <w:left w:w="180.0" w:type="dxa"/>
+              <w:bottom w:w="120.0" w:type="dxa"/>
+              <w:right w:w="180.0" w:type="dxa"/>
+            </w:tcMar>
+            <w:vAlign w:val="top"/>
+          </w:tcPr>
+          <w:p>
+            <w:pPr>
+              <w:rPr>
+                <w:rFonts w:ascii="Calibri" w:cs="Calibri" w:eastAsia="Calibri" w:hAnsi="Calibri"/>
+                <w:sz w:val="24"/>
+                <w:szCs w:val="24"/>
+              </w:rPr>
+            </w:pPr>
+            <w:r>
+              <w:rPr>
+                <w:rFonts w:ascii="Calibri" w:cs="Calibri" w:eastAsia="Calibri" w:hAnsi="Calibri"/>
+                <w:sz w:val="24"/>
+                <w:szCs w:val="24"/>
+                <w:rtl w:val="0"/>
+              </w:rPr>
+              <w:t xml:space="preserve">text</w:t>
+            </w:r>
+          </w:p>
+        </w:tc>
+        <w:tc>
+          <w:tcPr>
+            <w:tcBorders>
+              <w:top w:color="c4c7c5" w:space="0" w:sz="4" w:val="single"/>
+              <w:left w:color="c4c7c5" w:space="0" w:sz="4" w:val="single"/>
+              <w:bottom w:color="c4c7c5" w:space="0" w:sz="4" w:val="single"/>
+              <w:right w:color="c4c7c5" w:space="0" w:sz="4" w:val="single"/>
+            </w:tcBorders>
+            <w:tcMar>
+              <w:top w:w="120.0" w:type="dxa"/>
+              <w:left w:w="180.0" w:type="dxa"/>
+              <w:bottom w:w="120.0" w:type="dxa"/>
+              <w:right w:w="180.0" w:type="dxa"/>
+            </w:tcMar>
+            <w:vAlign w:val="top"/>
+          </w:tcPr>
+          <w:p>
+            <w:pPr>
+              <w:rPr>
+                <w:rFonts w:ascii="Calibri" w:cs="Calibri" w:eastAsia="Calibri" w:hAnsi="Calibri"/>
+                <w:sz w:val="24"/>
+                <w:szCs w:val="24"/>
+              </w:rPr>
+            </w:pPr>
+            <w:r>
+              <w:rPr>
+                <w:rFonts w:ascii="Calibri" w:cs="Calibri" w:eastAsia="Calibri" w:hAnsi="Calibri"/>
+                <w:sz w:val="24"/>
+                <w:szCs w:val="24"/>
+                <w:rtl w:val="0"/>
+              </w:rPr>
+              <w:t xml:space="preserve">Identificador único del pago</w:t>
+            </w:r>
+          </w:p>
+        </w:tc>
+        <w:tc>
+          <w:tcPr>
+            <w:tcBorders>
+              <w:top w:color="c4c7c5" w:space="0" w:sz="4" w:val="single"/>
+              <w:left w:color="c4c7c5" w:space="0" w:sz="4" w:val="single"/>
+              <w:bottom w:color="c4c7c5" w:space="0" w:sz="4" w:val="single"/>
+              <w:right w:color="c4c7c5" w:space="0" w:sz="4" w:val="single"/>
+            </w:tcBorders>
+            <w:tcMar>
+              <w:top w:w="120.0" w:type="dxa"/>
+              <w:left w:w="180.0" w:type="dxa"/>
+              <w:bottom w:w="120.0" w:type="dxa"/>
+              <w:right w:w="180.0" w:type="dxa"/>
+            </w:tcMar>
+            <w:vAlign w:val="top"/>
+          </w:tcPr>
+          <w:p>
+            <w:pPr>
+              <w:rPr>
+                <w:rFonts w:ascii="Calibri" w:cs="Calibri" w:eastAsia="Calibri" w:hAnsi="Calibri"/>
+                <w:sz w:val="24"/>
+                <w:szCs w:val="24"/>
+              </w:rPr>
+            </w:pPr>
+            <w:r>
+              <w:rPr>
+                <w:rFonts w:ascii="Calibri" w:cs="Calibri" w:eastAsia="Calibri" w:hAnsi="Calibri"/>
+                <w:sz w:val="24"/>
+                <w:szCs w:val="24"/>
+                <w:rtl w:val="0"/>
+              </w:rPr>
+              <w:t xml:space="preserve">Variable</w:t>
+            </w:r>
+          </w:p>
+        </w:tc>
+      </w:tr>
+      <w:tr>
+        <w:trPr>
+          <w:cantSplit w:val="0"/>
+          <w:tblHeader w:val="0"/>
+        </w:trPr>
+        <w:tc>
+          <w:tcPr>
+            <w:tcBorders>
+              <w:top w:color="c4c7c5" w:space="0" w:sz="4" w:val="single"/>
+              <w:left w:color="c4c7c5" w:space="0" w:sz="4" w:val="single"/>
+              <w:bottom w:color="c4c7c5" w:space="0" w:sz="4" w:val="single"/>
+              <w:right w:color="c4c7c5" w:space="0" w:sz="4" w:val="single"/>
+            </w:tcBorders>
+            <w:tcMar>
+              <w:top w:w="120.0" w:type="dxa"/>
+              <w:left w:w="180.0" w:type="dxa"/>
+              <w:bottom w:w="120.0" w:type="dxa"/>
+              <w:right w:w="180.0" w:type="dxa"/>
+            </w:tcMar>
+            <w:vAlign w:val="top"/>
+          </w:tcPr>
+          <w:p>
+            <w:pPr>
+              <w:rPr>
+                <w:rFonts w:ascii="Calibri" w:cs="Calibri" w:eastAsia="Calibri" w:hAnsi="Calibri"/>
+                <w:sz w:val="24"/>
+                <w:szCs w:val="24"/>
+              </w:rPr>
+            </w:pPr>
+            <w:r>
+              <w:rPr>
+                <w:rFonts w:ascii="Calibri" w:cs="Calibri" w:eastAsia="Calibri" w:hAnsi="Calibri"/>
+                <w:sz w:val="24"/>
+                <w:szCs w:val="24"/>
+                <w:rtl w:val="0"/>
+              </w:rPr>
+              <w:t xml:space="preserve">tipo</w:t>
+            </w:r>
+          </w:p>
+        </w:tc>
+        <w:tc>
+          <w:tcPr>
+            <w:tcBorders>
+              <w:top w:color="c4c7c5" w:space="0" w:sz="4" w:val="single"/>
+              <w:left w:color="c4c7c5" w:space="0" w:sz="4" w:val="single"/>
+              <w:bottom w:color="c4c7c5" w:space="0" w:sz="4" w:val="single"/>
+              <w:right w:color="c4c7c5" w:space="0" w:sz="4" w:val="single"/>
+            </w:tcBorders>
+            <w:tcMar>
+              <w:top w:w="120.0" w:type="dxa"/>
+              <w:left w:w="180.0" w:type="dxa"/>
+              <w:bottom w:w="120.0" w:type="dxa"/>
+              <w:right w:w="180.0" w:type="dxa"/>
+            </w:tcMar>
+            <w:vAlign w:val="top"/>
+          </w:tcPr>
+          <w:p>
+            <w:pPr>
+              <w:rPr>
+                <w:rFonts w:ascii="Calibri" w:cs="Calibri" w:eastAsia="Calibri" w:hAnsi="Calibri"/>
+                <w:sz w:val="24"/>
+                <w:szCs w:val="24"/>
+              </w:rPr>
+            </w:pPr>
+            <w:r>
+              <w:rPr>
+                <w:rFonts w:ascii="Calibri" w:cs="Calibri" w:eastAsia="Calibri" w:hAnsi="Calibri"/>
+                <w:sz w:val="24"/>
+                <w:szCs w:val="24"/>
+                <w:rtl w:val="0"/>
+              </w:rPr>
+              <w:t xml:space="preserve">No</w:t>
+            </w:r>
+          </w:p>
+        </w:tc>
+        <w:tc>
+          <w:tcPr>
+            <w:tcBorders>
+              <w:top w:color="c4c7c5" w:space="0" w:sz="4" w:val="single"/>
+              <w:left w:color="c4c7c5" w:space="0" w:sz="4" w:val="single"/>
+              <w:bottom w:color="c4c7c5" w:space="0" w:sz="4" w:val="single"/>
+              <w:right w:color="c4c7c5" w:space="0" w:sz="4" w:val="single"/>
+            </w:tcBorders>
+            <w:tcMar>
+              <w:top w:w="120.0" w:type="dxa"/>
+              <w:left w:w="180.0" w:type="dxa"/>
+              <w:bottom w:w="120.0" w:type="dxa"/>
+              <w:right w:w="180.0" w:type="dxa"/>
+            </w:tcMar>
+            <w:vAlign w:val="top"/>
+          </w:tcPr>
+          <w:p>
+            <w:pPr>
+              <w:rPr>
+                <w:rFonts w:ascii="Calibri" w:cs="Calibri" w:eastAsia="Calibri" w:hAnsi="Calibri"/>
+                <w:sz w:val="24"/>
+                <w:szCs w:val="24"/>
+              </w:rPr>
+            </w:pPr>
+            <w:r>
+              <w:rPr>
+                <w:rFonts w:ascii="Calibri" w:cs="Calibri" w:eastAsia="Calibri" w:hAnsi="Calibri"/>
+                <w:sz w:val="24"/>
+                <w:szCs w:val="24"/>
+                <w:rtl w:val="0"/>
+              </w:rPr>
+              <w:t xml:space="preserve">Sí</w:t>
+            </w:r>
+          </w:p>
+        </w:tc>
+        <w:tc>
+          <w:tcPr>
+            <w:tcBorders>
+              <w:top w:color="c4c7c5" w:space="0" w:sz="4" w:val="single"/>
+              <w:left w:color="c4c7c5" w:space="0" w:sz="4" w:val="single"/>
+              <w:bottom w:color="c4c7c5" w:space="0" w:sz="4" w:val="single"/>
+              <w:right w:color="c4c7c5" w:space="0" w:sz="4" w:val="single"/>
+            </w:tcBorders>
+            <w:tcMar>
+              <w:top w:w="120.0" w:type="dxa"/>
+              <w:left w:w="180.0" w:type="dxa"/>
+              <w:bottom w:w="120.0" w:type="dxa"/>
+              <w:right w:w="180.0" w:type="dxa"/>
+            </w:tcMar>
+            <w:vAlign w:val="top"/>
+          </w:tcPr>
+          <w:p>
+            <w:pPr>
+              <w:rPr>
+                <w:rFonts w:ascii="Calibri" w:cs="Calibri" w:eastAsia="Calibri" w:hAnsi="Calibri"/>
+                <w:sz w:val="24"/>
+                <w:szCs w:val="24"/>
+              </w:rPr>
+            </w:pPr>
+            <w:r>
+              <w:rPr>
+                <w:rFonts w:ascii="Calibri" w:cs="Calibri" w:eastAsia="Calibri" w:hAnsi="Calibri"/>
+                <w:sz w:val="24"/>
+                <w:szCs w:val="24"/>
+                <w:rtl w:val="0"/>
+              </w:rPr>
+              <w:t xml:space="preserve">text</w:t>
+            </w:r>
+          </w:p>
+        </w:tc>
+        <w:tc>
+          <w:tcPr>
+            <w:tcBorders>
+              <w:top w:color="c4c7c5" w:space="0" w:sz="4" w:val="single"/>
+              <w:left w:color="c4c7c5" w:space="0" w:sz="4" w:val="single"/>
+              <w:bottom w:color="c4c7c5" w:space="0" w:sz="4" w:val="single"/>
+              <w:right w:color="c4c7c5" w:space="0" w:sz="4" w:val="single"/>
+            </w:tcBorders>
+            <w:tcMar>
+              <w:top w:w="120.0" w:type="dxa"/>
+              <w:left w:w="180.0" w:type="dxa"/>
+              <w:bottom w:w="120.0" w:type="dxa"/>
+              <w:right w:w="180.0" w:type="dxa"/>
+            </w:tcMar>
+            <w:vAlign w:val="top"/>
+          </w:tcPr>
+          <w:p>
+            <w:pPr>
+              <w:rPr>
+                <w:rFonts w:ascii="Calibri" w:cs="Calibri" w:eastAsia="Calibri" w:hAnsi="Calibri"/>
+                <w:sz w:val="24"/>
+                <w:szCs w:val="24"/>
+              </w:rPr>
+            </w:pPr>
+            <w:r>
+              <w:rPr>
+                <w:rFonts w:ascii="Calibri" w:cs="Calibri" w:eastAsia="Calibri" w:hAnsi="Calibri"/>
+                <w:sz w:val="24"/>
+                <w:szCs w:val="24"/>
+                <w:rtl w:val="0"/>
+              </w:rPr>
+              <w:t xml:space="preserve">Tipo de comprobante (ej: comprobante_compra)</w:t>
+            </w:r>
+          </w:p>
+        </w:tc>
+        <w:tc>
+          <w:tcPr>
+            <w:tcBorders>
+              <w:top w:color="c4c7c5" w:space="0" w:sz="4" w:val="single"/>
+              <w:left w:color="c4c7c5" w:space="0" w:sz="4" w:val="single"/>
+              <w:bottom w:color="c4c7c5" w:space="0" w:sz="4" w:val="single"/>
+              <w:right w:color="c4c7c5" w:space="0" w:sz="4" w:val="single"/>
+            </w:tcBorders>
+            <w:tcMar>
+              <w:top w:w="120.0" w:type="dxa"/>
+              <w:left w:w="180.0" w:type="dxa"/>
+              <w:bottom w:w="120.0" w:type="dxa"/>
+              <w:right w:w="180.0" w:type="dxa"/>
+            </w:tcMar>
+            <w:vAlign w:val="top"/>
+          </w:tcPr>
+          <w:p>
+            <w:pPr>
+              <w:rPr>
+                <w:rFonts w:ascii="Calibri" w:cs="Calibri" w:eastAsia="Calibri" w:hAnsi="Calibri"/>
+                <w:sz w:val="24"/>
+                <w:szCs w:val="24"/>
+              </w:rPr>
+            </w:pPr>
+            <w:r>
+              <w:rPr>
+                <w:rFonts w:ascii="Calibri" w:cs="Calibri" w:eastAsia="Calibri" w:hAnsi="Calibri"/>
+                <w:sz w:val="24"/>
+                <w:szCs w:val="24"/>
+                <w:rtl w:val="0"/>
+              </w:rPr>
+              <w:t xml:space="preserve">Variable</w:t>
+            </w:r>
+          </w:p>
+        </w:tc>
+      </w:tr>
+      <w:tr>
+        <w:trPr>
+          <w:cantSplit w:val="0"/>
+          <w:tblHeader w:val="0"/>
+        </w:trPr>
+        <w:tc>
+          <w:tcPr>
+            <w:tcBorders>
+              <w:top w:color="c4c7c5" w:space="0" w:sz="4" w:val="single"/>
+              <w:left w:color="c4c7c5" w:space="0" w:sz="4" w:val="single"/>
+              <w:bottom w:color="c4c7c5" w:space="0" w:sz="4" w:val="single"/>
+              <w:right w:color="c4c7c5" w:space="0" w:sz="4" w:val="single"/>
+            </w:tcBorders>
+            <w:tcMar>
+              <w:top w:w="120.0" w:type="dxa"/>
+              <w:left w:w="180.0" w:type="dxa"/>
+              <w:bottom w:w="120.0" w:type="dxa"/>
+              <w:right w:w="180.0" w:type="dxa"/>
+            </w:tcMar>
+            <w:vAlign w:val="top"/>
+          </w:tcPr>
+          <w:p>
+            <w:pPr>
+              <w:rPr>
+                <w:rFonts w:ascii="Calibri" w:cs="Calibri" w:eastAsia="Calibri" w:hAnsi="Calibri"/>
+                <w:sz w:val="24"/>
+                <w:szCs w:val="24"/>
+              </w:rPr>
+            </w:pPr>
+            <w:r>
+              <w:rPr>
+                <w:rFonts w:ascii="Calibri" w:cs="Calibri" w:eastAsia="Calibri" w:hAnsi="Calibri"/>
+                <w:sz w:val="24"/>
+                <w:szCs w:val="24"/>
+                <w:rtl w:val="0"/>
+              </w:rPr>
+              <w:t xml:space="preserve">version_plantilla</w:t>
+            </w:r>
+          </w:p>
+        </w:tc>
+        <w:tc>
+          <w:tcPr>
+            <w:tcBorders>
+              <w:top w:color="c4c7c5" w:space="0" w:sz="4" w:val="single"/>
+              <w:left w:color="c4c7c5" w:space="0" w:sz="4" w:val="single"/>
+              <w:bottom w:color="c4c7c5" w:space="0" w:sz="4" w:val="single"/>
+              <w:right w:color="c4c7c5" w:space="0" w:sz="4" w:val="single"/>
+            </w:tcBorders>
+            <w:tcMar>
+              <w:top w:w="120.0" w:type="dxa"/>
+              <w:left w:w="180.0" w:type="dxa"/>
+              <w:bottom w:w="120.0" w:type="dxa"/>
+              <w:right w:w="180.0" w:type="dxa"/>
+            </w:tcMar>
+            <w:vAlign w:val="top"/>
+          </w:tcPr>
+          <w:p>
+            <w:pPr>
+              <w:rPr>
+                <w:rFonts w:ascii="Calibri" w:cs="Calibri" w:eastAsia="Calibri" w:hAnsi="Calibri"/>
+                <w:sz w:val="24"/>
+                <w:szCs w:val="24"/>
+              </w:rPr>
+            </w:pPr>
+            <w:r>
+              <w:rPr>
+                <w:rFonts w:ascii="Calibri" w:cs="Calibri" w:eastAsia="Calibri" w:hAnsi="Calibri"/>
+                <w:sz w:val="24"/>
+                <w:szCs w:val="24"/>
+                <w:rtl w:val="0"/>
+              </w:rPr>
+              <w:t xml:space="preserve">No</w:t>
+            </w:r>
+          </w:p>
+        </w:tc>
+        <w:tc>
+          <w:tcPr>
+            <w:tcBorders>
+              <w:top w:color="c4c7c5" w:space="0" w:sz="4" w:val="single"/>
+              <w:left w:color="c4c7c5" w:space="0" w:sz="4" w:val="single"/>
+              <w:bottom w:color="c4c7c5" w:space="0" w:sz="4" w:val="single"/>
+              <w:right w:color="c4c7c5" w:space="0" w:sz="4" w:val="single"/>
+            </w:tcBorders>
+            <w:tcMar>
+              <w:top w:w="120.0" w:type="dxa"/>
+              <w:left w:w="180.0" w:type="dxa"/>
+              <w:bottom w:w="120.0" w:type="dxa"/>
+              <w:right w:w="180.0" w:type="dxa"/>
+            </w:tcMar>
+            <w:vAlign w:val="top"/>
+          </w:tcPr>
+          <w:p>
+            <w:pPr>
+              <w:rPr>
+                <w:rFonts w:ascii="Calibri" w:cs="Calibri" w:eastAsia="Calibri" w:hAnsi="Calibri"/>
+                <w:sz w:val="24"/>
+                <w:szCs w:val="24"/>
+              </w:rPr>
+            </w:pPr>
+            <w:r>
+              <w:rPr>
+                <w:rFonts w:ascii="Calibri" w:cs="Calibri" w:eastAsia="Calibri" w:hAnsi="Calibri"/>
+                <w:sz w:val="24"/>
+                <w:szCs w:val="24"/>
+                <w:rtl w:val="0"/>
+              </w:rPr>
+              <w:t xml:space="preserve">Sí</w:t>
+            </w:r>
+          </w:p>
+        </w:tc>
+        <w:tc>
+          <w:tcPr>
+            <w:tcBorders>
+              <w:top w:color="c4c7c5" w:space="0" w:sz="4" w:val="single"/>
+              <w:left w:color="c4c7c5" w:space="0" w:sz="4" w:val="single"/>
+              <w:bottom w:color="c4c7c5" w:space="0" w:sz="4" w:val="single"/>
+              <w:right w:color="c4c7c5" w:space="0" w:sz="4" w:val="single"/>
+            </w:tcBorders>
+            <w:tcMar>
+              <w:top w:w="120.0" w:type="dxa"/>
+              <w:left w:w="180.0" w:type="dxa"/>
+              <w:bottom w:w="120.0" w:type="dxa"/>
+              <w:right w:w="180.0" w:type="dxa"/>
+            </w:tcMar>
+            <w:vAlign w:val="top"/>
+          </w:tcPr>
+          <w:p>
+            <w:pPr>
+              <w:rPr>
+                <w:rFonts w:ascii="Calibri" w:cs="Calibri" w:eastAsia="Calibri" w:hAnsi="Calibri"/>
+                <w:sz w:val="24"/>
+                <w:szCs w:val="24"/>
+              </w:rPr>
+            </w:pPr>
+            <w:r>
+              <w:rPr>
+                <w:rFonts w:ascii="Calibri" w:cs="Calibri" w:eastAsia="Calibri" w:hAnsi="Calibri"/>
+                <w:sz w:val="24"/>
+                <w:szCs w:val="24"/>
+                <w:rtl w:val="0"/>
+              </w:rPr>
+              <w:t xml:space="preserve">integer</w:t>
+            </w:r>
+          </w:p>
+        </w:tc>
+        <w:tc>
+          <w:tcPr>
+            <w:tcBorders>
+              <w:top w:color="c4c7c5" w:space="0" w:sz="4" w:val="single"/>
+              <w:left w:color="c4c7c5" w:space="0" w:sz="4" w:val="single"/>
+              <w:bottom w:color="c4c7c5" w:space="0" w:sz="4" w:val="single"/>
+              <w:right w:color="c4c7c5" w:space="0" w:sz="4" w:val="single"/>
+            </w:tcBorders>
+            <w:tcMar>
+              <w:top w:w="120.0" w:type="dxa"/>
+              <w:left w:w="180.0" w:type="dxa"/>
+              <w:bottom w:w="120.0" w:type="dxa"/>
+              <w:right w:w="180.0" w:type="dxa"/>
+            </w:tcMar>
+            <w:vAlign w:val="top"/>
+          </w:tcPr>
+          <w:p>
+            <w:pPr>
+              <w:rPr>
+                <w:rFonts w:ascii="Calibri" w:cs="Calibri" w:eastAsia="Calibri" w:hAnsi="Calibri"/>
+                <w:sz w:val="24"/>
+                <w:szCs w:val="24"/>
+              </w:rPr>
+            </w:pPr>
+            <w:r>
+              <w:rPr>
+                <w:rFonts w:ascii="Calibri" w:cs="Calibri" w:eastAsia="Calibri" w:hAnsi="Calibri"/>
+                <w:sz w:val="24"/>
+                <w:szCs w:val="24"/>
+                <w:rtl w:val="0"/>
+              </w:rPr>
+              <w:t xml:space="preserve">Versión de la plantilla utilizada</w:t>
+            </w:r>
+          </w:p>
+        </w:tc>
+        <w:tc>
+          <w:tcPr>
+            <w:tcBorders>
+              <w:top w:color="c4c7c5" w:space="0" w:sz="4" w:val="single"/>
+              <w:left w:color="c4c7c5" w:space="0" w:sz="4" w:val="single"/>
+              <w:bottom w:color="c4c7c5" w:space="0" w:sz="4" w:val="single"/>
+              <w:right w:color="c4c7c5" w:space="0" w:sz="4" w:val="single"/>
+            </w:tcBorders>
+            <w:tcMar>
+              <w:top w:w="120.0" w:type="dxa"/>
+              <w:left w:w="180.0" w:type="dxa"/>
+              <w:bottom w:w="120.0" w:type="dxa"/>
+              <w:right w:w="180.0" w:type="dxa"/>
+            </w:tcMar>
+            <w:vAlign w:val="top"/>
+          </w:tcPr>
+          <w:p>
+            <w:pPr>
+              <w:rPr>
+                <w:rFonts w:ascii="Calibri" w:cs="Calibri" w:eastAsia="Calibri" w:hAnsi="Calibri"/>
+                <w:sz w:val="24"/>
+                <w:szCs w:val="24"/>
+              </w:rPr>
+            </w:pPr>
+            <w:r>
+              <w:rPr>
+                <w:rFonts w:ascii="Calibri" w:cs="Calibri" w:eastAsia="Calibri" w:hAnsi="Calibri"/>
+                <w:sz w:val="24"/>
+                <w:szCs w:val="24"/>
+                <w:rtl w:val="0"/>
+              </w:rPr>
+              <w:t xml:space="preserve">32 bits</w:t>
+            </w:r>
+          </w:p>
+        </w:tc>
+      </w:tr>
+      <w:tr>
+        <w:trPr>
+          <w:cantSplit w:val="0"/>
+          <w:tblHeader w:val="0"/>
+        </w:trPr>
+        <w:tc>
+          <w:tcPr>
+            <w:tcBorders>
+              <w:top w:color="c4c7c5" w:space="0" w:sz="4" w:val="single"/>
+              <w:left w:color="c4c7c5" w:space="0" w:sz="4" w:val="single"/>
+              <w:bottom w:color="c4c7c5" w:space="0" w:sz="4" w:val="single"/>
+              <w:right w:color="c4c7c5" w:space="0" w:sz="4" w:val="single"/>
+            </w:tcBorders>
+            <w:tcMar>
+              <w:top w:w="120.0" w:type="dxa"/>
+              <w:left w:w="180.0" w:type="dxa"/>
+              <w:bottom w:w="120.0" w:type="dxa"/>
+              <w:right w:w="180.0" w:type="dxa"/>
+            </w:tcMar>
+            <w:vAlign w:val="top"/>
+          </w:tcPr>
+          <w:p>
+            <w:pPr>
+              <w:rPr>
+                <w:rFonts w:ascii="Calibri" w:cs="Calibri" w:eastAsia="Calibri" w:hAnsi="Calibri"/>
+                <w:sz w:val="24"/>
+                <w:szCs w:val="24"/>
+              </w:rPr>
+            </w:pPr>
+            <w:r>
+              <w:rPr>
+                <w:rFonts w:ascii="Calibri" w:cs="Calibri" w:eastAsia="Calibri" w:hAnsi="Calibri"/>
+                <w:sz w:val="24"/>
+                <w:szCs w:val="24"/>
+                <w:rtl w:val="0"/>
+              </w:rPr>
+              <w:t xml:space="preserve">estado_documento</w:t>
+            </w:r>
+          </w:p>
+        </w:tc>
+        <w:tc>
+          <w:tcPr>
+            <w:tcBorders>
+              <w:top w:color="c4c7c5" w:space="0" w:sz="4" w:val="single"/>
+              <w:left w:color="c4c7c5" w:space="0" w:sz="4" w:val="single"/>
+              <w:bottom w:color="c4c7c5" w:space="0" w:sz="4" w:val="single"/>
+              <w:right w:color="c4c7c5" w:space="0" w:sz="4" w:val="single"/>
+            </w:tcBorders>
+            <w:tcMar>
+              <w:top w:w="120.0" w:type="dxa"/>
+              <w:left w:w="180.0" w:type="dxa"/>
+              <w:bottom w:w="120.0" w:type="dxa"/>
+              <w:right w:w="180.0" w:type="dxa"/>
+            </w:tcMar>
+            <w:vAlign w:val="top"/>
+          </w:tcPr>
+          <w:p>
+            <w:pPr>
+              <w:rPr>
+                <w:rFonts w:ascii="Calibri" w:cs="Calibri" w:eastAsia="Calibri" w:hAnsi="Calibri"/>
+                <w:sz w:val="24"/>
+                <w:szCs w:val="24"/>
+              </w:rPr>
+            </w:pPr>
+            <w:r>
+              <w:rPr>
+                <w:rFonts w:ascii="Calibri" w:cs="Calibri" w:eastAsia="Calibri" w:hAnsi="Calibri"/>
+                <w:sz w:val="24"/>
+                <w:szCs w:val="24"/>
+                <w:rtl w:val="0"/>
+              </w:rPr>
+              <w:t xml:space="preserve">No</w:t>
+            </w:r>
+          </w:p>
+        </w:tc>
+        <w:tc>
+          <w:tcPr>
+            <w:tcBorders>
+              <w:top w:color="c4c7c5" w:space="0" w:sz="4" w:val="single"/>
+              <w:left w:color="c4c7c5" w:space="0" w:sz="4" w:val="single"/>
+              <w:bottom w:color="c4c7c5" w:space="0" w:sz="4" w:val="single"/>
+              <w:right w:color="c4c7c5" w:space="0" w:sz="4" w:val="single"/>
+            </w:tcBorders>
+            <w:tcMar>
+              <w:top w:w="120.0" w:type="dxa"/>
+              <w:left w:w="180.0" w:type="dxa"/>
+              <w:bottom w:w="120.0" w:type="dxa"/>
+              <w:right w:w="180.0" w:type="dxa"/>
+            </w:tcMar>
+            <w:vAlign w:val="top"/>
+          </w:tcPr>
+          <w:p>
+            <w:pPr>
+              <w:rPr>
+                <w:rFonts w:ascii="Calibri" w:cs="Calibri" w:eastAsia="Calibri" w:hAnsi="Calibri"/>
+                <w:sz w:val="24"/>
+                <w:szCs w:val="24"/>
+              </w:rPr>
+            </w:pPr>
+            <w:r>
+              <w:rPr>
+                <w:rFonts w:ascii="Calibri" w:cs="Calibri" w:eastAsia="Calibri" w:hAnsi="Calibri"/>
+                <w:sz w:val="24"/>
+                <w:szCs w:val="24"/>
+                <w:rtl w:val="0"/>
+              </w:rPr>
+              <w:t xml:space="preserve">Sí</w:t>
+            </w:r>
+          </w:p>
+        </w:tc>
+        <w:tc>
+          <w:tcPr>
+            <w:tcBorders>
+              <w:top w:color="c4c7c5" w:space="0" w:sz="4" w:val="single"/>
+              <w:left w:color="c4c7c5" w:space="0" w:sz="4" w:val="single"/>
+              <w:bottom w:color="c4c7c5" w:space="0" w:sz="4" w:val="single"/>
+              <w:right w:color="c4c7c5" w:space="0" w:sz="4" w:val="single"/>
+            </w:tcBorders>
+            <w:tcMar>
+              <w:top w:w="120.0" w:type="dxa"/>
+              <w:left w:w="180.0" w:type="dxa"/>
+              <w:bottom w:w="120.0" w:type="dxa"/>
+              <w:right w:w="180.0" w:type="dxa"/>
+            </w:tcMar>
+            <w:vAlign w:val="top"/>
+          </w:tcPr>
+          <w:p>
+            <w:pPr>
+              <w:rPr>
+                <w:rFonts w:ascii="Calibri" w:cs="Calibri" w:eastAsia="Calibri" w:hAnsi="Calibri"/>
+                <w:sz w:val="24"/>
+                <w:szCs w:val="24"/>
+              </w:rPr>
+            </w:pPr>
+            <w:r>
+              <w:rPr>
+                <w:rFonts w:ascii="Calibri" w:cs="Calibri" w:eastAsia="Calibri" w:hAnsi="Calibri"/>
+                <w:sz w:val="24"/>
+                <w:szCs w:val="24"/>
+                <w:rtl w:val="0"/>
+              </w:rPr>
+              <w:t xml:space="preserve">text</w:t>
+            </w:r>
+          </w:p>
+        </w:tc>
+        <w:tc>
+          <w:tcPr>
+            <w:tcBorders>
+              <w:top w:color="c4c7c5" w:space="0" w:sz="4" w:val="single"/>
+              <w:left w:color="c4c7c5" w:space="0" w:sz="4" w:val="single"/>
+              <w:bottom w:color="c4c7c5" w:space="0" w:sz="4" w:val="single"/>
+              <w:right w:color="c4c7c5" w:space="0" w:sz="4" w:val="single"/>
+            </w:tcBorders>
+            <w:tcMar>
+              <w:top w:w="120.0" w:type="dxa"/>
+              <w:left w:w="180.0" w:type="dxa"/>
+              <w:bottom w:w="120.0" w:type="dxa"/>
+              <w:right w:w="180.0" w:type="dxa"/>
+            </w:tcMar>
+            <w:vAlign w:val="top"/>
+          </w:tcPr>
+          <w:p>
+            <w:pPr>
+              <w:rPr>
+                <w:rFonts w:ascii="Calibri" w:cs="Calibri" w:eastAsia="Calibri" w:hAnsi="Calibri"/>
+                <w:sz w:val="24"/>
+                <w:szCs w:val="24"/>
+              </w:rPr>
+            </w:pPr>
+            <w:r>
+              <w:rPr>
+                <w:rFonts w:ascii="Calibri" w:cs="Calibri" w:eastAsia="Calibri" w:hAnsi="Calibri"/>
+                <w:sz w:val="24"/>
+                <w:szCs w:val="24"/>
+                <w:rtl w:val="0"/>
+              </w:rPr>
+              <w:t xml:space="preserve">Estado de vigencia (vigente, anulado)</w:t>
+            </w:r>
+          </w:p>
+        </w:tc>
+        <w:tc>
+          <w:tcPr>
+            <w:tcBorders>
+              <w:top w:color="c4c7c5" w:space="0" w:sz="4" w:val="single"/>
+              <w:left w:color="c4c7c5" w:space="0" w:sz="4" w:val="single"/>
+              <w:bottom w:color="c4c7c5" w:space="0" w:sz="4" w:val="single"/>
+              <w:right w:color="c4c7c5" w:space="0" w:sz="4" w:val="single"/>
+            </w:tcBorders>
+            <w:tcMar>
+              <w:top w:w="120.0" w:type="dxa"/>
+              <w:left w:w="180.0" w:type="dxa"/>
+              <w:bottom w:w="120.0" w:type="dxa"/>
+              <w:right w:w="180.0" w:type="dxa"/>
+            </w:tcMar>
+            <w:vAlign w:val="top"/>
+          </w:tcPr>
+          <w:p>
+            <w:pPr>
+              <w:rPr>
+                <w:rFonts w:ascii="Calibri" w:cs="Calibri" w:eastAsia="Calibri" w:hAnsi="Calibri"/>
+                <w:sz w:val="24"/>
+                <w:szCs w:val="24"/>
+              </w:rPr>
+            </w:pPr>
+            <w:r>
+              <w:rPr>
+                <w:rFonts w:ascii="Calibri" w:cs="Calibri" w:eastAsia="Calibri" w:hAnsi="Calibri"/>
+                <w:sz w:val="24"/>
+                <w:szCs w:val="24"/>
+                <w:rtl w:val="0"/>
+              </w:rPr>
+              <w:t xml:space="preserve">Variable</w:t>
+            </w:r>
+          </w:p>
+        </w:tc>
+      </w:tr>
+      <w:tr>
+        <w:trPr>
+          <w:cantSplit w:val="0"/>
+          <w:tblHeader w:val="0"/>
+        </w:trPr>
+        <w:tc>
+          <w:tcPr>
+            <w:tcBorders>
+              <w:top w:color="c4c7c5" w:space="0" w:sz="4" w:val="single"/>
+              <w:left w:color="c4c7c5" w:space="0" w:sz="4" w:val="single"/>
+              <w:bottom w:color="c4c7c5" w:space="0" w:sz="4" w:val="single"/>
+              <w:right w:color="c4c7c5" w:space="0" w:sz="4" w:val="single"/>
+            </w:tcBorders>
+            <w:tcMar>
+              <w:top w:w="120.0" w:type="dxa"/>
+              <w:left w:w="180.0" w:type="dxa"/>
+              <w:bottom w:w="120.0" w:type="dxa"/>
+              <w:right w:w="180.0" w:type="dxa"/>
+            </w:tcMar>
+            <w:vAlign w:val="top"/>
+          </w:tcPr>
+          <w:p>
+            <w:pPr>
+              <w:rPr>
+                <w:rFonts w:ascii="Calibri" w:cs="Calibri" w:eastAsia="Calibri" w:hAnsi="Calibri"/>
+                <w:sz w:val="24"/>
+                <w:szCs w:val="24"/>
+              </w:rPr>
+            </w:pPr>
+            <w:r>
+              <w:rPr>
+                <w:rFonts w:ascii="Calibri" w:cs="Calibri" w:eastAsia="Calibri" w:hAnsi="Calibri"/>
+                <w:sz w:val="24"/>
+                <w:szCs w:val="24"/>
+                <w:rtl w:val="0"/>
+              </w:rPr>
+              <w:t xml:space="preserve">datos_emision</w:t>
+            </w:r>
+          </w:p>
+        </w:tc>
+        <w:tc>
+          <w:tcPr>
+            <w:tcBorders>
+              <w:top w:color="c4c7c5" w:space="0" w:sz="4" w:val="single"/>
+              <w:left w:color="c4c7c5" w:space="0" w:sz="4" w:val="single"/>
+              <w:bottom w:color="c4c7c5" w:space="0" w:sz="4" w:val="single"/>
+              <w:right w:color="c4c7c5" w:space="0" w:sz="4" w:val="single"/>
+            </w:tcBorders>
+            <w:tcMar>
+              <w:top w:w="120.0" w:type="dxa"/>
+              <w:left w:w="180.0" w:type="dxa"/>
+              <w:bottom w:w="120.0" w:type="dxa"/>
+              <w:right w:w="180.0" w:type="dxa"/>
+            </w:tcMar>
+            <w:vAlign w:val="top"/>
+          </w:tcPr>
+          <w:p>
+            <w:pPr>
+              <w:rPr>
+                <w:rFonts w:ascii="Calibri" w:cs="Calibri" w:eastAsia="Calibri" w:hAnsi="Calibri"/>
+                <w:sz w:val="24"/>
+                <w:szCs w:val="24"/>
+              </w:rPr>
+            </w:pPr>
+            <w:r>
+              <w:rPr>
+                <w:rFonts w:ascii="Calibri" w:cs="Calibri" w:eastAsia="Calibri" w:hAnsi="Calibri"/>
+                <w:sz w:val="24"/>
+                <w:szCs w:val="24"/>
+                <w:rtl w:val="0"/>
+              </w:rPr>
+              <w:t xml:space="preserve">No</w:t>
+            </w:r>
+          </w:p>
+        </w:tc>
+        <w:tc>
+          <w:tcPr>
+            <w:tcBorders>
+              <w:top w:color="c4c7c5" w:space="0" w:sz="4" w:val="single"/>
+              <w:left w:color="c4c7c5" w:space="0" w:sz="4" w:val="single"/>
+              <w:bottom w:color="c4c7c5" w:space="0" w:sz="4" w:val="single"/>
+              <w:right w:color="c4c7c5" w:space="0" w:sz="4" w:val="single"/>
+            </w:tcBorders>
+            <w:tcMar>
+              <w:top w:w="120.0" w:type="dxa"/>
+              <w:left w:w="180.0" w:type="dxa"/>
+              <w:bottom w:w="120.0" w:type="dxa"/>
+              <w:right w:w="180.0" w:type="dxa"/>
+            </w:tcMar>
+            <w:vAlign w:val="top"/>
+          </w:tcPr>
+          <w:p>
+            <w:pPr>
+              <w:rPr>
+                <w:rFonts w:ascii="Calibri" w:cs="Calibri" w:eastAsia="Calibri" w:hAnsi="Calibri"/>
+                <w:sz w:val="24"/>
+                <w:szCs w:val="24"/>
+              </w:rPr>
+            </w:pPr>
+            <w:r>
+              <w:rPr>
+                <w:rFonts w:ascii="Calibri" w:cs="Calibri" w:eastAsia="Calibri" w:hAnsi="Calibri"/>
+                <w:sz w:val="24"/>
+                <w:szCs w:val="24"/>
+                <w:rtl w:val="0"/>
+              </w:rPr>
+              <w:t xml:space="preserve">Sí</w:t>
+            </w:r>
+          </w:p>
+        </w:tc>
+        <w:tc>
+          <w:tcPr>
+            <w:tcBorders>
+              <w:top w:color="c4c7c5" w:space="0" w:sz="4" w:val="single"/>
+              <w:left w:color="c4c7c5" w:space="0" w:sz="4" w:val="single"/>
+              <w:bottom w:color="c4c7c5" w:space="0" w:sz="4" w:val="single"/>
+              <w:right w:color="c4c7c5" w:space="0" w:sz="4" w:val="single"/>
+            </w:tcBorders>
+            <w:tcMar>
+              <w:top w:w="120.0" w:type="dxa"/>
+              <w:left w:w="180.0" w:type="dxa"/>
+              <w:bottom w:w="120.0" w:type="dxa"/>
+              <w:right w:w="180.0" w:type="dxa"/>
+            </w:tcMar>
+            <w:vAlign w:val="top"/>
+          </w:tcPr>
+          <w:p>
+            <w:pPr>
+              <w:rPr>
+                <w:rFonts w:ascii="Calibri" w:cs="Calibri" w:eastAsia="Calibri" w:hAnsi="Calibri"/>
+                <w:sz w:val="24"/>
+                <w:szCs w:val="24"/>
+              </w:rPr>
+            </w:pPr>
+            <w:r>
+              <w:rPr>
+                <w:rFonts w:ascii="Calibri" w:cs="Calibri" w:eastAsia="Calibri" w:hAnsi="Calibri"/>
+                <w:sz w:val="24"/>
+                <w:szCs w:val="24"/>
+                <w:rtl w:val="0"/>
+              </w:rPr>
+              <w:t xml:space="preserve">jsonb</w:t>
+            </w:r>
+          </w:p>
+        </w:tc>
+        <w:tc>
+          <w:tcPr>
+            <w:tcBorders>
+              <w:top w:color="c4c7c5" w:space="0" w:sz="4" w:val="single"/>
+              <w:left w:color="c4c7c5" w:space="0" w:sz="4" w:val="single"/>
+              <w:bottom w:color="c4c7c5" w:space="0" w:sz="4" w:val="single"/>
+              <w:right w:color="c4c7c5" w:space="0" w:sz="4" w:val="single"/>
+            </w:tcBorders>
+            <w:tcMar>
+              <w:top w:w="120.0" w:type="dxa"/>
+              <w:left w:w="180.0" w:type="dxa"/>
+              <w:bottom w:w="120.0" w:type="dxa"/>
+              <w:right w:w="180.0" w:type="dxa"/>
+            </w:tcMar>
+            <w:vAlign w:val="top"/>
+          </w:tcPr>
+          <w:p>
+            <w:pPr>
+              <w:rPr>
+                <w:rFonts w:ascii="Calibri" w:cs="Calibri" w:eastAsia="Calibri" w:hAnsi="Calibri"/>
+                <w:sz w:val="24"/>
+                <w:szCs w:val="24"/>
+              </w:rPr>
+            </w:pPr>
+            <w:r>
+              <w:rPr>
+                <w:rFonts w:ascii="Calibri" w:cs="Calibri" w:eastAsia="Calibri" w:hAnsi="Calibri"/>
+                <w:sz w:val="24"/>
+                <w:szCs w:val="24"/>
+                <w:rtl w:val="0"/>
+              </w:rPr>
+              <w:t xml:space="preserve">Datos estructurados de la emisión del documento</w:t>
+            </w:r>
+          </w:p>
+        </w:tc>
+        <w:tc>
+          <w:tcPr>
+            <w:tcBorders>
+              <w:top w:color="c4c7c5" w:space="0" w:sz="4" w:val="single"/>
+              <w:left w:color="c4c7c5" w:space="0" w:sz="4" w:val="single"/>
+              <w:bottom w:color="c4c7c5" w:space="0" w:sz="4" w:val="single"/>
+              <w:right w:color="c4c7c5" w:space="0" w:sz="4" w:val="single"/>
+            </w:tcBorders>
+            <w:tcMar>
+              <w:top w:w="120.0" w:type="dxa"/>
+              <w:left w:w="180.0" w:type="dxa"/>
+              <w:bottom w:w="120.0" w:type="dxa"/>
+              <w:right w:w="180.0" w:type="dxa"/>
+            </w:tcMar>
+            <w:vAlign w:val="top"/>
+          </w:tcPr>
+          <w:p>
+            <w:pPr>
+              <w:rPr>
+                <w:rFonts w:ascii="Calibri" w:cs="Calibri" w:eastAsia="Calibri" w:hAnsi="Calibri"/>
+                <w:sz w:val="24"/>
+                <w:szCs w:val="24"/>
+              </w:rPr>
+            </w:pPr>
+            <w:r>
+              <w:rPr>
+                <w:rFonts w:ascii="Calibri" w:cs="Calibri" w:eastAsia="Calibri" w:hAnsi="Calibri"/>
+                <w:sz w:val="24"/>
+                <w:szCs w:val="24"/>
+                <w:rtl w:val="0"/>
+              </w:rPr>
+              <w:t xml:space="preserve">Variable</w:t>
+            </w:r>
+          </w:p>
+        </w:tc>
+      </w:tr>
+      <w:tr>
+        <w:trPr>
+          <w:cantSplit w:val="0"/>
+          <w:tblHeader w:val="0"/>
+        </w:trPr>
+        <w:tc>
+          <w:tcPr>
+            <w:tcBorders>
+              <w:top w:color="c4c7c5" w:space="0" w:sz="4" w:val="single"/>
+              <w:left w:color="c4c7c5" w:space="0" w:sz="4" w:val="single"/>
+              <w:bottom w:color="c4c7c5" w:space="0" w:sz="4" w:val="single"/>
+              <w:right w:color="c4c7c5" w:space="0" w:sz="4" w:val="single"/>
+            </w:tcBorders>
+            <w:tcMar>
+              <w:top w:w="120.0" w:type="dxa"/>
+              <w:left w:w="180.0" w:type="dxa"/>
+              <w:bottom w:w="120.0" w:type="dxa"/>
+              <w:right w:w="180.0" w:type="dxa"/>
+            </w:tcMar>
+            <w:vAlign w:val="top"/>
+          </w:tcPr>
+          <w:p>
+            <w:pPr>
+              <w:rPr>
+                <w:rFonts w:ascii="Calibri" w:cs="Calibri" w:eastAsia="Calibri" w:hAnsi="Calibri"/>
+                <w:sz w:val="24"/>
+                <w:szCs w:val="24"/>
+              </w:rPr>
+            </w:pPr>
+            <w:r>
+              <w:rPr>
+                <w:rFonts w:ascii="Calibri" w:cs="Calibri" w:eastAsia="Calibri" w:hAnsi="Calibri"/>
+                <w:sz w:val="24"/>
+                <w:szCs w:val="24"/>
+                <w:rtl w:val="0"/>
+              </w:rPr>
+              <w:t xml:space="preserve">email_destinatario</w:t>
+            </w:r>
+          </w:p>
+        </w:tc>
+        <w:tc>
+          <w:tcPr>
+            <w:tcBorders>
+              <w:top w:color="c4c7c5" w:space="0" w:sz="4" w:val="single"/>
+              <w:left w:color="c4c7c5" w:space="0" w:sz="4" w:val="single"/>
+              <w:bottom w:color="c4c7c5" w:space="0" w:sz="4" w:val="single"/>
+              <w:right w:color="c4c7c5" w:space="0" w:sz="4" w:val="single"/>
+            </w:tcBorders>
+            <w:tcMar>
+              <w:top w:w="120.0" w:type="dxa"/>
+              <w:left w:w="180.0" w:type="dxa"/>
+              <w:bottom w:w="120.0" w:type="dxa"/>
+              <w:right w:w="180.0" w:type="dxa"/>
+            </w:tcMar>
+            <w:vAlign w:val="top"/>
+          </w:tcPr>
+          <w:p>
+            <w:pPr>
+              <w:rPr>
+                <w:rFonts w:ascii="Calibri" w:cs="Calibri" w:eastAsia="Calibri" w:hAnsi="Calibri"/>
+                <w:sz w:val="24"/>
+                <w:szCs w:val="24"/>
+              </w:rPr>
+            </w:pPr>
+            <w:r>
+              <w:rPr>
+                <w:rFonts w:ascii="Calibri" w:cs="Calibri" w:eastAsia="Calibri" w:hAnsi="Calibri"/>
+                <w:sz w:val="24"/>
+                <w:szCs w:val="24"/>
+                <w:rtl w:val="0"/>
+              </w:rPr>
+              <w:t xml:space="preserve">No</w:t>
+            </w:r>
+          </w:p>
+        </w:tc>
+        <w:tc>
+          <w:tcPr>
+            <w:tcBorders>
+              <w:top w:color="c4c7c5" w:space="0" w:sz="4" w:val="single"/>
+              <w:left w:color="c4c7c5" w:space="0" w:sz="4" w:val="single"/>
+              <w:bottom w:color="c4c7c5" w:space="0" w:sz="4" w:val="single"/>
+              <w:right w:color="c4c7c5" w:space="0" w:sz="4" w:val="single"/>
+            </w:tcBorders>
+            <w:tcMar>
+              <w:top w:w="120.0" w:type="dxa"/>
+              <w:left w:w="180.0" w:type="dxa"/>
+              <w:bottom w:w="120.0" w:type="dxa"/>
+              <w:right w:w="180.0" w:type="dxa"/>
+            </w:tcMar>
+            <w:vAlign w:val="top"/>
+          </w:tcPr>
+          <w:p>
+            <w:pPr>
+              <w:rPr>
+                <w:rFonts w:ascii="Calibri" w:cs="Calibri" w:eastAsia="Calibri" w:hAnsi="Calibri"/>
+                <w:sz w:val="24"/>
+                <w:szCs w:val="24"/>
+              </w:rPr>
+            </w:pPr>
+            <w:r>
+              <w:rPr>
+                <w:rFonts w:ascii="Calibri" w:cs="Calibri" w:eastAsia="Calibri" w:hAnsi="Calibri"/>
+                <w:sz w:val="24"/>
+                <w:szCs w:val="24"/>
+                <w:rtl w:val="0"/>
+              </w:rPr>
+              <w:t xml:space="preserve">Sí</w:t>
+            </w:r>
+          </w:p>
+        </w:tc>
+        <w:tc>
+          <w:tcPr>
+            <w:tcBorders>
+              <w:top w:color="c4c7c5" w:space="0" w:sz="4" w:val="single"/>
+              <w:left w:color="c4c7c5" w:space="0" w:sz="4" w:val="single"/>
+              <w:bottom w:color="c4c7c5" w:space="0" w:sz="4" w:val="single"/>
+              <w:right w:color="c4c7c5" w:space="0" w:sz="4" w:val="single"/>
+            </w:tcBorders>
+            <w:tcMar>
+              <w:top w:w="120.0" w:type="dxa"/>
+              <w:left w:w="180.0" w:type="dxa"/>
+              <w:bottom w:w="120.0" w:type="dxa"/>
+              <w:right w:w="180.0" w:type="dxa"/>
+            </w:tcMar>
+            <w:vAlign w:val="top"/>
+          </w:tcPr>
+          <w:p>
+            <w:pPr>
+              <w:rPr>
+                <w:rFonts w:ascii="Calibri" w:cs="Calibri" w:eastAsia="Calibri" w:hAnsi="Calibri"/>
+                <w:sz w:val="24"/>
+                <w:szCs w:val="24"/>
+              </w:rPr>
+            </w:pPr>
+            <w:r>
+              <w:rPr>
+                <w:rFonts w:ascii="Calibri" w:cs="Calibri" w:eastAsia="Calibri" w:hAnsi="Calibri"/>
+                <w:sz w:val="24"/>
+                <w:szCs w:val="24"/>
+                <w:rtl w:val="0"/>
+              </w:rPr>
+              <w:t xml:space="preserve">text</w:t>
+            </w:r>
+          </w:p>
+        </w:tc>
+        <w:tc>
+          <w:tcPr>
+            <w:tcBorders>
+              <w:top w:color="c4c7c5" w:space="0" w:sz="4" w:val="single"/>
+              <w:left w:color="c4c7c5" w:space="0" w:sz="4" w:val="single"/>
+              <w:bottom w:color="c4c7c5" w:space="0" w:sz="4" w:val="single"/>
+              <w:right w:color="c4c7c5" w:space="0" w:sz="4" w:val="single"/>
+            </w:tcBorders>
+            <w:tcMar>
+              <w:top w:w="120.0" w:type="dxa"/>
+              <w:left w:w="180.0" w:type="dxa"/>
+              <w:bottom w:w="120.0" w:type="dxa"/>
+              <w:right w:w="180.0" w:type="dxa"/>
+            </w:tcMar>
+            <w:vAlign w:val="top"/>
+          </w:tcPr>
+          <w:p>
+            <w:pPr>
+              <w:rPr>
+                <w:rFonts w:ascii="Calibri" w:cs="Calibri" w:eastAsia="Calibri" w:hAnsi="Calibri"/>
+                <w:sz w:val="24"/>
+                <w:szCs w:val="24"/>
+              </w:rPr>
+            </w:pPr>
+            <w:r>
+              <w:rPr>
+                <w:rFonts w:ascii="Calibri" w:cs="Calibri" w:eastAsia="Calibri" w:hAnsi="Calibri"/>
+                <w:sz w:val="24"/>
+                <w:szCs w:val="24"/>
+                <w:rtl w:val="0"/>
+              </w:rPr>
+              <w:t xml:space="preserve">Correo electrónico del destinatario</w:t>
+            </w:r>
+          </w:p>
+        </w:tc>
+        <w:tc>
+          <w:tcPr>
+            <w:tcBorders>
+              <w:top w:color="c4c7c5" w:space="0" w:sz="4" w:val="single"/>
+              <w:left w:color="c4c7c5" w:space="0" w:sz="4" w:val="single"/>
+              <w:bottom w:color="c4c7c5" w:space="0" w:sz="4" w:val="single"/>
+              <w:right w:color="c4c7c5" w:space="0" w:sz="4" w:val="single"/>
+            </w:tcBorders>
+            <w:tcMar>
+              <w:top w:w="120.0" w:type="dxa"/>
+              <w:left w:w="180.0" w:type="dxa"/>
+              <w:bottom w:w="120.0" w:type="dxa"/>
+              <w:right w:w="180.0" w:type="dxa"/>
+            </w:tcMar>
+            <w:vAlign w:val="top"/>
+          </w:tcPr>
+          <w:p>
+            <w:pPr>
+              <w:rPr>
+                <w:rFonts w:ascii="Calibri" w:cs="Calibri" w:eastAsia="Calibri" w:hAnsi="Calibri"/>
+                <w:sz w:val="24"/>
+                <w:szCs w:val="24"/>
+              </w:rPr>
+            </w:pPr>
+            <w:r>
+              <w:rPr>
+                <w:rFonts w:ascii="Calibri" w:cs="Calibri" w:eastAsia="Calibri" w:hAnsi="Calibri"/>
+                <w:sz w:val="24"/>
+                <w:szCs w:val="24"/>
+                <w:rtl w:val="0"/>
+              </w:rPr>
+              <w:t xml:space="preserve">Variable</w:t>
+            </w:r>
+          </w:p>
+        </w:tc>
+      </w:tr>
+      <w:tr>
+        <w:trPr>
+          <w:cantSplit w:val="0"/>
+          <w:tblHeader w:val="0"/>
+        </w:trPr>
+        <w:tc>
+          <w:tcPr>
+            <w:tcBorders>
+              <w:top w:color="c4c7c5" w:space="0" w:sz="4" w:val="single"/>
+              <w:left w:color="c4c7c5" w:space="0" w:sz="4" w:val="single"/>
+              <w:bottom w:color="c4c7c5" w:space="0" w:sz="4" w:val="single"/>
+              <w:right w:color="c4c7c5" w:space="0" w:sz="4" w:val="single"/>
+            </w:tcBorders>
+            <w:tcMar>
+              <w:top w:w="120.0" w:type="dxa"/>
+              <w:left w:w="180.0" w:type="dxa"/>
+              <w:bottom w:w="120.0" w:type="dxa"/>
+              <w:right w:w="180.0" w:type="dxa"/>
+            </w:tcMar>
+            <w:vAlign w:val="top"/>
+          </w:tcPr>
+          <w:p>
+            <w:pPr>
+              <w:rPr>
+                <w:rFonts w:ascii="Calibri" w:cs="Calibri" w:eastAsia="Calibri" w:hAnsi="Calibri"/>
+                <w:sz w:val="24"/>
+                <w:szCs w:val="24"/>
+              </w:rPr>
+            </w:pPr>
+            <w:r>
+              <w:rPr>
+                <w:rFonts w:ascii="Calibri" w:cs="Calibri" w:eastAsia="Calibri" w:hAnsi="Calibri"/>
+                <w:sz w:val="24"/>
+                <w:szCs w:val="24"/>
+                <w:rtl w:val="0"/>
+              </w:rPr>
+              <w:t xml:space="preserve">estado_pdf</w:t>
+            </w:r>
+          </w:p>
+        </w:tc>
+        <w:tc>
+          <w:tcPr>
+            <w:tcBorders>
+              <w:top w:color="c4c7c5" w:space="0" w:sz="4" w:val="single"/>
+              <w:left w:color="c4c7c5" w:space="0" w:sz="4" w:val="single"/>
+              <w:bottom w:color="c4c7c5" w:space="0" w:sz="4" w:val="single"/>
+              <w:right w:color="c4c7c5" w:space="0" w:sz="4" w:val="single"/>
+            </w:tcBorders>
+            <w:tcMar>
+              <w:top w:w="120.0" w:type="dxa"/>
+              <w:left w:w="180.0" w:type="dxa"/>
+              <w:bottom w:w="120.0" w:type="dxa"/>
+              <w:right w:w="180.0" w:type="dxa"/>
+            </w:tcMar>
+            <w:vAlign w:val="top"/>
+          </w:tcPr>
+          <w:p>
+            <w:pPr>
+              <w:rPr>
+                <w:rFonts w:ascii="Calibri" w:cs="Calibri" w:eastAsia="Calibri" w:hAnsi="Calibri"/>
+                <w:sz w:val="24"/>
+                <w:szCs w:val="24"/>
+              </w:rPr>
+            </w:pPr>
+            <w:r>
+              <w:rPr>
+                <w:rFonts w:ascii="Calibri" w:cs="Calibri" w:eastAsia="Calibri" w:hAnsi="Calibri"/>
+                <w:sz w:val="24"/>
+                <w:szCs w:val="24"/>
+                <w:rtl w:val="0"/>
+              </w:rPr>
+              <w:t xml:space="preserve">No</w:t>
+            </w:r>
+          </w:p>
+        </w:tc>
+        <w:tc>
+          <w:tcPr>
+            <w:tcBorders>
+              <w:top w:color="c4c7c5" w:space="0" w:sz="4" w:val="single"/>
+              <w:left w:color="c4c7c5" w:space="0" w:sz="4" w:val="single"/>
+              <w:bottom w:color="c4c7c5" w:space="0" w:sz="4" w:val="single"/>
+              <w:right w:color="c4c7c5" w:space="0" w:sz="4" w:val="single"/>
+            </w:tcBorders>
+            <w:tcMar>
+              <w:top w:w="120.0" w:type="dxa"/>
+              <w:left w:w="180.0" w:type="dxa"/>
+              <w:bottom w:w="120.0" w:type="dxa"/>
+              <w:right w:w="180.0" w:type="dxa"/>
+            </w:tcMar>
+            <w:vAlign w:val="top"/>
+          </w:tcPr>
+          <w:p>
+            <w:pPr>
+              <w:rPr>
+                <w:rFonts w:ascii="Calibri" w:cs="Calibri" w:eastAsia="Calibri" w:hAnsi="Calibri"/>
+                <w:sz w:val="24"/>
+                <w:szCs w:val="24"/>
+              </w:rPr>
+            </w:pPr>
+            <w:r>
+              <w:rPr>
+                <w:rFonts w:ascii="Calibri" w:cs="Calibri" w:eastAsia="Calibri" w:hAnsi="Calibri"/>
+                <w:sz w:val="24"/>
+                <w:szCs w:val="24"/>
+                <w:rtl w:val="0"/>
+              </w:rPr>
+              <w:t xml:space="preserve">Sí</w:t>
+            </w:r>
+          </w:p>
+        </w:tc>
+        <w:tc>
+          <w:tcPr>
+            <w:tcBorders>
+              <w:top w:color="c4c7c5" w:space="0" w:sz="4" w:val="single"/>
+              <w:left w:color="c4c7c5" w:space="0" w:sz="4" w:val="single"/>
+              <w:bottom w:color="c4c7c5" w:space="0" w:sz="4" w:val="single"/>
+              <w:right w:color="c4c7c5" w:space="0" w:sz="4" w:val="single"/>
+            </w:tcBorders>
+            <w:tcMar>
+              <w:top w:w="120.0" w:type="dxa"/>
+              <w:left w:w="180.0" w:type="dxa"/>
+              <w:bottom w:w="120.0" w:type="dxa"/>
+              <w:right w:w="180.0" w:type="dxa"/>
+            </w:tcMar>
+            <w:vAlign w:val="top"/>
+          </w:tcPr>
+          <w:p>
+            <w:pPr>
+              <w:rPr>
+                <w:rFonts w:ascii="Calibri" w:cs="Calibri" w:eastAsia="Calibri" w:hAnsi="Calibri"/>
+                <w:sz w:val="24"/>
+                <w:szCs w:val="24"/>
+              </w:rPr>
+            </w:pPr>
+            <w:r>
+              <w:rPr>
+                <w:rFonts w:ascii="Calibri" w:cs="Calibri" w:eastAsia="Calibri" w:hAnsi="Calibri"/>
+                <w:sz w:val="24"/>
+                <w:szCs w:val="24"/>
+                <w:rtl w:val="0"/>
+              </w:rPr>
+              <w:t xml:space="preserve">text</w:t>
+            </w:r>
+          </w:p>
+        </w:tc>
+        <w:tc>
+          <w:tcPr>
+            <w:tcBorders>
+              <w:top w:color="c4c7c5" w:space="0" w:sz="4" w:val="single"/>
+              <w:left w:color="c4c7c5" w:space="0" w:sz="4" w:val="single"/>
+              <w:bottom w:color="c4c7c5" w:space="0" w:sz="4" w:val="single"/>
+              <w:right w:color="c4c7c5" w:space="0" w:sz="4" w:val="single"/>
+            </w:tcBorders>
+            <w:tcMar>
+              <w:top w:w="120.0" w:type="dxa"/>
+              <w:left w:w="180.0" w:type="dxa"/>
+              <w:bottom w:w="120.0" w:type="dxa"/>
+              <w:right w:w="180.0" w:type="dxa"/>
+            </w:tcMar>
+            <w:vAlign w:val="top"/>
+          </w:tcPr>
+          <w:p>
+            <w:pPr>
+              <w:rPr>
+                <w:rFonts w:ascii="Calibri" w:cs="Calibri" w:eastAsia="Calibri" w:hAnsi="Calibri"/>
+                <w:sz w:val="24"/>
+                <w:szCs w:val="24"/>
+              </w:rPr>
+            </w:pPr>
+            <w:r>
+              <w:rPr>
+                <w:rFonts w:ascii="Calibri" w:cs="Calibri" w:eastAsia="Calibri" w:hAnsi="Calibri"/>
+                <w:sz w:val="24"/>
+                <w:szCs w:val="24"/>
+                <w:rtl w:val="0"/>
+              </w:rPr>
+              <w:t xml:space="preserve">Estado de la generación del archivo PDF</w:t>
+            </w:r>
+          </w:p>
+        </w:tc>
+        <w:tc>
+          <w:tcPr>
+            <w:tcBorders>
+              <w:top w:color="c4c7c5" w:space="0" w:sz="4" w:val="single"/>
+              <w:left w:color="c4c7c5" w:space="0" w:sz="4" w:val="single"/>
+              <w:bottom w:color="c4c7c5" w:space="0" w:sz="4" w:val="single"/>
+              <w:right w:color="c4c7c5" w:space="0" w:sz="4" w:val="single"/>
+            </w:tcBorders>
+            <w:tcMar>
+              <w:top w:w="120.0" w:type="dxa"/>
+              <w:left w:w="180.0" w:type="dxa"/>
+              <w:bottom w:w="120.0" w:type="dxa"/>
+              <w:right w:w="180.0" w:type="dxa"/>
+            </w:tcMar>
+            <w:vAlign w:val="top"/>
+          </w:tcPr>
+          <w:p>
+            <w:pPr>
+              <w:rPr>
+                <w:rFonts w:ascii="Calibri" w:cs="Calibri" w:eastAsia="Calibri" w:hAnsi="Calibri"/>
+                <w:sz w:val="24"/>
+                <w:szCs w:val="24"/>
+              </w:rPr>
+            </w:pPr>
+            <w:r>
+              <w:rPr>
+                <w:rFonts w:ascii="Calibri" w:cs="Calibri" w:eastAsia="Calibri" w:hAnsi="Calibri"/>
+                <w:sz w:val="24"/>
+                <w:szCs w:val="24"/>
+                <w:rtl w:val="0"/>
+              </w:rPr>
+              <w:t xml:space="preserve">Variable</w:t>
+            </w:r>
+          </w:p>
+        </w:tc>
+      </w:tr>
+      <w:tr>
+        <w:trPr>
+          <w:cantSplit w:val="0"/>
+          <w:tblHeader w:val="0"/>
+        </w:trPr>
+        <w:tc>
+          <w:tcPr>
+            <w:tcBorders>
+              <w:top w:color="c4c7c5" w:space="0" w:sz="4" w:val="single"/>
+              <w:left w:color="c4c7c5" w:space="0" w:sz="4" w:val="single"/>
+              <w:bottom w:color="c4c7c5" w:space="0" w:sz="4" w:val="single"/>
+              <w:right w:color="c4c7c5" w:space="0" w:sz="4" w:val="single"/>
+            </w:tcBorders>
+            <w:tcMar>
+              <w:top w:w="120.0" w:type="dxa"/>
+              <w:left w:w="180.0" w:type="dxa"/>
+              <w:bottom w:w="120.0" w:type="dxa"/>
+              <w:right w:w="180.0" w:type="dxa"/>
+            </w:tcMar>
+            <w:vAlign w:val="top"/>
+          </w:tcPr>
+          <w:p>
+            <w:pPr>
+              <w:rPr>
+                <w:rFonts w:ascii="Calibri" w:cs="Calibri" w:eastAsia="Calibri" w:hAnsi="Calibri"/>
+                <w:sz w:val="24"/>
+                <w:szCs w:val="24"/>
+              </w:rPr>
+            </w:pPr>
+            <w:r>
+              <w:rPr>
+                <w:rFonts w:ascii="Calibri" w:cs="Calibri" w:eastAsia="Calibri" w:hAnsi="Calibri"/>
+                <w:sz w:val="24"/>
+                <w:szCs w:val="24"/>
+                <w:rtl w:val="0"/>
+              </w:rPr>
+              <w:t xml:space="preserve">storage_bucket</w:t>
+            </w:r>
+          </w:p>
+        </w:tc>
+        <w:tc>
+          <w:tcPr>
+            <w:tcBorders>
+              <w:top w:color="c4c7c5" w:space="0" w:sz="4" w:val="single"/>
+              <w:left w:color="c4c7c5" w:space="0" w:sz="4" w:val="single"/>
+              <w:bottom w:color="c4c7c5" w:space="0" w:sz="4" w:val="single"/>
+              <w:right w:color="c4c7c5" w:space="0" w:sz="4" w:val="single"/>
+            </w:tcBorders>
+            <w:tcMar>
+              <w:top w:w="120.0" w:type="dxa"/>
+              <w:left w:w="180.0" w:type="dxa"/>
+              <w:bottom w:w="120.0" w:type="dxa"/>
+              <w:right w:w="180.0" w:type="dxa"/>
+            </w:tcMar>
+            <w:vAlign w:val="top"/>
+          </w:tcPr>
+          <w:p>
+            <w:pPr>
+              <w:rPr>
+                <w:rFonts w:ascii="Calibri" w:cs="Calibri" w:eastAsia="Calibri" w:hAnsi="Calibri"/>
+                <w:sz w:val="24"/>
+                <w:szCs w:val="24"/>
+              </w:rPr>
+            </w:pPr>
+            <w:r>
+              <w:rPr>
+                <w:rFonts w:ascii="Calibri" w:cs="Calibri" w:eastAsia="Calibri" w:hAnsi="Calibri"/>
+                <w:sz w:val="24"/>
+                <w:szCs w:val="24"/>
+                <w:rtl w:val="0"/>
+              </w:rPr>
+              <w:t xml:space="preserve">No</w:t>
+            </w:r>
+          </w:p>
+        </w:tc>
+        <w:tc>
+          <w:tcPr>
+            <w:tcBorders>
+              <w:top w:color="c4c7c5" w:space="0" w:sz="4" w:val="single"/>
+              <w:left w:color="c4c7c5" w:space="0" w:sz="4" w:val="single"/>
+              <w:bottom w:color="c4c7c5" w:space="0" w:sz="4" w:val="single"/>
+              <w:right w:color="c4c7c5" w:space="0" w:sz="4" w:val="single"/>
+            </w:tcBorders>
+            <w:tcMar>
+              <w:top w:w="120.0" w:type="dxa"/>
+              <w:left w:w="180.0" w:type="dxa"/>
+              <w:bottom w:w="120.0" w:type="dxa"/>
+              <w:right w:w="180.0" w:type="dxa"/>
+            </w:tcMar>
+            <w:vAlign w:val="top"/>
+          </w:tcPr>
+          <w:p>
+            <w:pPr>
+              <w:rPr>
+                <w:rFonts w:ascii="Calibri" w:cs="Calibri" w:eastAsia="Calibri" w:hAnsi="Calibri"/>
+                <w:sz w:val="24"/>
+                <w:szCs w:val="24"/>
+              </w:rPr>
+            </w:pPr>
+            <w:r>
+              <w:rPr>
+                <w:rFonts w:ascii="Calibri" w:cs="Calibri" w:eastAsia="Calibri" w:hAnsi="Calibri"/>
+                <w:sz w:val="24"/>
+                <w:szCs w:val="24"/>
+                <w:rtl w:val="0"/>
+              </w:rPr>
+              <w:t xml:space="preserve">Sí</w:t>
+            </w:r>
+          </w:p>
+        </w:tc>
+        <w:tc>
+          <w:tcPr>
+            <w:tcBorders>
+              <w:top w:color="c4c7c5" w:space="0" w:sz="4" w:val="single"/>
+              <w:left w:color="c4c7c5" w:space="0" w:sz="4" w:val="single"/>
+              <w:bottom w:color="c4c7c5" w:space="0" w:sz="4" w:val="single"/>
+              <w:right w:color="c4c7c5" w:space="0" w:sz="4" w:val="single"/>
+            </w:tcBorders>
+            <w:tcMar>
+              <w:top w:w="120.0" w:type="dxa"/>
+              <w:left w:w="180.0" w:type="dxa"/>
+              <w:bottom w:w="120.0" w:type="dxa"/>
+              <w:right w:w="180.0" w:type="dxa"/>
+            </w:tcMar>
+            <w:vAlign w:val="top"/>
+          </w:tcPr>
+          <w:p>
+            <w:pPr>
+              <w:rPr>
+                <w:rFonts w:ascii="Calibri" w:cs="Calibri" w:eastAsia="Calibri" w:hAnsi="Calibri"/>
+                <w:sz w:val="24"/>
+                <w:szCs w:val="24"/>
+              </w:rPr>
+            </w:pPr>
+            <w:r>
+              <w:rPr>
+                <w:rFonts w:ascii="Calibri" w:cs="Calibri" w:eastAsia="Calibri" w:hAnsi="Calibri"/>
+                <w:sz w:val="24"/>
+                <w:szCs w:val="24"/>
+                <w:rtl w:val="0"/>
+              </w:rPr>
+              <w:t xml:space="preserve">text</w:t>
+            </w:r>
+          </w:p>
+        </w:tc>
+        <w:tc>
+          <w:tcPr>
+            <w:tcBorders>
+              <w:top w:color="c4c7c5" w:space="0" w:sz="4" w:val="single"/>
+              <w:left w:color="c4c7c5" w:space="0" w:sz="4" w:val="single"/>
+              <w:bottom w:color="c4c7c5" w:space="0" w:sz="4" w:val="single"/>
+              <w:right w:color="c4c7c5" w:space="0" w:sz="4" w:val="single"/>
+            </w:tcBorders>
+            <w:tcMar>
+              <w:top w:w="120.0" w:type="dxa"/>
+              <w:left w:w="180.0" w:type="dxa"/>
+              <w:bottom w:w="120.0" w:type="dxa"/>
+              <w:right w:w="180.0" w:type="dxa"/>
+            </w:tcMar>
+            <w:vAlign w:val="top"/>
+          </w:tcPr>
+          <w:p>
+            <w:pPr>
+              <w:rPr>
+                <w:rFonts w:ascii="Calibri" w:cs="Calibri" w:eastAsia="Calibri" w:hAnsi="Calibri"/>
+                <w:sz w:val="24"/>
+                <w:szCs w:val="24"/>
+              </w:rPr>
+            </w:pPr>
+            <w:r>
+              <w:rPr>
+                <w:rFonts w:ascii="Calibri" w:cs="Calibri" w:eastAsia="Calibri" w:hAnsi="Calibri"/>
+                <w:sz w:val="24"/>
+                <w:szCs w:val="24"/>
+                <w:rtl w:val="0"/>
+              </w:rPr>
+              <w:t xml:space="preserve">Nombre del bucket de almacenamiento</w:t>
+            </w:r>
+          </w:p>
+        </w:tc>
+        <w:tc>
+          <w:tcPr>
+            <w:tcBorders>
+              <w:top w:color="c4c7c5" w:space="0" w:sz="4" w:val="single"/>
+              <w:left w:color="c4c7c5" w:space="0" w:sz="4" w:val="single"/>
+              <w:bottom w:color="c4c7c5" w:space="0" w:sz="4" w:val="single"/>
+              <w:right w:color="c4c7c5" w:space="0" w:sz="4" w:val="single"/>
+            </w:tcBorders>
+            <w:tcMar>
+              <w:top w:w="120.0" w:type="dxa"/>
+              <w:left w:w="180.0" w:type="dxa"/>
+              <w:bottom w:w="120.0" w:type="dxa"/>
+              <w:right w:w="180.0" w:type="dxa"/>
+            </w:tcMar>
+            <w:vAlign w:val="top"/>
+          </w:tcPr>
+          <w:p>
+            <w:pPr>
+              <w:rPr>
+                <w:rFonts w:ascii="Calibri" w:cs="Calibri" w:eastAsia="Calibri" w:hAnsi="Calibri"/>
+                <w:sz w:val="24"/>
+                <w:szCs w:val="24"/>
+              </w:rPr>
+            </w:pPr>
+            <w:r>
+              <w:rPr>
+                <w:rFonts w:ascii="Calibri" w:cs="Calibri" w:eastAsia="Calibri" w:hAnsi="Calibri"/>
+                <w:sz w:val="24"/>
+                <w:szCs w:val="24"/>
+                <w:rtl w:val="0"/>
+              </w:rPr>
+              <w:t xml:space="preserve">Variable</w:t>
+            </w:r>
+          </w:p>
+        </w:tc>
+      </w:tr>
+      <w:tr>
+        <w:trPr>
+          <w:cantSplit w:val="0"/>
+          <w:tblHeader w:val="0"/>
+        </w:trPr>
+        <w:tc>
+          <w:tcPr>
+            <w:tcBorders>
+              <w:top w:color="c4c7c5" w:space="0" w:sz="4" w:val="single"/>
+              <w:left w:color="c4c7c5" w:space="0" w:sz="4" w:val="single"/>
+              <w:bottom w:color="c4c7c5" w:space="0" w:sz="4" w:val="single"/>
+              <w:right w:color="c4c7c5" w:space="0" w:sz="4" w:val="single"/>
+            </w:tcBorders>
+            <w:tcMar>
+              <w:top w:w="120.0" w:type="dxa"/>
+              <w:left w:w="180.0" w:type="dxa"/>
+              <w:bottom w:w="120.0" w:type="dxa"/>
+              <w:right w:w="180.0" w:type="dxa"/>
+            </w:tcMar>
+            <w:vAlign w:val="top"/>
+          </w:tcPr>
+          <w:p>
+            <w:pPr>
+              <w:rPr>
+                <w:rFonts w:ascii="Calibri" w:cs="Calibri" w:eastAsia="Calibri" w:hAnsi="Calibri"/>
+                <w:sz w:val="24"/>
+                <w:szCs w:val="24"/>
+              </w:rPr>
+            </w:pPr>
+            <w:r>
+              <w:rPr>
+                <w:rFonts w:ascii="Calibri" w:cs="Calibri" w:eastAsia="Calibri" w:hAnsi="Calibri"/>
+                <w:sz w:val="24"/>
+                <w:szCs w:val="24"/>
+                <w:rtl w:val="0"/>
+              </w:rPr>
+              <w:t xml:space="preserve">storage_path</w:t>
+            </w:r>
+          </w:p>
+        </w:tc>
+        <w:tc>
+          <w:tcPr>
+            <w:tcBorders>
+              <w:top w:color="c4c7c5" w:space="0" w:sz="4" w:val="single"/>
+              <w:left w:color="c4c7c5" w:space="0" w:sz="4" w:val="single"/>
+              <w:bottom w:color="c4c7c5" w:space="0" w:sz="4" w:val="single"/>
+              <w:right w:color="c4c7c5" w:space="0" w:sz="4" w:val="single"/>
+            </w:tcBorders>
+            <w:tcMar>
+              <w:top w:w="120.0" w:type="dxa"/>
+              <w:left w:w="180.0" w:type="dxa"/>
+              <w:bottom w:w="120.0" w:type="dxa"/>
+              <w:right w:w="180.0" w:type="dxa"/>
+            </w:tcMar>
+            <w:vAlign w:val="top"/>
+          </w:tcPr>
+          <w:p>
+            <w:pPr>
+              <w:rPr>
+                <w:rFonts w:ascii="Calibri" w:cs="Calibri" w:eastAsia="Calibri" w:hAnsi="Calibri"/>
+                <w:sz w:val="24"/>
+                <w:szCs w:val="24"/>
+              </w:rPr>
+            </w:pPr>
+            <w:r>
+              <w:rPr>
+                <w:rFonts w:ascii="Calibri" w:cs="Calibri" w:eastAsia="Calibri" w:hAnsi="Calibri"/>
+                <w:sz w:val="24"/>
+                <w:szCs w:val="24"/>
+                <w:rtl w:val="0"/>
+              </w:rPr>
+              <w:t xml:space="preserve">Sí (UNIQUE)</w:t>
+            </w:r>
+          </w:p>
+        </w:tc>
+        <w:tc>
+          <w:tcPr>
+            <w:tcBorders>
+              <w:top w:color="c4c7c5" w:space="0" w:sz="4" w:val="single"/>
+              <w:left w:color="c4c7c5" w:space="0" w:sz="4" w:val="single"/>
+              <w:bottom w:color="c4c7c5" w:space="0" w:sz="4" w:val="single"/>
+              <w:right w:color="c4c7c5" w:space="0" w:sz="4" w:val="single"/>
+            </w:tcBorders>
+            <w:tcMar>
+              <w:top w:w="120.0" w:type="dxa"/>
+              <w:left w:w="180.0" w:type="dxa"/>
+              <w:bottom w:w="120.0" w:type="dxa"/>
+              <w:right w:w="180.0" w:type="dxa"/>
+            </w:tcMar>
+            <w:vAlign w:val="top"/>
+          </w:tcPr>
+          <w:p>
+            <w:pPr>
+              <w:rPr>
+                <w:rFonts w:ascii="Calibri" w:cs="Calibri" w:eastAsia="Calibri" w:hAnsi="Calibri"/>
+                <w:sz w:val="24"/>
+                <w:szCs w:val="24"/>
+              </w:rPr>
+            </w:pPr>
+            <w:r>
+              <w:rPr>
+                <w:rFonts w:ascii="Calibri" w:cs="Calibri" w:eastAsia="Calibri" w:hAnsi="Calibri"/>
+                <w:sz w:val="24"/>
+                <w:szCs w:val="24"/>
+                <w:rtl w:val="0"/>
+              </w:rPr>
+              <w:t xml:space="preserve">No</w:t>
+            </w:r>
+          </w:p>
+        </w:tc>
+        <w:tc>
+          <w:tcPr>
+            <w:tcBorders>
+              <w:top w:color="c4c7c5" w:space="0" w:sz="4" w:val="single"/>
+              <w:left w:color="c4c7c5" w:space="0" w:sz="4" w:val="single"/>
+              <w:bottom w:color="c4c7c5" w:space="0" w:sz="4" w:val="single"/>
+              <w:right w:color="c4c7c5" w:space="0" w:sz="4" w:val="single"/>
+            </w:tcBorders>
+            <w:tcMar>
+              <w:top w:w="120.0" w:type="dxa"/>
+              <w:left w:w="180.0" w:type="dxa"/>
+              <w:bottom w:w="120.0" w:type="dxa"/>
+              <w:right w:w="180.0" w:type="dxa"/>
+            </w:tcMar>
+            <w:vAlign w:val="top"/>
+          </w:tcPr>
+          <w:p>
+            <w:pPr>
+              <w:rPr>
+                <w:rFonts w:ascii="Calibri" w:cs="Calibri" w:eastAsia="Calibri" w:hAnsi="Calibri"/>
+                <w:sz w:val="24"/>
+                <w:szCs w:val="24"/>
+              </w:rPr>
+            </w:pPr>
+            <w:r>
+              <w:rPr>
+                <w:rFonts w:ascii="Calibri" w:cs="Calibri" w:eastAsia="Calibri" w:hAnsi="Calibri"/>
+                <w:sz w:val="24"/>
+                <w:szCs w:val="24"/>
+                <w:rtl w:val="0"/>
+              </w:rPr>
+              <w:t xml:space="preserve">text</w:t>
+            </w:r>
+          </w:p>
+        </w:tc>
+        <w:tc>
+          <w:tcPr>
+            <w:tcBorders>
+              <w:top w:color="c4c7c5" w:space="0" w:sz="4" w:val="single"/>
+              <w:left w:color="c4c7c5" w:space="0" w:sz="4" w:val="single"/>
+              <w:bottom w:color="c4c7c5" w:space="0" w:sz="4" w:val="single"/>
+              <w:right w:color="c4c7c5" w:space="0" w:sz="4" w:val="single"/>
+            </w:tcBorders>
+            <w:tcMar>
+              <w:top w:w="120.0" w:type="dxa"/>
+              <w:left w:w="180.0" w:type="dxa"/>
+              <w:bottom w:w="120.0" w:type="dxa"/>
+              <w:right w:w="180.0" w:type="dxa"/>
+            </w:tcMar>
+            <w:vAlign w:val="top"/>
+          </w:tcPr>
+          <w:p>
+            <w:pPr>
+              <w:rPr>
+                <w:rFonts w:ascii="Calibri" w:cs="Calibri" w:eastAsia="Calibri" w:hAnsi="Calibri"/>
+                <w:sz w:val="24"/>
+                <w:szCs w:val="24"/>
+              </w:rPr>
+            </w:pPr>
+            <w:r>
+              <w:rPr>
+                <w:rFonts w:ascii="Calibri" w:cs="Calibri" w:eastAsia="Calibri" w:hAnsi="Calibri"/>
+                <w:sz w:val="24"/>
+                <w:szCs w:val="24"/>
+                <w:rtl w:val="0"/>
+              </w:rPr>
+              <w:t xml:space="preserve">Ruta del archivo en el almacenamiento</w:t>
+            </w:r>
+          </w:p>
+        </w:tc>
+        <w:tc>
+          <w:tcPr>
+            <w:tcBorders>
+              <w:top w:color="c4c7c5" w:space="0" w:sz="4" w:val="single"/>
+              <w:left w:color="c4c7c5" w:space="0" w:sz="4" w:val="single"/>
+              <w:bottom w:color="c4c7c5" w:space="0" w:sz="4" w:val="single"/>
+              <w:right w:color="c4c7c5" w:space="0" w:sz="4" w:val="single"/>
+            </w:tcBorders>
+            <w:tcMar>
+              <w:top w:w="120.0" w:type="dxa"/>
+              <w:left w:w="180.0" w:type="dxa"/>
+              <w:bottom w:w="120.0" w:type="dxa"/>
+              <w:right w:w="180.0" w:type="dxa"/>
+            </w:tcMar>
+            <w:vAlign w:val="top"/>
+          </w:tcPr>
+          <w:p>
+            <w:pPr>
+              <w:rPr>
+                <w:rFonts w:ascii="Calibri" w:cs="Calibri" w:eastAsia="Calibri" w:hAnsi="Calibri"/>
+                <w:sz w:val="24"/>
+                <w:szCs w:val="24"/>
+              </w:rPr>
+            </w:pPr>
+            <w:r>
+              <w:rPr>
+                <w:rFonts w:ascii="Calibri" w:cs="Calibri" w:eastAsia="Calibri" w:hAnsi="Calibri"/>
+                <w:sz w:val="24"/>
+                <w:szCs w:val="24"/>
+                <w:rtl w:val="0"/>
+              </w:rPr>
+              <w:t xml:space="preserve">Variable</w:t>
+            </w:r>
+          </w:p>
+        </w:tc>
+      </w:tr>
+      <w:tr>
+        <w:trPr>
+          <w:cantSplit w:val="0"/>
+          <w:tblHeader w:val="0"/>
+        </w:trPr>
+        <w:tc>
+          <w:tcPr>
+            <w:tcBorders>
+              <w:top w:color="c4c7c5" w:space="0" w:sz="4" w:val="single"/>
+              <w:left w:color="c4c7c5" w:space="0" w:sz="4" w:val="single"/>
+              <w:bottom w:color="c4c7c5" w:space="0" w:sz="4" w:val="single"/>
+              <w:right w:color="c4c7c5" w:space="0" w:sz="4" w:val="single"/>
+            </w:tcBorders>
+            <w:tcMar>
+              <w:top w:w="120.0" w:type="dxa"/>
+              <w:left w:w="180.0" w:type="dxa"/>
+              <w:bottom w:w="120.0" w:type="dxa"/>
+              <w:right w:w="180.0" w:type="dxa"/>
+            </w:tcMar>
+            <w:vAlign w:val="top"/>
+          </w:tcPr>
+          <w:p>
+            <w:pPr>
+              <w:rPr>
+                <w:rFonts w:ascii="Calibri" w:cs="Calibri" w:eastAsia="Calibri" w:hAnsi="Calibri"/>
+                <w:sz w:val="24"/>
+                <w:szCs w:val="24"/>
+              </w:rPr>
+            </w:pPr>
+            <w:r>
+              <w:rPr>
+                <w:rFonts w:ascii="Calibri" w:cs="Calibri" w:eastAsia="Calibri" w:hAnsi="Calibri"/>
+                <w:sz w:val="24"/>
+                <w:szCs w:val="24"/>
+                <w:rtl w:val="0"/>
+              </w:rPr>
+              <w:t xml:space="preserve">pdf_sha256</w:t>
+            </w:r>
+          </w:p>
+        </w:tc>
+        <w:tc>
+          <w:tcPr>
+            <w:tcBorders>
+              <w:top w:color="c4c7c5" w:space="0" w:sz="4" w:val="single"/>
+              <w:left w:color="c4c7c5" w:space="0" w:sz="4" w:val="single"/>
+              <w:bottom w:color="c4c7c5" w:space="0" w:sz="4" w:val="single"/>
+              <w:right w:color="c4c7c5" w:space="0" w:sz="4" w:val="single"/>
+            </w:tcBorders>
+            <w:tcMar>
+              <w:top w:w="120.0" w:type="dxa"/>
+              <w:left w:w="180.0" w:type="dxa"/>
+              <w:bottom w:w="120.0" w:type="dxa"/>
+              <w:right w:w="180.0" w:type="dxa"/>
+            </w:tcMar>
+            <w:vAlign w:val="top"/>
+          </w:tcPr>
+          <w:p>
+            <w:pPr>
+              <w:rPr>
+                <w:rFonts w:ascii="Calibri" w:cs="Calibri" w:eastAsia="Calibri" w:hAnsi="Calibri"/>
+                <w:sz w:val="24"/>
+                <w:szCs w:val="24"/>
+              </w:rPr>
+            </w:pPr>
+            <w:r>
+              <w:rPr>
+                <w:rFonts w:ascii="Calibri" w:cs="Calibri" w:eastAsia="Calibri" w:hAnsi="Calibri"/>
+                <w:sz w:val="24"/>
+                <w:szCs w:val="24"/>
+                <w:rtl w:val="0"/>
+              </w:rPr>
+              <w:t xml:space="preserve">No</w:t>
+            </w:r>
+          </w:p>
+        </w:tc>
+        <w:tc>
+          <w:tcPr>
+            <w:tcBorders>
+              <w:top w:color="c4c7c5" w:space="0" w:sz="4" w:val="single"/>
+              <w:left w:color="c4c7c5" w:space="0" w:sz="4" w:val="single"/>
+              <w:bottom w:color="c4c7c5" w:space="0" w:sz="4" w:val="single"/>
+              <w:right w:color="c4c7c5" w:space="0" w:sz="4" w:val="single"/>
+            </w:tcBorders>
+            <w:tcMar>
+              <w:top w:w="120.0" w:type="dxa"/>
+              <w:left w:w="180.0" w:type="dxa"/>
+              <w:bottom w:w="120.0" w:type="dxa"/>
+              <w:right w:w="180.0" w:type="dxa"/>
+            </w:tcMar>
+            <w:vAlign w:val="top"/>
+          </w:tcPr>
+          <w:p>
+            <w:pPr>
+              <w:rPr>
+                <w:rFonts w:ascii="Calibri" w:cs="Calibri" w:eastAsia="Calibri" w:hAnsi="Calibri"/>
+                <w:sz w:val="24"/>
+                <w:szCs w:val="24"/>
+              </w:rPr>
+            </w:pPr>
+            <w:r>
+              <w:rPr>
+                <w:rFonts w:ascii="Calibri" w:cs="Calibri" w:eastAsia="Calibri" w:hAnsi="Calibri"/>
+                <w:sz w:val="24"/>
+                <w:szCs w:val="24"/>
+                <w:rtl w:val="0"/>
+              </w:rPr>
+              <w:t xml:space="preserve">No</w:t>
+            </w:r>
+          </w:p>
+        </w:tc>
+        <w:tc>
+          <w:tcPr>
+            <w:tcBorders>
+              <w:top w:color="c4c7c5" w:space="0" w:sz="4" w:val="single"/>
+              <w:left w:color="c4c7c5" w:space="0" w:sz="4" w:val="single"/>
+              <w:bottom w:color="c4c7c5" w:space="0" w:sz="4" w:val="single"/>
+              <w:right w:color="c4c7c5" w:space="0" w:sz="4" w:val="single"/>
+            </w:tcBorders>
+            <w:tcMar>
+              <w:top w:w="120.0" w:type="dxa"/>
+              <w:left w:w="180.0" w:type="dxa"/>
+              <w:bottom w:w="120.0" w:type="dxa"/>
+              <w:right w:w="180.0" w:type="dxa"/>
+            </w:tcMar>
+            <w:vAlign w:val="top"/>
+          </w:tcPr>
+          <w:p>
+            <w:pPr>
+              <w:rPr>
+                <w:rFonts w:ascii="Calibri" w:cs="Calibri" w:eastAsia="Calibri" w:hAnsi="Calibri"/>
+                <w:sz w:val="24"/>
+                <w:szCs w:val="24"/>
+              </w:rPr>
+            </w:pPr>
+            <w:r>
+              <w:rPr>
+                <w:rFonts w:ascii="Calibri" w:cs="Calibri" w:eastAsia="Calibri" w:hAnsi="Calibri"/>
+                <w:sz w:val="24"/>
+                <w:szCs w:val="24"/>
+                <w:rtl w:val="0"/>
+              </w:rPr>
+              <w:t xml:space="preserve">text</w:t>
+            </w:r>
+          </w:p>
+        </w:tc>
+        <w:tc>
+          <w:tcPr>
+            <w:tcBorders>
+              <w:top w:color="c4c7c5" w:space="0" w:sz="4" w:val="single"/>
+              <w:left w:color="c4c7c5" w:space="0" w:sz="4" w:val="single"/>
+              <w:bottom w:color="c4c7c5" w:space="0" w:sz="4" w:val="single"/>
+              <w:right w:color="c4c7c5" w:space="0" w:sz="4" w:val="single"/>
+            </w:tcBorders>
+            <w:tcMar>
+              <w:top w:w="120.0" w:type="dxa"/>
+              <w:left w:w="180.0" w:type="dxa"/>
+              <w:bottom w:w="120.0" w:type="dxa"/>
+              <w:right w:w="180.0" w:type="dxa"/>
+            </w:tcMar>
+            <w:vAlign w:val="top"/>
+          </w:tcPr>
+          <w:p>
+            <w:pPr>
+              <w:rPr>
+                <w:rFonts w:ascii="Calibri" w:cs="Calibri" w:eastAsia="Calibri" w:hAnsi="Calibri"/>
+                <w:sz w:val="24"/>
+                <w:szCs w:val="24"/>
+              </w:rPr>
+            </w:pPr>
+            <w:r>
+              <w:rPr>
+                <w:rFonts w:ascii="Calibri" w:cs="Calibri" w:eastAsia="Calibri" w:hAnsi="Calibri"/>
+                <w:sz w:val="24"/>
+                <w:szCs w:val="24"/>
+                <w:rtl w:val="0"/>
+              </w:rPr>
+              <w:t xml:space="preserve">Hash de seguridad del archivo PDF</w:t>
+            </w:r>
+          </w:p>
+        </w:tc>
+        <w:tc>
+          <w:tcPr>
+            <w:tcBorders>
+              <w:top w:color="c4c7c5" w:space="0" w:sz="4" w:val="single"/>
+              <w:left w:color="c4c7c5" w:space="0" w:sz="4" w:val="single"/>
+              <w:bottom w:color="c4c7c5" w:space="0" w:sz="4" w:val="single"/>
+              <w:right w:color="c4c7c5" w:space="0" w:sz="4" w:val="single"/>
+            </w:tcBorders>
+            <w:tcMar>
+              <w:top w:w="120.0" w:type="dxa"/>
+              <w:left w:w="180.0" w:type="dxa"/>
+              <w:bottom w:w="120.0" w:type="dxa"/>
+              <w:right w:w="180.0" w:type="dxa"/>
+            </w:tcMar>
+            <w:vAlign w:val="top"/>
+          </w:tcPr>
+          <w:p>
+            <w:pPr>
+              <w:rPr>
+                <w:rFonts w:ascii="Calibri" w:cs="Calibri" w:eastAsia="Calibri" w:hAnsi="Calibri"/>
+                <w:sz w:val="24"/>
+                <w:szCs w:val="24"/>
+              </w:rPr>
+            </w:pPr>
+            <w:r>
+              <w:rPr>
+                <w:rFonts w:ascii="Calibri" w:cs="Calibri" w:eastAsia="Calibri" w:hAnsi="Calibri"/>
+                <w:sz w:val="24"/>
+                <w:szCs w:val="24"/>
+                <w:rtl w:val="0"/>
+              </w:rPr>
+              <w:t xml:space="preserve">Variable</w:t>
+            </w:r>
+          </w:p>
+        </w:tc>
+      </w:tr>
+      <w:tr>
+        <w:trPr>
+          <w:cantSplit w:val="0"/>
+          <w:tblHeader w:val="0"/>
+        </w:trPr>
+        <w:tc>
+          <w:tcPr>
+            <w:tcBorders>
+              <w:top w:color="c4c7c5" w:space="0" w:sz="4" w:val="single"/>
+              <w:left w:color="c4c7c5" w:space="0" w:sz="4" w:val="single"/>
+              <w:bottom w:color="c4c7c5" w:space="0" w:sz="4" w:val="single"/>
+              <w:right w:color="c4c7c5" w:space="0" w:sz="4" w:val="single"/>
+            </w:tcBorders>
+            <w:tcMar>
+              <w:top w:w="120.0" w:type="dxa"/>
+              <w:left w:w="180.0" w:type="dxa"/>
+              <w:bottom w:w="120.0" w:type="dxa"/>
+              <w:right w:w="180.0" w:type="dxa"/>
+            </w:tcMar>
+            <w:vAlign w:val="top"/>
+          </w:tcPr>
+          <w:p>
+            <w:pPr>
+              <w:rPr>
+                <w:rFonts w:ascii="Calibri" w:cs="Calibri" w:eastAsia="Calibri" w:hAnsi="Calibri"/>
+                <w:sz w:val="24"/>
+                <w:szCs w:val="24"/>
+              </w:rPr>
+            </w:pPr>
+            <w:r>
+              <w:rPr>
+                <w:rFonts w:ascii="Calibri" w:cs="Calibri" w:eastAsia="Calibri" w:hAnsi="Calibri"/>
+                <w:sz w:val="24"/>
+                <w:szCs w:val="24"/>
+                <w:rtl w:val="0"/>
+              </w:rPr>
+              <w:t xml:space="preserve">estado_correo</w:t>
+            </w:r>
+          </w:p>
+        </w:tc>
+        <w:tc>
+          <w:tcPr>
+            <w:tcBorders>
+              <w:top w:color="c4c7c5" w:space="0" w:sz="4" w:val="single"/>
+              <w:left w:color="c4c7c5" w:space="0" w:sz="4" w:val="single"/>
+              <w:bottom w:color="c4c7c5" w:space="0" w:sz="4" w:val="single"/>
+              <w:right w:color="c4c7c5" w:space="0" w:sz="4" w:val="single"/>
+            </w:tcBorders>
+            <w:tcMar>
+              <w:top w:w="120.0" w:type="dxa"/>
+              <w:left w:w="180.0" w:type="dxa"/>
+              <w:bottom w:w="120.0" w:type="dxa"/>
+              <w:right w:w="180.0" w:type="dxa"/>
+            </w:tcMar>
+            <w:vAlign w:val="top"/>
+          </w:tcPr>
+          <w:p>
+            <w:pPr>
+              <w:rPr>
+                <w:rFonts w:ascii="Calibri" w:cs="Calibri" w:eastAsia="Calibri" w:hAnsi="Calibri"/>
+                <w:sz w:val="24"/>
+                <w:szCs w:val="24"/>
+              </w:rPr>
+            </w:pPr>
+            <w:r>
+              <w:rPr>
+                <w:rFonts w:ascii="Calibri" w:cs="Calibri" w:eastAsia="Calibri" w:hAnsi="Calibri"/>
+                <w:sz w:val="24"/>
+                <w:szCs w:val="24"/>
+                <w:rtl w:val="0"/>
+              </w:rPr>
+              <w:t xml:space="preserve">No</w:t>
+            </w:r>
+          </w:p>
+        </w:tc>
+        <w:tc>
+          <w:tcPr>
+            <w:tcBorders>
+              <w:top w:color="c4c7c5" w:space="0" w:sz="4" w:val="single"/>
+              <w:left w:color="c4c7c5" w:space="0" w:sz="4" w:val="single"/>
+              <w:bottom w:color="c4c7c5" w:space="0" w:sz="4" w:val="single"/>
+              <w:right w:color="c4c7c5" w:space="0" w:sz="4" w:val="single"/>
+            </w:tcBorders>
+            <w:tcMar>
+              <w:top w:w="120.0" w:type="dxa"/>
+              <w:left w:w="180.0" w:type="dxa"/>
+              <w:bottom w:w="120.0" w:type="dxa"/>
+              <w:right w:w="180.0" w:type="dxa"/>
+            </w:tcMar>
+            <w:vAlign w:val="top"/>
+          </w:tcPr>
+          <w:p>
+            <w:pPr>
+              <w:rPr>
+                <w:rFonts w:ascii="Calibri" w:cs="Calibri" w:eastAsia="Calibri" w:hAnsi="Calibri"/>
+                <w:sz w:val="24"/>
+                <w:szCs w:val="24"/>
+              </w:rPr>
+            </w:pPr>
+            <w:r>
+              <w:rPr>
+                <w:rFonts w:ascii="Calibri" w:cs="Calibri" w:eastAsia="Calibri" w:hAnsi="Calibri"/>
+                <w:sz w:val="24"/>
+                <w:szCs w:val="24"/>
+                <w:rtl w:val="0"/>
+              </w:rPr>
+              <w:t xml:space="preserve">Sí</w:t>
+            </w:r>
+          </w:p>
+        </w:tc>
+        <w:tc>
+          <w:tcPr>
+            <w:tcBorders>
+              <w:top w:color="c4c7c5" w:space="0" w:sz="4" w:val="single"/>
+              <w:left w:color="c4c7c5" w:space="0" w:sz="4" w:val="single"/>
+              <w:bottom w:color="c4c7c5" w:space="0" w:sz="4" w:val="single"/>
+              <w:right w:color="c4c7c5" w:space="0" w:sz="4" w:val="single"/>
+            </w:tcBorders>
+            <w:tcMar>
+              <w:top w:w="120.0" w:type="dxa"/>
+              <w:left w:w="180.0" w:type="dxa"/>
+              <w:bottom w:w="120.0" w:type="dxa"/>
+              <w:right w:w="180.0" w:type="dxa"/>
+            </w:tcMar>
+            <w:vAlign w:val="top"/>
+          </w:tcPr>
+          <w:p>
+            <w:pPr>
+              <w:rPr>
+                <w:rFonts w:ascii="Calibri" w:cs="Calibri" w:eastAsia="Calibri" w:hAnsi="Calibri"/>
+                <w:sz w:val="24"/>
+                <w:szCs w:val="24"/>
+              </w:rPr>
+            </w:pPr>
+            <w:r>
+              <w:rPr>
+                <w:rFonts w:ascii="Calibri" w:cs="Calibri" w:eastAsia="Calibri" w:hAnsi="Calibri"/>
+                <w:sz w:val="24"/>
+                <w:szCs w:val="24"/>
+                <w:rtl w:val="0"/>
+              </w:rPr>
+              <w:t xml:space="preserve">text</w:t>
+            </w:r>
+          </w:p>
+        </w:tc>
+        <w:tc>
+          <w:tcPr>
+            <w:tcBorders>
+              <w:top w:color="c4c7c5" w:space="0" w:sz="4" w:val="single"/>
+              <w:left w:color="c4c7c5" w:space="0" w:sz="4" w:val="single"/>
+              <w:bottom w:color="c4c7c5" w:space="0" w:sz="4" w:val="single"/>
+              <w:right w:color="c4c7c5" w:space="0" w:sz="4" w:val="single"/>
+            </w:tcBorders>
+            <w:tcMar>
+              <w:top w:w="120.0" w:type="dxa"/>
+              <w:left w:w="180.0" w:type="dxa"/>
+              <w:bottom w:w="120.0" w:type="dxa"/>
+              <w:right w:w="180.0" w:type="dxa"/>
+            </w:tcMar>
+            <w:vAlign w:val="top"/>
+          </w:tcPr>
+          <w:p>
+            <w:pPr>
+              <w:rPr>
+                <w:rFonts w:ascii="Calibri" w:cs="Calibri" w:eastAsia="Calibri" w:hAnsi="Calibri"/>
+                <w:sz w:val="24"/>
+                <w:szCs w:val="24"/>
+              </w:rPr>
+            </w:pPr>
+            <w:r>
+              <w:rPr>
+                <w:rFonts w:ascii="Calibri" w:cs="Calibri" w:eastAsia="Calibri" w:hAnsi="Calibri"/>
+                <w:sz w:val="24"/>
+                <w:szCs w:val="24"/>
+                <w:rtl w:val="0"/>
+              </w:rPr>
+              <w:t xml:space="preserve">Estado del envío del correo electrónico</w:t>
+            </w:r>
+          </w:p>
+        </w:tc>
+        <w:tc>
+          <w:tcPr>
+            <w:tcBorders>
+              <w:top w:color="c4c7c5" w:space="0" w:sz="4" w:val="single"/>
+              <w:left w:color="c4c7c5" w:space="0" w:sz="4" w:val="single"/>
+              <w:bottom w:color="c4c7c5" w:space="0" w:sz="4" w:val="single"/>
+              <w:right w:color="c4c7c5" w:space="0" w:sz="4" w:val="single"/>
+            </w:tcBorders>
+            <w:tcMar>
+              <w:top w:w="120.0" w:type="dxa"/>
+              <w:left w:w="180.0" w:type="dxa"/>
+              <w:bottom w:w="120.0" w:type="dxa"/>
+              <w:right w:w="180.0" w:type="dxa"/>
+            </w:tcMar>
+            <w:vAlign w:val="top"/>
+          </w:tcPr>
+          <w:p>
+            <w:pPr>
+              <w:rPr>
+                <w:rFonts w:ascii="Calibri" w:cs="Calibri" w:eastAsia="Calibri" w:hAnsi="Calibri"/>
+                <w:sz w:val="24"/>
+                <w:szCs w:val="24"/>
+              </w:rPr>
+            </w:pPr>
+            <w:r>
+              <w:rPr>
+                <w:rFonts w:ascii="Calibri" w:cs="Calibri" w:eastAsia="Calibri" w:hAnsi="Calibri"/>
+                <w:sz w:val="24"/>
+                <w:szCs w:val="24"/>
+                <w:rtl w:val="0"/>
+              </w:rPr>
+              <w:t xml:space="preserve">Variable</w:t>
+            </w:r>
+          </w:p>
+        </w:tc>
+      </w:tr>
+      <w:tr>
+        <w:trPr>
+          <w:cantSplit w:val="0"/>
+          <w:tblHeader w:val="0"/>
+        </w:trPr>
+        <w:tc>
+          <w:tcPr>
+            <w:tcBorders>
+              <w:top w:color="c4c7c5" w:space="0" w:sz="4" w:val="single"/>
+              <w:left w:color="c4c7c5" w:space="0" w:sz="4" w:val="single"/>
+              <w:bottom w:color="c4c7c5" w:space="0" w:sz="4" w:val="single"/>
+              <w:right w:color="c4c7c5" w:space="0" w:sz="4" w:val="single"/>
+            </w:tcBorders>
+            <w:tcMar>
+              <w:top w:w="120.0" w:type="dxa"/>
+              <w:left w:w="180.0" w:type="dxa"/>
+              <w:bottom w:w="120.0" w:type="dxa"/>
+              <w:right w:w="180.0" w:type="dxa"/>
+            </w:tcMar>
+            <w:vAlign w:val="top"/>
+          </w:tcPr>
+          <w:p>
+            <w:pPr>
+              <w:rPr>
+                <w:rFonts w:ascii="Calibri" w:cs="Calibri" w:eastAsia="Calibri" w:hAnsi="Calibri"/>
+                <w:sz w:val="24"/>
+                <w:szCs w:val="24"/>
+              </w:rPr>
+            </w:pPr>
+            <w:r>
+              <w:rPr>
+                <w:rFonts w:ascii="Calibri" w:cs="Calibri" w:eastAsia="Calibri" w:hAnsi="Calibri"/>
+                <w:sz w:val="24"/>
+                <w:szCs w:val="24"/>
+                <w:rtl w:val="0"/>
+              </w:rPr>
+              <w:t xml:space="preserve">correo_proveedor_id</w:t>
+            </w:r>
+          </w:p>
+        </w:tc>
+        <w:tc>
+          <w:tcPr>
+            <w:tcBorders>
+              <w:top w:color="c4c7c5" w:space="0" w:sz="4" w:val="single"/>
+              <w:left w:color="c4c7c5" w:space="0" w:sz="4" w:val="single"/>
+              <w:bottom w:color="c4c7c5" w:space="0" w:sz="4" w:val="single"/>
+              <w:right w:color="c4c7c5" w:space="0" w:sz="4" w:val="single"/>
+            </w:tcBorders>
+            <w:tcMar>
+              <w:top w:w="120.0" w:type="dxa"/>
+              <w:left w:w="180.0" w:type="dxa"/>
+              <w:bottom w:w="120.0" w:type="dxa"/>
+              <w:right w:w="180.0" w:type="dxa"/>
+            </w:tcMar>
+            <w:vAlign w:val="top"/>
+          </w:tcPr>
+          <w:p>
+            <w:pPr>
+              <w:rPr>
+                <w:rFonts w:ascii="Calibri" w:cs="Calibri" w:eastAsia="Calibri" w:hAnsi="Calibri"/>
+                <w:sz w:val="24"/>
+                <w:szCs w:val="24"/>
+              </w:rPr>
+            </w:pPr>
+            <w:r>
+              <w:rPr>
+                <w:rFonts w:ascii="Calibri" w:cs="Calibri" w:eastAsia="Calibri" w:hAnsi="Calibri"/>
+                <w:sz w:val="24"/>
+                <w:szCs w:val="24"/>
+                <w:rtl w:val="0"/>
+              </w:rPr>
+              <w:t xml:space="preserve">No</w:t>
+            </w:r>
+          </w:p>
+        </w:tc>
+        <w:tc>
+          <w:tcPr>
+            <w:tcBorders>
+              <w:top w:color="c4c7c5" w:space="0" w:sz="4" w:val="single"/>
+              <w:left w:color="c4c7c5" w:space="0" w:sz="4" w:val="single"/>
+              <w:bottom w:color="c4c7c5" w:space="0" w:sz="4" w:val="single"/>
+              <w:right w:color="c4c7c5" w:space="0" w:sz="4" w:val="single"/>
+            </w:tcBorders>
+            <w:tcMar>
+              <w:top w:w="120.0" w:type="dxa"/>
+              <w:left w:w="180.0" w:type="dxa"/>
+              <w:bottom w:w="120.0" w:type="dxa"/>
+              <w:right w:w="180.0" w:type="dxa"/>
+            </w:tcMar>
+            <w:vAlign w:val="top"/>
+          </w:tcPr>
+          <w:p>
+            <w:pPr>
+              <w:rPr>
+                <w:rFonts w:ascii="Calibri" w:cs="Calibri" w:eastAsia="Calibri" w:hAnsi="Calibri"/>
+                <w:sz w:val="24"/>
+                <w:szCs w:val="24"/>
+              </w:rPr>
+            </w:pPr>
+            <w:r>
+              <w:rPr>
+                <w:rFonts w:ascii="Calibri" w:cs="Calibri" w:eastAsia="Calibri" w:hAnsi="Calibri"/>
+                <w:sz w:val="24"/>
+                <w:szCs w:val="24"/>
+                <w:rtl w:val="0"/>
+              </w:rPr>
+              <w:t xml:space="preserve">No</w:t>
+            </w:r>
+          </w:p>
+        </w:tc>
+        <w:tc>
+          <w:tcPr>
+            <w:tcBorders>
+              <w:top w:color="c4c7c5" w:space="0" w:sz="4" w:val="single"/>
+              <w:left w:color="c4c7c5" w:space="0" w:sz="4" w:val="single"/>
+              <w:bottom w:color="c4c7c5" w:space="0" w:sz="4" w:val="single"/>
+              <w:right w:color="c4c7c5" w:space="0" w:sz="4" w:val="single"/>
+            </w:tcBorders>
+            <w:tcMar>
+              <w:top w:w="120.0" w:type="dxa"/>
+              <w:left w:w="180.0" w:type="dxa"/>
+              <w:bottom w:w="120.0" w:type="dxa"/>
+              <w:right w:w="180.0" w:type="dxa"/>
+            </w:tcMar>
+            <w:vAlign w:val="top"/>
+          </w:tcPr>
+          <w:p>
+            <w:pPr>
+              <w:rPr>
+                <w:rFonts w:ascii="Calibri" w:cs="Calibri" w:eastAsia="Calibri" w:hAnsi="Calibri"/>
+                <w:sz w:val="24"/>
+                <w:szCs w:val="24"/>
+              </w:rPr>
+            </w:pPr>
+            <w:r>
+              <w:rPr>
+                <w:rFonts w:ascii="Calibri" w:cs="Calibri" w:eastAsia="Calibri" w:hAnsi="Calibri"/>
+                <w:sz w:val="24"/>
+                <w:szCs w:val="24"/>
+                <w:rtl w:val="0"/>
+              </w:rPr>
+              <w:t xml:space="preserve">text</w:t>
+            </w:r>
+          </w:p>
+        </w:tc>
+        <w:tc>
+          <w:tcPr>
+            <w:tcBorders>
+              <w:top w:color="c4c7c5" w:space="0" w:sz="4" w:val="single"/>
+              <w:left w:color="c4c7c5" w:space="0" w:sz="4" w:val="single"/>
+              <w:bottom w:color="c4c7c5" w:space="0" w:sz="4" w:val="single"/>
+              <w:right w:color="c4c7c5" w:space="0" w:sz="4" w:val="single"/>
+            </w:tcBorders>
+            <w:tcMar>
+              <w:top w:w="120.0" w:type="dxa"/>
+              <w:left w:w="180.0" w:type="dxa"/>
+              <w:bottom w:w="120.0" w:type="dxa"/>
+              <w:right w:w="180.0" w:type="dxa"/>
+            </w:tcMar>
+            <w:vAlign w:val="top"/>
+          </w:tcPr>
+          <w:p>
+            <w:pPr>
+              <w:rPr>
+                <w:rFonts w:ascii="Calibri" w:cs="Calibri" w:eastAsia="Calibri" w:hAnsi="Calibri"/>
+                <w:sz w:val="24"/>
+                <w:szCs w:val="24"/>
+              </w:rPr>
+            </w:pPr>
+            <w:r>
+              <w:rPr>
+                <w:rFonts w:ascii="Calibri" w:cs="Calibri" w:eastAsia="Calibri" w:hAnsi="Calibri"/>
+                <w:sz w:val="24"/>
+                <w:szCs w:val="24"/>
+                <w:rtl w:val="0"/>
+              </w:rPr>
+              <w:t xml:space="preserve">Identificador del proveedor de correo</w:t>
+            </w:r>
+          </w:p>
+        </w:tc>
+        <w:tc>
+          <w:tcPr>
+            <w:tcBorders>
+              <w:top w:color="c4c7c5" w:space="0" w:sz="4" w:val="single"/>
+              <w:left w:color="c4c7c5" w:space="0" w:sz="4" w:val="single"/>
+              <w:bottom w:color="c4c7c5" w:space="0" w:sz="4" w:val="single"/>
+              <w:right w:color="c4c7c5" w:space="0" w:sz="4" w:val="single"/>
+            </w:tcBorders>
+            <w:tcMar>
+              <w:top w:w="120.0" w:type="dxa"/>
+              <w:left w:w="180.0" w:type="dxa"/>
+              <w:bottom w:w="120.0" w:type="dxa"/>
+              <w:right w:w="180.0" w:type="dxa"/>
+            </w:tcMar>
+            <w:vAlign w:val="top"/>
+          </w:tcPr>
+          <w:p>
+            <w:pPr>
+              <w:rPr>
+                <w:rFonts w:ascii="Calibri" w:cs="Calibri" w:eastAsia="Calibri" w:hAnsi="Calibri"/>
+                <w:sz w:val="24"/>
+                <w:szCs w:val="24"/>
+              </w:rPr>
+            </w:pPr>
+            <w:r>
+              <w:rPr>
+                <w:rFonts w:ascii="Calibri" w:cs="Calibri" w:eastAsia="Calibri" w:hAnsi="Calibri"/>
+                <w:sz w:val="24"/>
+                <w:szCs w:val="24"/>
+                <w:rtl w:val="0"/>
+              </w:rPr>
+              <w:t xml:space="preserve">Variable</w:t>
+            </w:r>
+          </w:p>
+        </w:tc>
+      </w:tr>
+      <w:tr>
+        <w:trPr>
+          <w:cantSplit w:val="0"/>
+          <w:tblHeader w:val="0"/>
+        </w:trPr>
+        <w:tc>
+          <w:tcPr>
+            <w:tcBorders>
+              <w:top w:color="c4c7c5" w:space="0" w:sz="4" w:val="single"/>
+              <w:left w:color="c4c7c5" w:space="0" w:sz="4" w:val="single"/>
+              <w:bottom w:color="c4c7c5" w:space="0" w:sz="4" w:val="single"/>
+              <w:right w:color="c4c7c5" w:space="0" w:sz="4" w:val="single"/>
+            </w:tcBorders>
+            <w:tcMar>
+              <w:top w:w="120.0" w:type="dxa"/>
+              <w:left w:w="180.0" w:type="dxa"/>
+              <w:bottom w:w="120.0" w:type="dxa"/>
+              <w:right w:w="180.0" w:type="dxa"/>
+            </w:tcMar>
+            <w:vAlign w:val="top"/>
+          </w:tcPr>
+          <w:p>
+            <w:pPr>
+              <w:rPr>
+                <w:rFonts w:ascii="Calibri" w:cs="Calibri" w:eastAsia="Calibri" w:hAnsi="Calibri"/>
+                <w:sz w:val="24"/>
+                <w:szCs w:val="24"/>
+              </w:rPr>
+            </w:pPr>
+            <w:r>
+              <w:rPr>
+                <w:rFonts w:ascii="Calibri" w:cs="Calibri" w:eastAsia="Calibri" w:hAnsi="Calibri"/>
+                <w:sz w:val="24"/>
+                <w:szCs w:val="24"/>
+                <w:rtl w:val="0"/>
+              </w:rPr>
+              <w:t xml:space="preserve">correo_aceptado_at</w:t>
+            </w:r>
+          </w:p>
+        </w:tc>
+        <w:tc>
+          <w:tcPr>
+            <w:tcBorders>
+              <w:top w:color="c4c7c5" w:space="0" w:sz="4" w:val="single"/>
+              <w:left w:color="c4c7c5" w:space="0" w:sz="4" w:val="single"/>
+              <w:bottom w:color="c4c7c5" w:space="0" w:sz="4" w:val="single"/>
+              <w:right w:color="c4c7c5" w:space="0" w:sz="4" w:val="single"/>
+            </w:tcBorders>
+            <w:tcMar>
+              <w:top w:w="120.0" w:type="dxa"/>
+              <w:left w:w="180.0" w:type="dxa"/>
+              <w:bottom w:w="120.0" w:type="dxa"/>
+              <w:right w:w="180.0" w:type="dxa"/>
+            </w:tcMar>
+            <w:vAlign w:val="top"/>
+          </w:tcPr>
+          <w:p>
+            <w:pPr>
+              <w:rPr>
+                <w:rFonts w:ascii="Calibri" w:cs="Calibri" w:eastAsia="Calibri" w:hAnsi="Calibri"/>
+                <w:sz w:val="24"/>
+                <w:szCs w:val="24"/>
+              </w:rPr>
+            </w:pPr>
+            <w:r>
+              <w:rPr>
+                <w:rFonts w:ascii="Calibri" w:cs="Calibri" w:eastAsia="Calibri" w:hAnsi="Calibri"/>
+                <w:sz w:val="24"/>
+                <w:szCs w:val="24"/>
+                <w:rtl w:val="0"/>
+              </w:rPr>
+              <w:t xml:space="preserve">No</w:t>
+            </w:r>
+          </w:p>
+        </w:tc>
+        <w:tc>
+          <w:tcPr>
+            <w:tcBorders>
+              <w:top w:color="c4c7c5" w:space="0" w:sz="4" w:val="single"/>
+              <w:left w:color="c4c7c5" w:space="0" w:sz="4" w:val="single"/>
+              <w:bottom w:color="c4c7c5" w:space="0" w:sz="4" w:val="single"/>
+              <w:right w:color="c4c7c5" w:space="0" w:sz="4" w:val="single"/>
+            </w:tcBorders>
+            <w:tcMar>
+              <w:top w:w="120.0" w:type="dxa"/>
+              <w:left w:w="180.0" w:type="dxa"/>
+              <w:bottom w:w="120.0" w:type="dxa"/>
+              <w:right w:w="180.0" w:type="dxa"/>
+            </w:tcMar>
+            <w:vAlign w:val="top"/>
+          </w:tcPr>
+          <w:p>
+            <w:pPr>
+              <w:rPr>
+                <w:rFonts w:ascii="Calibri" w:cs="Calibri" w:eastAsia="Calibri" w:hAnsi="Calibri"/>
+                <w:sz w:val="24"/>
+                <w:szCs w:val="24"/>
+              </w:rPr>
+            </w:pPr>
+            <w:r>
+              <w:rPr>
+                <w:rFonts w:ascii="Calibri" w:cs="Calibri" w:eastAsia="Calibri" w:hAnsi="Calibri"/>
+                <w:sz w:val="24"/>
+                <w:szCs w:val="24"/>
+                <w:rtl w:val="0"/>
+              </w:rPr>
+              <w:t xml:space="preserve">No</w:t>
+            </w:r>
+          </w:p>
+        </w:tc>
+        <w:tc>
+          <w:tcPr>
+            <w:tcBorders>
+              <w:top w:color="c4c7c5" w:space="0" w:sz="4" w:val="single"/>
+              <w:left w:color="c4c7c5" w:space="0" w:sz="4" w:val="single"/>
+              <w:bottom w:color="c4c7c5" w:space="0" w:sz="4" w:val="single"/>
+              <w:right w:color="c4c7c5" w:space="0" w:sz="4" w:val="single"/>
+            </w:tcBorders>
+            <w:tcMar>
+              <w:top w:w="120.0" w:type="dxa"/>
+              <w:left w:w="180.0" w:type="dxa"/>
+              <w:bottom w:w="120.0" w:type="dxa"/>
+              <w:right w:w="180.0" w:type="dxa"/>
+            </w:tcMar>
+            <w:vAlign w:val="top"/>
+          </w:tcPr>
+          <w:p>
+            <w:pPr>
+              <w:rPr>
+                <w:rFonts w:ascii="Calibri" w:cs="Calibri" w:eastAsia="Calibri" w:hAnsi="Calibri"/>
+                <w:sz w:val="24"/>
+                <w:szCs w:val="24"/>
+              </w:rPr>
+            </w:pPr>
+            <w:r>
+              <w:rPr>
+                <w:rFonts w:ascii="Calibri" w:cs="Calibri" w:eastAsia="Calibri" w:hAnsi="Calibri"/>
+                <w:sz w:val="24"/>
+                <w:szCs w:val="24"/>
+                <w:rtl w:val="0"/>
+              </w:rPr>
+              <w:t xml:space="preserve">timestamp with time zone</w:t>
+            </w:r>
+          </w:p>
+        </w:tc>
+        <w:tc>
+          <w:tcPr>
+            <w:tcBorders>
+              <w:top w:color="c4c7c5" w:space="0" w:sz="4" w:val="single"/>
+              <w:left w:color="c4c7c5" w:space="0" w:sz="4" w:val="single"/>
+              <w:bottom w:color="c4c7c5" w:space="0" w:sz="4" w:val="single"/>
+              <w:right w:color="c4c7c5" w:space="0" w:sz="4" w:val="single"/>
+            </w:tcBorders>
+            <w:tcMar>
+              <w:top w:w="120.0" w:type="dxa"/>
+              <w:left w:w="180.0" w:type="dxa"/>
+              <w:bottom w:w="120.0" w:type="dxa"/>
+              <w:right w:w="180.0" w:type="dxa"/>
+            </w:tcMar>
+            <w:vAlign w:val="top"/>
+          </w:tcPr>
+          <w:p>
+            <w:pPr>
+              <w:rPr>
+                <w:rFonts w:ascii="Calibri" w:cs="Calibri" w:eastAsia="Calibri" w:hAnsi="Calibri"/>
+                <w:sz w:val="24"/>
+                <w:szCs w:val="24"/>
+              </w:rPr>
+            </w:pPr>
+            <w:r>
+              <w:rPr>
+                <w:rFonts w:ascii="Calibri" w:cs="Calibri" w:eastAsia="Calibri" w:hAnsi="Calibri"/>
+                <w:sz w:val="24"/>
+                <w:szCs w:val="24"/>
+                <w:rtl w:val="0"/>
+              </w:rPr>
+              <w:t xml:space="preserve">Fecha y hora de aceptación del correo</w:t>
+            </w:r>
+          </w:p>
+        </w:tc>
+        <w:tc>
+          <w:tcPr>
+            <w:tcBorders>
+              <w:top w:color="c4c7c5" w:space="0" w:sz="4" w:val="single"/>
+              <w:left w:color="c4c7c5" w:space="0" w:sz="4" w:val="single"/>
+              <w:bottom w:color="c4c7c5" w:space="0" w:sz="4" w:val="single"/>
+              <w:right w:color="c4c7c5" w:space="0" w:sz="4" w:val="single"/>
+            </w:tcBorders>
+            <w:tcMar>
+              <w:top w:w="120.0" w:type="dxa"/>
+              <w:left w:w="180.0" w:type="dxa"/>
+              <w:bottom w:w="120.0" w:type="dxa"/>
+              <w:right w:w="180.0" w:type="dxa"/>
+            </w:tcMar>
+            <w:vAlign w:val="top"/>
+          </w:tcPr>
+          <w:p>
+            <w:pPr>
+              <w:rPr>
+                <w:rFonts w:ascii="Calibri" w:cs="Calibri" w:eastAsia="Calibri" w:hAnsi="Calibri"/>
+                <w:sz w:val="24"/>
+                <w:szCs w:val="24"/>
+              </w:rPr>
+            </w:pPr>
+            <w:r>
+              <w:rPr>
+                <w:rFonts w:ascii="Calibri" w:cs="Calibri" w:eastAsia="Calibri" w:hAnsi="Calibri"/>
+                <w:sz w:val="24"/>
+                <w:szCs w:val="24"/>
+                <w:rtl w:val="0"/>
+              </w:rPr>
+              <w:t xml:space="preserve">—</w:t>
+            </w:r>
+          </w:p>
+        </w:tc>
+      </w:tr>
+      <w:tr>
+        <w:trPr>
+          <w:cantSplit w:val="0"/>
+          <w:tblHeader w:val="0"/>
+        </w:trPr>
+        <w:tc>
+          <w:tcPr>
+            <w:tcBorders>
+              <w:top w:color="c4c7c5" w:space="0" w:sz="4" w:val="single"/>
+              <w:left w:color="c4c7c5" w:space="0" w:sz="4" w:val="single"/>
+              <w:bottom w:color="c4c7c5" w:space="0" w:sz="4" w:val="single"/>
+              <w:right w:color="c4c7c5" w:space="0" w:sz="4" w:val="single"/>
+            </w:tcBorders>
+            <w:tcMar>
+              <w:top w:w="120.0" w:type="dxa"/>
+              <w:left w:w="180.0" w:type="dxa"/>
+              <w:bottom w:w="120.0" w:type="dxa"/>
+              <w:right w:w="180.0" w:type="dxa"/>
+            </w:tcMar>
+            <w:vAlign w:val="top"/>
+          </w:tcPr>
+          <w:p>
+            <w:pPr>
+              <w:rPr>
+                <w:rFonts w:ascii="Calibri" w:cs="Calibri" w:eastAsia="Calibri" w:hAnsi="Calibri"/>
+                <w:sz w:val="24"/>
+                <w:szCs w:val="24"/>
+              </w:rPr>
+            </w:pPr>
+            <w:r>
+              <w:rPr>
+                <w:rFonts w:ascii="Calibri" w:cs="Calibri" w:eastAsia="Calibri" w:hAnsi="Calibri"/>
+                <w:sz w:val="24"/>
+                <w:szCs w:val="24"/>
+                <w:rtl w:val="0"/>
+              </w:rPr>
+              <w:t xml:space="preserve">emitido_at</w:t>
+            </w:r>
+          </w:p>
+        </w:tc>
+        <w:tc>
+          <w:tcPr>
+            <w:tcBorders>
+              <w:top w:color="c4c7c5" w:space="0" w:sz="4" w:val="single"/>
+              <w:left w:color="c4c7c5" w:space="0" w:sz="4" w:val="single"/>
+              <w:bottom w:color="c4c7c5" w:space="0" w:sz="4" w:val="single"/>
+              <w:right w:color="c4c7c5" w:space="0" w:sz="4" w:val="single"/>
+            </w:tcBorders>
+            <w:tcMar>
+              <w:top w:w="120.0" w:type="dxa"/>
+              <w:left w:w="180.0" w:type="dxa"/>
+              <w:bottom w:w="120.0" w:type="dxa"/>
+              <w:right w:w="180.0" w:type="dxa"/>
+            </w:tcMar>
+            <w:vAlign w:val="top"/>
+          </w:tcPr>
+          <w:p>
+            <w:pPr>
+              <w:rPr>
+                <w:rFonts w:ascii="Calibri" w:cs="Calibri" w:eastAsia="Calibri" w:hAnsi="Calibri"/>
+                <w:sz w:val="24"/>
+                <w:szCs w:val="24"/>
+              </w:rPr>
+            </w:pPr>
+            <w:r>
+              <w:rPr>
+                <w:rFonts w:ascii="Calibri" w:cs="Calibri" w:eastAsia="Calibri" w:hAnsi="Calibri"/>
+                <w:sz w:val="24"/>
+                <w:szCs w:val="24"/>
+                <w:rtl w:val="0"/>
+              </w:rPr>
+              <w:t xml:space="preserve">No</w:t>
+            </w:r>
+          </w:p>
+        </w:tc>
+        <w:tc>
+          <w:tcPr>
+            <w:tcBorders>
+              <w:top w:color="c4c7c5" w:space="0" w:sz="4" w:val="single"/>
+              <w:left w:color="c4c7c5" w:space="0" w:sz="4" w:val="single"/>
+              <w:bottom w:color="c4c7c5" w:space="0" w:sz="4" w:val="single"/>
+              <w:right w:color="c4c7c5" w:space="0" w:sz="4" w:val="single"/>
+            </w:tcBorders>
+            <w:tcMar>
+              <w:top w:w="120.0" w:type="dxa"/>
+              <w:left w:w="180.0" w:type="dxa"/>
+              <w:bottom w:w="120.0" w:type="dxa"/>
+              <w:right w:w="180.0" w:type="dxa"/>
+            </w:tcMar>
+            <w:vAlign w:val="top"/>
+          </w:tcPr>
+          <w:p>
+            <w:pPr>
+              <w:rPr>
+                <w:rFonts w:ascii="Calibri" w:cs="Calibri" w:eastAsia="Calibri" w:hAnsi="Calibri"/>
+                <w:sz w:val="24"/>
+                <w:szCs w:val="24"/>
+              </w:rPr>
+            </w:pPr>
+            <w:r>
+              <w:rPr>
+                <w:rFonts w:ascii="Calibri" w:cs="Calibri" w:eastAsia="Calibri" w:hAnsi="Calibri"/>
+                <w:sz w:val="24"/>
+                <w:szCs w:val="24"/>
+                <w:rtl w:val="0"/>
+              </w:rPr>
+              <w:t xml:space="preserve">No</w:t>
+            </w:r>
+          </w:p>
+        </w:tc>
+        <w:tc>
+          <w:tcPr>
+            <w:tcBorders>
+              <w:top w:color="c4c7c5" w:space="0" w:sz="4" w:val="single"/>
+              <w:left w:color="c4c7c5" w:space="0" w:sz="4" w:val="single"/>
+              <w:bottom w:color="c4c7c5" w:space="0" w:sz="4" w:val="single"/>
+              <w:right w:color="c4c7c5" w:space="0" w:sz="4" w:val="single"/>
+            </w:tcBorders>
+            <w:tcMar>
+              <w:top w:w="120.0" w:type="dxa"/>
+              <w:left w:w="180.0" w:type="dxa"/>
+              <w:bottom w:w="120.0" w:type="dxa"/>
+              <w:right w:w="180.0" w:type="dxa"/>
+            </w:tcMar>
+            <w:vAlign w:val="top"/>
+          </w:tcPr>
+          <w:p>
+            <w:pPr>
+              <w:rPr>
+                <w:rFonts w:ascii="Calibri" w:cs="Calibri" w:eastAsia="Calibri" w:hAnsi="Calibri"/>
+                <w:sz w:val="24"/>
+                <w:szCs w:val="24"/>
+              </w:rPr>
+            </w:pPr>
+            <w:r>
+              <w:rPr>
+                <w:rFonts w:ascii="Calibri" w:cs="Calibri" w:eastAsia="Calibri" w:hAnsi="Calibri"/>
+                <w:sz w:val="24"/>
+                <w:szCs w:val="24"/>
+                <w:rtl w:val="0"/>
+              </w:rPr>
+              <w:t xml:space="preserve">timestamp with time zone</w:t>
+            </w:r>
+          </w:p>
+        </w:tc>
+        <w:tc>
+          <w:tcPr>
+            <w:tcBorders>
+              <w:top w:color="c4c7c5" w:space="0" w:sz="4" w:val="single"/>
+              <w:left w:color="c4c7c5" w:space="0" w:sz="4" w:val="single"/>
+              <w:bottom w:color="c4c7c5" w:space="0" w:sz="4" w:val="single"/>
+              <w:right w:color="c4c7c5" w:space="0" w:sz="4" w:val="single"/>
+            </w:tcBorders>
+            <w:tcMar>
+              <w:top w:w="120.0" w:type="dxa"/>
+              <w:left w:w="180.0" w:type="dxa"/>
+              <w:bottom w:w="120.0" w:type="dxa"/>
+              <w:right w:w="180.0" w:type="dxa"/>
+            </w:tcMar>
+            <w:vAlign w:val="top"/>
+          </w:tcPr>
+          <w:p>
+            <w:pPr>
+              <w:rPr>
+                <w:rFonts w:ascii="Calibri" w:cs="Calibri" w:eastAsia="Calibri" w:hAnsi="Calibri"/>
+                <w:sz w:val="24"/>
+                <w:szCs w:val="24"/>
+              </w:rPr>
+            </w:pPr>
+            <w:r>
+              <w:rPr>
+                <w:rFonts w:ascii="Calibri" w:cs="Calibri" w:eastAsia="Calibri" w:hAnsi="Calibri"/>
+                <w:sz w:val="24"/>
+                <w:szCs w:val="24"/>
+                <w:rtl w:val="0"/>
+              </w:rPr>
+              <w:t xml:space="preserve">Fecha y hora de emisión del documento</w:t>
+            </w:r>
+          </w:p>
+        </w:tc>
+        <w:tc>
+          <w:tcPr>
+            <w:tcBorders>
+              <w:top w:color="c4c7c5" w:space="0" w:sz="4" w:val="single"/>
+              <w:left w:color="c4c7c5" w:space="0" w:sz="4" w:val="single"/>
+              <w:bottom w:color="c4c7c5" w:space="0" w:sz="4" w:val="single"/>
+              <w:right w:color="c4c7c5" w:space="0" w:sz="4" w:val="single"/>
+            </w:tcBorders>
+            <w:tcMar>
+              <w:top w:w="120.0" w:type="dxa"/>
+              <w:left w:w="180.0" w:type="dxa"/>
+              <w:bottom w:w="120.0" w:type="dxa"/>
+              <w:right w:w="180.0" w:type="dxa"/>
+            </w:tcMar>
+            <w:vAlign w:val="top"/>
+          </w:tcPr>
+          <w:p>
+            <w:pPr>
+              <w:rPr>
+                <w:rFonts w:ascii="Calibri" w:cs="Calibri" w:eastAsia="Calibri" w:hAnsi="Calibri"/>
+                <w:sz w:val="24"/>
+                <w:szCs w:val="24"/>
+              </w:rPr>
+            </w:pPr>
+            <w:r>
+              <w:rPr>
+                <w:rFonts w:ascii="Calibri" w:cs="Calibri" w:eastAsia="Calibri" w:hAnsi="Calibri"/>
+                <w:sz w:val="24"/>
+                <w:szCs w:val="24"/>
+                <w:rtl w:val="0"/>
+              </w:rPr>
+              <w:t xml:space="preserve">—</w:t>
+            </w:r>
+          </w:p>
+        </w:tc>
+      </w:tr>
+      <w:tr>
+        <w:trPr>
+          <w:cantSplit w:val="0"/>
+          <w:tblHeader w:val="0"/>
+        </w:trPr>
+        <w:tc>
+          <w:tcPr>
+            <w:tcBorders>
+              <w:top w:color="c4c7c5" w:space="0" w:sz="4" w:val="single"/>
+              <w:left w:color="c4c7c5" w:space="0" w:sz="4" w:val="single"/>
+              <w:bottom w:color="c4c7c5" w:space="0" w:sz="4" w:val="single"/>
+              <w:right w:color="c4c7c5" w:space="0" w:sz="4" w:val="single"/>
+            </w:tcBorders>
+            <w:tcMar>
+              <w:top w:w="120.0" w:type="dxa"/>
+              <w:left w:w="180.0" w:type="dxa"/>
+              <w:bottom w:w="120.0" w:type="dxa"/>
+              <w:right w:w="180.0" w:type="dxa"/>
+            </w:tcMar>
+            <w:vAlign w:val="top"/>
+          </w:tcPr>
+          <w:p>
+            <w:pPr>
+              <w:rPr>
+                <w:rFonts w:ascii="Calibri" w:cs="Calibri" w:eastAsia="Calibri" w:hAnsi="Calibri"/>
+                <w:sz w:val="24"/>
+                <w:szCs w:val="24"/>
+              </w:rPr>
+            </w:pPr>
+            <w:r>
+              <w:rPr>
+                <w:rFonts w:ascii="Calibri" w:cs="Calibri" w:eastAsia="Calibri" w:hAnsi="Calibri"/>
+                <w:sz w:val="24"/>
+                <w:szCs w:val="24"/>
+                <w:rtl w:val="0"/>
+              </w:rPr>
+              <w:t xml:space="preserve">anulado_at</w:t>
+            </w:r>
+          </w:p>
+        </w:tc>
+        <w:tc>
+          <w:tcPr>
+            <w:tcBorders>
+              <w:top w:color="c4c7c5" w:space="0" w:sz="4" w:val="single"/>
+              <w:left w:color="c4c7c5" w:space="0" w:sz="4" w:val="single"/>
+              <w:bottom w:color="c4c7c5" w:space="0" w:sz="4" w:val="single"/>
+              <w:right w:color="c4c7c5" w:space="0" w:sz="4" w:val="single"/>
+            </w:tcBorders>
+            <w:tcMar>
+              <w:top w:w="120.0" w:type="dxa"/>
+              <w:left w:w="180.0" w:type="dxa"/>
+              <w:bottom w:w="120.0" w:type="dxa"/>
+              <w:right w:w="180.0" w:type="dxa"/>
+            </w:tcMar>
+            <w:vAlign w:val="top"/>
+          </w:tcPr>
+          <w:p>
+            <w:pPr>
+              <w:rPr>
+                <w:rFonts w:ascii="Calibri" w:cs="Calibri" w:eastAsia="Calibri" w:hAnsi="Calibri"/>
+                <w:sz w:val="24"/>
+                <w:szCs w:val="24"/>
+              </w:rPr>
+            </w:pPr>
+            <w:r>
+              <w:rPr>
+                <w:rFonts w:ascii="Calibri" w:cs="Calibri" w:eastAsia="Calibri" w:hAnsi="Calibri"/>
+                <w:sz w:val="24"/>
+                <w:szCs w:val="24"/>
+                <w:rtl w:val="0"/>
+              </w:rPr>
+              <w:t xml:space="preserve">No</w:t>
+            </w:r>
+          </w:p>
+        </w:tc>
+        <w:tc>
+          <w:tcPr>
+            <w:tcBorders>
+              <w:top w:color="c4c7c5" w:space="0" w:sz="4" w:val="single"/>
+              <w:left w:color="c4c7c5" w:space="0" w:sz="4" w:val="single"/>
+              <w:bottom w:color="c4c7c5" w:space="0" w:sz="4" w:val="single"/>
+              <w:right w:color="c4c7c5" w:space="0" w:sz="4" w:val="single"/>
+            </w:tcBorders>
+            <w:tcMar>
+              <w:top w:w="120.0" w:type="dxa"/>
+              <w:left w:w="180.0" w:type="dxa"/>
+              <w:bottom w:w="120.0" w:type="dxa"/>
+              <w:right w:w="180.0" w:type="dxa"/>
+            </w:tcMar>
+            <w:vAlign w:val="top"/>
+          </w:tcPr>
+          <w:p>
+            <w:pPr>
+              <w:rPr>
+                <w:rFonts w:ascii="Calibri" w:cs="Calibri" w:eastAsia="Calibri" w:hAnsi="Calibri"/>
+                <w:sz w:val="24"/>
+                <w:szCs w:val="24"/>
+              </w:rPr>
+            </w:pPr>
+            <w:r>
+              <w:rPr>
+                <w:rFonts w:ascii="Calibri" w:cs="Calibri" w:eastAsia="Calibri" w:hAnsi="Calibri"/>
+                <w:sz w:val="24"/>
+                <w:szCs w:val="24"/>
+                <w:rtl w:val="0"/>
+              </w:rPr>
+              <w:t xml:space="preserve">No</w:t>
+            </w:r>
+          </w:p>
+        </w:tc>
+        <w:tc>
+          <w:tcPr>
+            <w:tcBorders>
+              <w:top w:color="c4c7c5" w:space="0" w:sz="4" w:val="single"/>
+              <w:left w:color="c4c7c5" w:space="0" w:sz="4" w:val="single"/>
+              <w:bottom w:color="c4c7c5" w:space="0" w:sz="4" w:val="single"/>
+              <w:right w:color="c4c7c5" w:space="0" w:sz="4" w:val="single"/>
+            </w:tcBorders>
+            <w:tcMar>
+              <w:top w:w="120.0" w:type="dxa"/>
+              <w:left w:w="180.0" w:type="dxa"/>
+              <w:bottom w:w="120.0" w:type="dxa"/>
+              <w:right w:w="180.0" w:type="dxa"/>
+            </w:tcMar>
+            <w:vAlign w:val="top"/>
+          </w:tcPr>
+          <w:p>
+            <w:pPr>
+              <w:rPr>
+                <w:rFonts w:ascii="Calibri" w:cs="Calibri" w:eastAsia="Calibri" w:hAnsi="Calibri"/>
+                <w:sz w:val="24"/>
+                <w:szCs w:val="24"/>
+              </w:rPr>
+            </w:pPr>
+            <w:r>
+              <w:rPr>
+                <w:rFonts w:ascii="Calibri" w:cs="Calibri" w:eastAsia="Calibri" w:hAnsi="Calibri"/>
+                <w:sz w:val="24"/>
+                <w:szCs w:val="24"/>
+                <w:rtl w:val="0"/>
+              </w:rPr>
+              <w:t xml:space="preserve">timestamp with time zone</w:t>
+            </w:r>
+          </w:p>
+        </w:tc>
+        <w:tc>
+          <w:tcPr>
+            <w:tcBorders>
+              <w:top w:color="c4c7c5" w:space="0" w:sz="4" w:val="single"/>
+              <w:left w:color="c4c7c5" w:space="0" w:sz="4" w:val="single"/>
+              <w:bottom w:color="c4c7c5" w:space="0" w:sz="4" w:val="single"/>
+              <w:right w:color="c4c7c5" w:space="0" w:sz="4" w:val="single"/>
+            </w:tcBorders>
+            <w:tcMar>
+              <w:top w:w="120.0" w:type="dxa"/>
+              <w:left w:w="180.0" w:type="dxa"/>
+              <w:bottom w:w="120.0" w:type="dxa"/>
+              <w:right w:w="180.0" w:type="dxa"/>
+            </w:tcMar>
+            <w:vAlign w:val="top"/>
+          </w:tcPr>
+          <w:p>
+            <w:pPr>
+              <w:rPr>
+                <w:rFonts w:ascii="Calibri" w:cs="Calibri" w:eastAsia="Calibri" w:hAnsi="Calibri"/>
+                <w:sz w:val="24"/>
+                <w:szCs w:val="24"/>
+              </w:rPr>
+            </w:pPr>
+            <w:r>
+              <w:rPr>
+                <w:rFonts w:ascii="Calibri" w:cs="Calibri" w:eastAsia="Calibri" w:hAnsi="Calibri"/>
+                <w:sz w:val="24"/>
+                <w:szCs w:val="24"/>
+                <w:rtl w:val="0"/>
+              </w:rPr>
+              <w:t xml:space="preserve">Fecha y hora de anulación del documento</w:t>
+            </w:r>
+          </w:p>
+        </w:tc>
+        <w:tc>
+          <w:tcPr>
+            <w:tcBorders>
+              <w:top w:color="c4c7c5" w:space="0" w:sz="4" w:val="single"/>
+              <w:left w:color="c4c7c5" w:space="0" w:sz="4" w:val="single"/>
+              <w:bottom w:color="c4c7c5" w:space="0" w:sz="4" w:val="single"/>
+              <w:right w:color="c4c7c5" w:space="0" w:sz="4" w:val="single"/>
+            </w:tcBorders>
+            <w:tcMar>
+              <w:top w:w="120.0" w:type="dxa"/>
+              <w:left w:w="180.0" w:type="dxa"/>
+              <w:bottom w:w="120.0" w:type="dxa"/>
+              <w:right w:w="180.0" w:type="dxa"/>
+            </w:tcMar>
+            <w:vAlign w:val="top"/>
+          </w:tcPr>
+          <w:p>
+            <w:pPr>
+              <w:rPr>
+                <w:rFonts w:ascii="Calibri" w:cs="Calibri" w:eastAsia="Calibri" w:hAnsi="Calibri"/>
+                <w:sz w:val="24"/>
+                <w:szCs w:val="24"/>
+              </w:rPr>
+            </w:pPr>
+            <w:r>
+              <w:rPr>
+                <w:rFonts w:ascii="Calibri" w:cs="Calibri" w:eastAsia="Calibri" w:hAnsi="Calibri"/>
+                <w:sz w:val="24"/>
+                <w:szCs w:val="24"/>
+                <w:rtl w:val="0"/>
+              </w:rPr>
+              <w:t xml:space="preserve">—</w:t>
+            </w:r>
+          </w:p>
+        </w:tc>
+      </w:tr>
+      <w:tr>
+        <w:trPr>
+          <w:cantSplit w:val="0"/>
+          <w:tblHeader w:val="0"/>
+        </w:trPr>
+        <w:tc>
+          <w:tcPr>
+            <w:tcBorders>
+              <w:top w:color="c4c7c5" w:space="0" w:sz="4" w:val="single"/>
+              <w:left w:color="c4c7c5" w:space="0" w:sz="4" w:val="single"/>
+              <w:bottom w:color="c4c7c5" w:space="0" w:sz="4" w:val="single"/>
+              <w:right w:color="c4c7c5" w:space="0" w:sz="4" w:val="single"/>
+            </w:tcBorders>
+            <w:tcMar>
+              <w:top w:w="120.0" w:type="dxa"/>
+              <w:left w:w="180.0" w:type="dxa"/>
+              <w:bottom w:w="120.0" w:type="dxa"/>
+              <w:right w:w="180.0" w:type="dxa"/>
+            </w:tcMar>
+            <w:vAlign w:val="top"/>
+          </w:tcPr>
+          <w:p>
+            <w:pPr>
+              <w:rPr>
+                <w:rFonts w:ascii="Calibri" w:cs="Calibri" w:eastAsia="Calibri" w:hAnsi="Calibri"/>
+                <w:sz w:val="24"/>
+                <w:szCs w:val="24"/>
+              </w:rPr>
+            </w:pPr>
+            <w:r>
+              <w:rPr>
+                <w:rFonts w:ascii="Calibri" w:cs="Calibri" w:eastAsia="Calibri" w:hAnsi="Calibri"/>
+                <w:sz w:val="24"/>
+                <w:szCs w:val="24"/>
+                <w:rtl w:val="0"/>
+              </w:rPr>
+              <w:t xml:space="preserve">created_at</w:t>
+            </w:r>
+          </w:p>
+        </w:tc>
+        <w:tc>
+          <w:tcPr>
+            <w:tcBorders>
+              <w:top w:color="c4c7c5" w:space="0" w:sz="4" w:val="single"/>
+              <w:left w:color="c4c7c5" w:space="0" w:sz="4" w:val="single"/>
+              <w:bottom w:color="c4c7c5" w:space="0" w:sz="4" w:val="single"/>
+              <w:right w:color="c4c7c5" w:space="0" w:sz="4" w:val="single"/>
+            </w:tcBorders>
+            <w:tcMar>
+              <w:top w:w="120.0" w:type="dxa"/>
+              <w:left w:w="180.0" w:type="dxa"/>
+              <w:bottom w:w="120.0" w:type="dxa"/>
+              <w:right w:w="180.0" w:type="dxa"/>
+            </w:tcMar>
+            <w:vAlign w:val="top"/>
+          </w:tcPr>
+          <w:p>
+            <w:pPr>
+              <w:rPr>
+                <w:rFonts w:ascii="Calibri" w:cs="Calibri" w:eastAsia="Calibri" w:hAnsi="Calibri"/>
+                <w:sz w:val="24"/>
+                <w:szCs w:val="24"/>
+              </w:rPr>
+            </w:pPr>
+            <w:r>
+              <w:rPr>
+                <w:rFonts w:ascii="Calibri" w:cs="Calibri" w:eastAsia="Calibri" w:hAnsi="Calibri"/>
+                <w:sz w:val="24"/>
+                <w:szCs w:val="24"/>
+                <w:rtl w:val="0"/>
+              </w:rPr>
+              <w:t xml:space="preserve">No</w:t>
+            </w:r>
+          </w:p>
+        </w:tc>
+        <w:tc>
+          <w:tcPr>
+            <w:tcBorders>
+              <w:top w:color="c4c7c5" w:space="0" w:sz="4" w:val="single"/>
+              <w:left w:color="c4c7c5" w:space="0" w:sz="4" w:val="single"/>
+              <w:bottom w:color="c4c7c5" w:space="0" w:sz="4" w:val="single"/>
+              <w:right w:color="c4c7c5" w:space="0" w:sz="4" w:val="single"/>
+            </w:tcBorders>
+            <w:tcMar>
+              <w:top w:w="120.0" w:type="dxa"/>
+              <w:left w:w="180.0" w:type="dxa"/>
+              <w:bottom w:w="120.0" w:type="dxa"/>
+              <w:right w:w="180.0" w:type="dxa"/>
+            </w:tcMar>
+            <w:vAlign w:val="top"/>
+          </w:tcPr>
+          <w:p>
+            <w:pPr>
+              <w:rPr>
+                <w:rFonts w:ascii="Calibri" w:cs="Calibri" w:eastAsia="Calibri" w:hAnsi="Calibri"/>
+                <w:sz w:val="24"/>
+                <w:szCs w:val="24"/>
+              </w:rPr>
+            </w:pPr>
+            <w:r>
+              <w:rPr>
+                <w:rFonts w:ascii="Calibri" w:cs="Calibri" w:eastAsia="Calibri" w:hAnsi="Calibri"/>
+                <w:sz w:val="24"/>
+                <w:szCs w:val="24"/>
+                <w:rtl w:val="0"/>
+              </w:rPr>
+              <w:t xml:space="preserve">Sí</w:t>
+            </w:r>
+          </w:p>
+        </w:tc>
+        <w:tc>
+          <w:tcPr>
+            <w:tcBorders>
+              <w:top w:color="c4c7c5" w:space="0" w:sz="4" w:val="single"/>
+              <w:left w:color="c4c7c5" w:space="0" w:sz="4" w:val="single"/>
+              <w:bottom w:color="c4c7c5" w:space="0" w:sz="4" w:val="single"/>
+              <w:right w:color="c4c7c5" w:space="0" w:sz="4" w:val="single"/>
+            </w:tcBorders>
+            <w:tcMar>
+              <w:top w:w="120.0" w:type="dxa"/>
+              <w:left w:w="180.0" w:type="dxa"/>
+              <w:bottom w:w="120.0" w:type="dxa"/>
+              <w:right w:w="180.0" w:type="dxa"/>
+            </w:tcMar>
+            <w:vAlign w:val="top"/>
+          </w:tcPr>
+          <w:p>
+            <w:pPr>
+              <w:rPr>
+                <w:rFonts w:ascii="Calibri" w:cs="Calibri" w:eastAsia="Calibri" w:hAnsi="Calibri"/>
+                <w:sz w:val="24"/>
+                <w:szCs w:val="24"/>
+              </w:rPr>
+            </w:pPr>
+            <w:r>
+              <w:rPr>
+                <w:rFonts w:ascii="Calibri" w:cs="Calibri" w:eastAsia="Calibri" w:hAnsi="Calibri"/>
+                <w:sz w:val="24"/>
+                <w:szCs w:val="24"/>
+                <w:rtl w:val="0"/>
+              </w:rPr>
+              <w:t xml:space="preserve">timestamp with time zone</w:t>
+            </w:r>
+          </w:p>
+        </w:tc>
+        <w:tc>
+          <w:tcPr>
+            <w:tcBorders>
+              <w:top w:color="c4c7c5" w:space="0" w:sz="4" w:val="single"/>
+              <w:left w:color="c4c7c5" w:space="0" w:sz="4" w:val="single"/>
+              <w:bottom w:color="c4c7c5" w:space="0" w:sz="4" w:val="single"/>
+              <w:right w:color="c4c7c5" w:space="0" w:sz="4" w:val="single"/>
+            </w:tcBorders>
+            <w:tcMar>
+              <w:top w:w="120.0" w:type="dxa"/>
+              <w:left w:w="180.0" w:type="dxa"/>
+              <w:bottom w:w="120.0" w:type="dxa"/>
+              <w:right w:w="180.0" w:type="dxa"/>
+            </w:tcMar>
+            <w:vAlign w:val="top"/>
+          </w:tcPr>
+          <w:p>
+            <w:pPr>
+              <w:rPr>
+                <w:rFonts w:ascii="Calibri" w:cs="Calibri" w:eastAsia="Calibri" w:hAnsi="Calibri"/>
+                <w:sz w:val="24"/>
+                <w:szCs w:val="24"/>
+              </w:rPr>
+            </w:pPr>
+            <w:r>
+              <w:rPr>
+                <w:rFonts w:ascii="Calibri" w:cs="Calibri" w:eastAsia="Calibri" w:hAnsi="Calibri"/>
+                <w:sz w:val="24"/>
+                <w:szCs w:val="24"/>
+                <w:rtl w:val="0"/>
+              </w:rPr>
+              <w:t xml:space="preserve">Fecha y hora de creación del registro</w:t>
+            </w:r>
+          </w:p>
+        </w:tc>
+        <w:tc>
+          <w:tcPr>
+            <w:tcBorders>
+              <w:top w:color="c4c7c5" w:space="0" w:sz="4" w:val="single"/>
+              <w:left w:color="c4c7c5" w:space="0" w:sz="4" w:val="single"/>
+              <w:bottom w:color="c4c7c5" w:space="0" w:sz="4" w:val="single"/>
+              <w:right w:color="c4c7c5" w:space="0" w:sz="4" w:val="single"/>
+            </w:tcBorders>
+            <w:tcMar>
+              <w:top w:w="120.0" w:type="dxa"/>
+              <w:left w:w="180.0" w:type="dxa"/>
+              <w:bottom w:w="120.0" w:type="dxa"/>
+              <w:right w:w="180.0" w:type="dxa"/>
+            </w:tcMar>
+            <w:vAlign w:val="top"/>
+          </w:tcPr>
+          <w:p>
+            <w:pPr>
+              <w:rPr>
+                <w:rFonts w:ascii="Calibri" w:cs="Calibri" w:eastAsia="Calibri" w:hAnsi="Calibri"/>
+                <w:sz w:val="24"/>
+                <w:szCs w:val="24"/>
+              </w:rPr>
+            </w:pPr>
+            <w:r>
+              <w:rPr>
+                <w:rFonts w:ascii="Calibri" w:cs="Calibri" w:eastAsia="Calibri" w:hAnsi="Calibri"/>
+                <w:sz w:val="24"/>
+                <w:szCs w:val="24"/>
+                <w:rtl w:val="0"/>
+              </w:rPr>
+              <w:t xml:space="preserve">—</w:t>
+            </w:r>
+          </w:p>
+        </w:tc>
+      </w:tr>
+      <w:tr>
+        <w:trPr>
+          <w:cantSplit w:val="0"/>
+          <w:tblHeader w:val="0"/>
+        </w:trPr>
+        <w:tc>
+          <w:tcPr>
+            <w:tcBorders>
+              <w:top w:color="c4c7c5" w:space="0" w:sz="4" w:val="single"/>
+              <w:left w:color="c4c7c5" w:space="0" w:sz="4" w:val="single"/>
+              <w:bottom w:color="c4c7c5" w:space="0" w:sz="4" w:val="single"/>
+              <w:right w:color="c4c7c5" w:space="0" w:sz="4" w:val="single"/>
+            </w:tcBorders>
+            <w:tcMar>
+              <w:top w:w="120.0" w:type="dxa"/>
+              <w:left w:w="180.0" w:type="dxa"/>
+              <w:bottom w:w="120.0" w:type="dxa"/>
+              <w:right w:w="180.0" w:type="dxa"/>
+            </w:tcMar>
+            <w:vAlign w:val="top"/>
+          </w:tcPr>
+          <w:p>
+            <w:pPr>
+              <w:rPr>
+                <w:rFonts w:ascii="Calibri" w:cs="Calibri" w:eastAsia="Calibri" w:hAnsi="Calibri"/>
+                <w:sz w:val="24"/>
+                <w:szCs w:val="24"/>
+              </w:rPr>
+            </w:pPr>
+            <w:r>
+              <w:rPr>
+                <w:rFonts w:ascii="Calibri" w:cs="Calibri" w:eastAsia="Calibri" w:hAnsi="Calibri"/>
+                <w:sz w:val="24"/>
+                <w:szCs w:val="24"/>
+                <w:rtl w:val="0"/>
+              </w:rPr>
+              <w:t xml:space="preserve">updated_at</w:t>
+            </w:r>
+          </w:p>
+        </w:tc>
+        <w:tc>
+          <w:tcPr>
+            <w:tcBorders>
+              <w:top w:color="c4c7c5" w:space="0" w:sz="4" w:val="single"/>
+              <w:left w:color="c4c7c5" w:space="0" w:sz="4" w:val="single"/>
+              <w:bottom w:color="c4c7c5" w:space="0" w:sz="4" w:val="single"/>
+              <w:right w:color="c4c7c5" w:space="0" w:sz="4" w:val="single"/>
+            </w:tcBorders>
+            <w:tcMar>
+              <w:top w:w="120.0" w:type="dxa"/>
+              <w:left w:w="180.0" w:type="dxa"/>
+              <w:bottom w:w="120.0" w:type="dxa"/>
+              <w:right w:w="180.0" w:type="dxa"/>
+            </w:tcMar>
+            <w:vAlign w:val="top"/>
+          </w:tcPr>
+          <w:p>
+            <w:pPr>
+              <w:rPr>
+                <w:rFonts w:ascii="Calibri" w:cs="Calibri" w:eastAsia="Calibri" w:hAnsi="Calibri"/>
+                <w:sz w:val="24"/>
+                <w:szCs w:val="24"/>
+              </w:rPr>
+            </w:pPr>
+            <w:r>
+              <w:rPr>
+                <w:rFonts w:ascii="Calibri" w:cs="Calibri" w:eastAsia="Calibri" w:hAnsi="Calibri"/>
+                <w:sz w:val="24"/>
+                <w:szCs w:val="24"/>
+                <w:rtl w:val="0"/>
+              </w:rPr>
+              <w:t xml:space="preserve">No</w:t>
+            </w:r>
+          </w:p>
+        </w:tc>
+        <w:tc>
+          <w:tcPr>
+            <w:tcBorders>
+              <w:top w:color="c4c7c5" w:space="0" w:sz="4" w:val="single"/>
+              <w:left w:color="c4c7c5" w:space="0" w:sz="4" w:val="single"/>
+              <w:bottom w:color="c4c7c5" w:space="0" w:sz="4" w:val="single"/>
+              <w:right w:color="c4c7c5" w:space="0" w:sz="4" w:val="single"/>
+            </w:tcBorders>
+            <w:tcMar>
+              <w:top w:w="120.0" w:type="dxa"/>
+              <w:left w:w="180.0" w:type="dxa"/>
+              <w:bottom w:w="120.0" w:type="dxa"/>
+              <w:right w:w="180.0" w:type="dxa"/>
+            </w:tcMar>
+            <w:vAlign w:val="top"/>
+          </w:tcPr>
+          <w:p>
+            <w:pPr>
+              <w:rPr>
+                <w:rFonts w:ascii="Calibri" w:cs="Calibri" w:eastAsia="Calibri" w:hAnsi="Calibri"/>
+                <w:sz w:val="24"/>
+                <w:szCs w:val="24"/>
+              </w:rPr>
+            </w:pPr>
+            <w:r>
+              <w:rPr>
+                <w:rFonts w:ascii="Calibri" w:cs="Calibri" w:eastAsia="Calibri" w:hAnsi="Calibri"/>
+                <w:sz w:val="24"/>
+                <w:szCs w:val="24"/>
+                <w:rtl w:val="0"/>
+              </w:rPr>
+              <w:t xml:space="preserve">Sí</w:t>
+            </w:r>
+          </w:p>
+        </w:tc>
+        <w:tc>
+          <w:tcPr>
+            <w:tcBorders>
+              <w:top w:color="c4c7c5" w:space="0" w:sz="4" w:val="single"/>
+              <w:left w:color="c4c7c5" w:space="0" w:sz="4" w:val="single"/>
+              <w:bottom w:color="c4c7c5" w:space="0" w:sz="4" w:val="single"/>
+              <w:right w:color="c4c7c5" w:space="0" w:sz="4" w:val="single"/>
+            </w:tcBorders>
+            <w:tcMar>
+              <w:top w:w="120.0" w:type="dxa"/>
+              <w:left w:w="180.0" w:type="dxa"/>
+              <w:bottom w:w="120.0" w:type="dxa"/>
+              <w:right w:w="180.0" w:type="dxa"/>
+            </w:tcMar>
+            <w:vAlign w:val="top"/>
+          </w:tcPr>
+          <w:p>
+            <w:pPr>
+              <w:rPr>
+                <w:rFonts w:ascii="Calibri" w:cs="Calibri" w:eastAsia="Calibri" w:hAnsi="Calibri"/>
+                <w:sz w:val="24"/>
+                <w:szCs w:val="24"/>
+              </w:rPr>
+            </w:pPr>
+            <w:r>
+              <w:rPr>
+                <w:rFonts w:ascii="Calibri" w:cs="Calibri" w:eastAsia="Calibri" w:hAnsi="Calibri"/>
+                <w:sz w:val="24"/>
+                <w:szCs w:val="24"/>
+                <w:rtl w:val="0"/>
+              </w:rPr>
+              <w:t xml:space="preserve">timestamp with time zone</w:t>
+            </w:r>
+          </w:p>
+        </w:tc>
+        <w:tc>
+          <w:tcPr>
+            <w:tcBorders>
+              <w:top w:color="c4c7c5" w:space="0" w:sz="4" w:val="single"/>
+              <w:left w:color="c4c7c5" w:space="0" w:sz="4" w:val="single"/>
+              <w:bottom w:color="c4c7c5" w:space="0" w:sz="4" w:val="single"/>
+              <w:right w:color="c4c7c5" w:space="0" w:sz="4" w:val="single"/>
+            </w:tcBorders>
+            <w:tcMar>
+              <w:top w:w="120.0" w:type="dxa"/>
+              <w:left w:w="180.0" w:type="dxa"/>
+              <w:bottom w:w="120.0" w:type="dxa"/>
+              <w:right w:w="180.0" w:type="dxa"/>
+            </w:tcMar>
+            <w:vAlign w:val="top"/>
+          </w:tcPr>
+          <w:p>
+            <w:pPr>
+              <w:rPr>
+                <w:rFonts w:ascii="Calibri" w:cs="Calibri" w:eastAsia="Calibri" w:hAnsi="Calibri"/>
+                <w:sz w:val="24"/>
+                <w:szCs w:val="24"/>
+              </w:rPr>
+            </w:pPr>
+            <w:r>
+              <w:rPr>
+                <w:rFonts w:ascii="Calibri" w:cs="Calibri" w:eastAsia="Calibri" w:hAnsi="Calibri"/>
+                <w:sz w:val="24"/>
+                <w:szCs w:val="24"/>
+                <w:rtl w:val="0"/>
+              </w:rPr>
+              <w:t xml:space="preserve">Fecha y hora de última actualización</w:t>
+            </w:r>
+          </w:p>
+        </w:tc>
+        <w:tc>
+          <w:tcPr>
+            <w:tcBorders>
+              <w:top w:color="c4c7c5" w:space="0" w:sz="4" w:val="single"/>
+              <w:left w:color="c4c7c5" w:space="0" w:sz="4" w:val="single"/>
+              <w:bottom w:color="c4c7c5" w:space="0" w:sz="4" w:val="single"/>
+              <w:right w:color="c4c7c5" w:space="0" w:sz="4" w:val="single"/>
+            </w:tcBorders>
+            <w:tcMar>
+              <w:top w:w="120.0" w:type="dxa"/>
+              <w:left w:w="180.0" w:type="dxa"/>
+              <w:bottom w:w="120.0" w:type="dxa"/>
+              <w:right w:w="180.0" w:type="dxa"/>
+            </w:tcMar>
+            <w:vAlign w:val="top"/>
+          </w:tcPr>
+          <w:p>
+            <w:pPr>
+              <w:rPr>
+                <w:rFonts w:ascii="Calibri" w:cs="Calibri" w:eastAsia="Calibri" w:hAnsi="Calibri"/>
+                <w:sz w:val="24"/>
+                <w:szCs w:val="24"/>
+              </w:rPr>
+            </w:pPr>
+            <w:r>
+              <w:rPr>
+                <w:rFonts w:ascii="Calibri" w:cs="Calibri" w:eastAsia="Calibri" w:hAnsi="Calibri"/>
+                <w:sz w:val="24"/>
+                <w:szCs w:val="24"/>
+                <w:rtl w:val="0"/>
+              </w:rPr>
+              <w:t xml:space="preserve">—</w:t>
+            </w:r>
+          </w:p>
+        </w:tc>
+      </w:tr>
+    </w:tbl>
+    <w:p>
+      <w:pPr>
+        <w:spacing w:before="160" w:lineRule="auto"/>
+        <w:rPr>
+          <w:rFonts w:ascii="Calibri" w:cs="Calibri" w:eastAsia="Calibri" w:hAnsi="Calibri"/>
+          <w:sz w:val="24"/>
+          <w:szCs w:val="24"/>
+        </w:rPr>
+      </w:pPr>
+      <w:r>
+        <w:rPr>
+          <w:rtl w:val="0"/>
+        </w:rPr>
+      </w:r>
+    </w:p>
+    <w:p>
+      <w:pPr>
+        <w:spacing w:before="160" w:lineRule="auto"/>
+        <w:rPr>
+          <w:rFonts w:ascii="Calibri" w:cs="Calibri" w:eastAsia="Calibri" w:hAnsi="Calibri"/>
+          <w:sz w:val="24"/>
+          <w:szCs w:val="24"/>
+        </w:rPr>
+      </w:pPr>
+      <w:r>
+        <w:rPr>
+          <w:rFonts w:ascii="Calibri" w:cs="Calibri" w:eastAsia="Calibri" w:hAnsi="Calibri"/>
+          <w:b w:val="1"/>
+          <w:bCs w:val="1"/>
+          <w:sz w:val="24"/>
+          <w:szCs w:val="24"/>
+          <w:rtl w:val="0"/>
+        </w:rPr>
+        <w:t xml:space="preserve">Nota: </w:t>
+      </w:r>
+      <w:r>
+        <w:rPr>
+          <w:rFonts w:ascii="Calibri" w:cs="Calibri" w:eastAsia="Calibri" w:hAnsi="Calibri"/>
+          <w:sz w:val="24"/>
+          <w:szCs w:val="24"/>
+          <w:rtl w:val="0"/>
+        </w:rPr>
+        <w:t xml:space="preserve">Las marcas UNIQUE provienen de la exportación SQL y podrían representar una restricción compuesta; verificar en Supabase.</w:t>
+      </w:r>
+    </w:p>
+    <w:p>
+      <w:pPr>
+        <w:spacing w:before="160" w:lineRule="auto"/>
+        <w:rPr>
+          <w:rFonts w:ascii="Calibri" w:cs="Calibri" w:eastAsia="Calibri" w:hAnsi="Calibri"/>
+          <w:sz w:val="24"/>
+          <w:szCs w:val="24"/>
+        </w:rPr>
+      </w:pPr>
+      <w:r>
+        <w:rPr>
+          <w:rtl w:val="0"/>
+        </w:rPr>
+      </w:r>
+    </w:p>
+    <w:p>
+      <w:pPr>
+        <w:spacing w:before="160" w:lineRule="auto"/>
+        <w:rPr>
+          <w:rFonts w:ascii="Calibri" w:cs="Calibri" w:eastAsia="Calibri" w:hAnsi="Calibri"/>
+          <w:sz w:val="24"/>
+          <w:szCs w:val="24"/>
+        </w:rPr>
+      </w:pPr>
+      <w:r>
+        <w:rPr>
+          <w:rtl w:val="0"/>
+        </w:rPr>
+      </w:r>
+    </w:p>
+    <w:p>
+      <w:pPr>
+        <w:spacing w:before="160" w:lineRule="auto"/>
+        <w:rPr>
+          <w:rFonts w:ascii="Calibri" w:cs="Calibri" w:eastAsia="Calibri" w:hAnsi="Calibri"/>
+          <w:sz w:val="24"/>
+          <w:szCs w:val="24"/>
+        </w:rPr>
+      </w:pPr>
+      <w:r>
+        <w:rPr>
+          <w:rtl w:val="0"/>
+        </w:rPr>
+      </w:r>
+    </w:p>
+    <w:p>
+      <w:pPr>
+        <w:spacing w:before="160" w:lineRule="auto"/>
+        <w:rPr>
+          <w:rFonts w:ascii="Calibri" w:cs="Calibri" w:eastAsia="Calibri" w:hAnsi="Calibri"/>
+          <w:sz w:val="24"/>
+          <w:szCs w:val="24"/>
+        </w:rPr>
+      </w:pPr>
+      <w:r>
+        <w:rPr>
+          <w:rtl w:val="0"/>
+        </w:rPr>
+      </w:r>
+    </w:p>
+    <w:p>
+      <w:pPr>
+        <w:spacing w:before="160" w:lineRule="auto"/>
+        <w:rPr>
+          <w:rFonts w:ascii="Calibri" w:cs="Calibri" w:eastAsia="Calibri" w:hAnsi="Calibri"/>
+          <w:sz w:val="24"/>
+          <w:szCs w:val="24"/>
+        </w:rPr>
+      </w:pPr>
+      <w:r>
+        <w:rPr>
+          <w:rtl w:val="0"/>
+        </w:rPr>
+      </w:r>
+    </w:p>
+    <w:p>
+      <w:pPr>
+        <w:spacing w:before="160" w:lineRule="auto"/>
+        <w:rPr>
+          <w:rFonts w:ascii="Calibri" w:cs="Calibri" w:eastAsia="Calibri" w:hAnsi="Calibri"/>
+          <w:sz w:val="24"/>
+          <w:szCs w:val="24"/>
+        </w:rPr>
+      </w:pPr>
+      <w:r>
+        <w:rPr>
+          <w:rtl w:val="0"/>
+        </w:rPr>
+      </w:r>
+    </w:p>
+    <w:p>
+      <w:pPr>
+        <w:spacing w:before="160" w:lineRule="auto"/>
+        <w:rPr>
+          <w:rFonts w:ascii="Calibri" w:cs="Calibri" w:eastAsia="Calibri" w:hAnsi="Calibri"/>
+          <w:sz w:val="24"/>
+          <w:szCs w:val="24"/>
+        </w:rPr>
+      </w:pPr>
+      <w:r>
+        <w:rPr>
+          <w:rtl w:val="0"/>
+        </w:rPr>
+      </w:r>
+    </w:p>
+    <w:p>
+      <w:pPr>
+        <w:spacing w:before="160" w:lineRule="auto"/>
+        <w:rPr>
+          <w:rFonts w:ascii="Calibri" w:cs="Calibri" w:eastAsia="Calibri" w:hAnsi="Calibri"/>
+          <w:sz w:val="24"/>
+          <w:szCs w:val="24"/>
+        </w:rPr>
+      </w:pPr>
+      <w:r>
+        <w:rPr>
+          <w:rtl w:val="0"/>
+        </w:rPr>
+      </w:r>
+    </w:p>
+    <w:p>
+      <w:pPr>
+        <w:spacing w:before="160" w:lineRule="auto"/>
+        <w:rPr>
+          <w:rFonts w:ascii="Calibri" w:cs="Calibri" w:eastAsia="Calibri" w:hAnsi="Calibri"/>
+          <w:sz w:val="24"/>
+          <w:szCs w:val="24"/>
+        </w:rPr>
+      </w:pPr>
+      <w:r>
+        <w:rPr>
+          <w:rtl w:val="0"/>
+        </w:rPr>
+      </w:r>
+    </w:p>
+    <w:p>
+      <w:pPr>
+        <w:spacing w:before="160" w:lineRule="auto"/>
+        <w:rPr>
+          <w:rFonts w:ascii="Calibri" w:cs="Calibri" w:eastAsia="Calibri" w:hAnsi="Calibri"/>
+          <w:sz w:val="24"/>
+          <w:szCs w:val="24"/>
+        </w:rPr>
+      </w:pPr>
+      <w:r>
+        <w:rPr>
+          <w:rtl w:val="0"/>
+        </w:rPr>
+      </w:r>
+    </w:p>
+    <w:p>
+      <w:pPr>
+        <w:spacing w:before="160" w:lineRule="auto"/>
+        <w:rPr>
+          <w:rFonts w:ascii="Calibri" w:cs="Calibri" w:eastAsia="Calibri" w:hAnsi="Calibri"/>
+          <w:sz w:val="24"/>
+          <w:szCs w:val="24"/>
+        </w:rPr>
+      </w:pPr>
+      <w:r>
+        <w:rPr>
+          <w:rtl w:val="0"/>
+        </w:rPr>
+      </w:r>
+    </w:p>
+    <w:p>
+      <w:pPr>
+        <w:spacing w:before="160" w:lineRule="auto"/>
+        <w:rPr>
+          <w:rFonts w:ascii="Calibri" w:cs="Calibri" w:eastAsia="Calibri" w:hAnsi="Calibri"/>
+          <w:sz w:val="24"/>
+          <w:szCs w:val="24"/>
+        </w:rPr>
+      </w:pPr>
+      <w:r>
+        <w:rPr>
+          <w:rtl w:val="0"/>
+        </w:rPr>
+      </w:r>
+    </w:p>
+    <w:p>
+      <w:pPr>
+        <w:spacing w:before="160" w:lineRule="auto"/>
+        <w:rPr>
+          <w:rFonts w:ascii="Calibri" w:cs="Calibri" w:eastAsia="Calibri" w:hAnsi="Calibri"/>
+          <w:sz w:val="24"/>
+          <w:szCs w:val="24"/>
+        </w:rPr>
+      </w:pPr>
+      <w:r>
+        <w:rPr>
+          <w:rtl w:val="0"/>
+        </w:rPr>
+      </w:r>
+    </w:p>
+    <w:p>
+      <w:pPr>
+        <w:spacing w:before="160" w:lineRule="auto"/>
+        <w:rPr>
+          <w:rFonts w:ascii="Calibri" w:cs="Calibri" w:eastAsia="Calibri" w:hAnsi="Calibri"/>
+          <w:sz w:val="24"/>
+          <w:szCs w:val="24"/>
+        </w:rPr>
+      </w:pPr>
+      <w:r>
+        <w:rPr>
+          <w:rtl w:val="0"/>
+        </w:rPr>
+      </w:r>
+    </w:p>
+    <w:p>
+      <w:pPr>
+        <w:spacing w:before="160" w:lineRule="auto"/>
+        <w:rPr>
+          <w:rFonts w:ascii="Calibri" w:cs="Calibri" w:eastAsia="Calibri" w:hAnsi="Calibri"/>
+          <w:sz w:val="24"/>
+          <w:szCs w:val="24"/>
+        </w:rPr>
+      </w:pPr>
+      <w:r>
+        <w:rPr>
+          <w:rtl w:val="0"/>
+        </w:rPr>
+      </w:r>
+    </w:p>
+    <w:p>
+      <w:pPr>
+        <w:spacing w:before="160" w:lineRule="auto"/>
+        <w:rPr>
+          <w:rFonts w:ascii="Calibri" w:cs="Calibri" w:eastAsia="Calibri" w:hAnsi="Calibri"/>
+          <w:sz w:val="24"/>
+          <w:szCs w:val="24"/>
+        </w:rPr>
+      </w:pPr>
+      <w:r>
+        <w:rPr>
+          <w:rtl w:val="0"/>
+        </w:rPr>
+      </w:r>
+    </w:p>
+    <w:p>
+      <w:pPr>
+        <w:spacing w:before="160" w:lineRule="auto"/>
+        <w:rPr>
+          <w:rFonts w:ascii="Calibri" w:cs="Calibri" w:eastAsia="Calibri" w:hAnsi="Calibri"/>
+          <w:sz w:val="24"/>
+          <w:szCs w:val="24"/>
+        </w:rPr>
+      </w:pPr>
+      <w:r>
+        <w:rPr>
+          <w:rtl w:val="0"/>
+        </w:rPr>
+      </w:r>
+    </w:p>
+    <w:p>
+      <w:pPr>
+        <w:spacing w:before="160" w:lineRule="auto"/>
+        <w:rPr>
+          <w:rFonts w:ascii="Calibri" w:cs="Calibri" w:eastAsia="Calibri" w:hAnsi="Calibri"/>
+          <w:sz w:val="24"/>
+          <w:szCs w:val="24"/>
+        </w:rPr>
+      </w:pPr>
+      <w:r>
+        <w:rPr>
+          <w:rtl w:val="0"/>
+        </w:rPr>
+      </w:r>
+    </w:p>
+    <w:p>
+      <w:pPr>
+        <w:jc w:val="center"/>
+        <w:rPr>
+          <w:rFonts w:ascii="Calibri" w:cs="Calibri" w:eastAsia="Calibri" w:hAnsi="Calibri"/>
+          <w:sz w:val="24"/>
+          <w:szCs w:val="24"/>
+        </w:rPr>
+      </w:pPr>
+      <w:r>
+        <w:rPr>
+          <w:rFonts w:ascii="Calibri" w:cs="Calibri" w:eastAsia="Calibri" w:hAnsi="Calibri"/>
+          <w:b w:val="1"/>
+          <w:bCs w:val="1"/>
+          <w:sz w:val="24"/>
+          <w:szCs w:val="24"/>
+          <w:rtl w:val="0"/>
+        </w:rPr>
+        <w:t xml:space="preserve">DICCIONARIO DATOS</w:t>
+      </w:r>
+      <w:r>
+        <w:rPr>
+          <w:rtl w:val="0"/>
+        </w:rPr>
+      </w:r>
+    </w:p>
+    <w:p>
+      <w:pPr>
+        <w:rPr>
+          <w:rFonts w:ascii="Calibri" w:cs="Calibri" w:eastAsia="Calibri" w:hAnsi="Calibri"/>
+          <w:sz w:val="24"/>
+          <w:szCs w:val="24"/>
+        </w:rPr>
+      </w:pPr>
+      <w:r>
+        <w:rPr>
+          <w:rFonts w:ascii="Calibri" w:cs="Calibri" w:eastAsia="Calibri" w:hAnsi="Calibri"/>
+          <w:b w:val="1"/>
+          <w:bCs w:val="1"/>
+          <w:sz w:val="24"/>
+          <w:szCs w:val="24"/>
+          <w:rtl w:val="0"/>
+        </w:rPr>
+        <w:t xml:space="preserve">TABLA: COMPROBANTE_TAREAS </w:t>
+      </w:r>
+      <w:r>
+        <w:rPr>
+          <w:rtl w:val="0"/>
+        </w:rPr>
+      </w:r>
+    </w:p>
+    <w:p>
+      <w:pPr>
+        <w:spacing w:after="200" w:lineRule="auto"/>
+        <w:rPr>
+          <w:rFonts w:ascii="Calibri" w:cs="Calibri" w:eastAsia="Calibri" w:hAnsi="Calibri"/>
+          <w:sz w:val="24"/>
+          <w:szCs w:val="24"/>
+        </w:rPr>
+      </w:pPr>
+      <w:r>
+        <w:rPr>
+          <w:rFonts w:ascii="Calibri" w:cs="Calibri" w:eastAsia="Calibri" w:hAnsi="Calibri"/>
+          <w:b w:val="1"/>
+          <w:bCs w:val="1"/>
+          <w:sz w:val="24"/>
+          <w:szCs w:val="24"/>
+          <w:rtl w:val="0"/>
+        </w:rPr>
+        <w:t xml:space="preserve">DESCRIPCIÓN: </w:t>
+      </w:r>
+      <w:r>
+        <w:rPr>
+          <w:rFonts w:ascii="Calibri" w:cs="Calibri" w:eastAsia="Calibri" w:hAnsi="Calibri"/>
+          <w:sz w:val="24"/>
+          <w:szCs w:val="24"/>
+          <w:rtl w:val="0"/>
+        </w:rPr>
+        <w:t xml:space="preserve">Registra y gestiona el encolamiento y estado de las tareas asíncronas asociadas a los comprobantes (generación de PDF y envío de correos). </w:t>
+      </w:r>
+    </w:p>
+    <w:p>
+      <w:pPr>
+        <w:jc w:val="center"/>
+        <w:rPr>
+          <w:rFonts w:ascii="Calibri" w:cs="Calibri" w:eastAsia="Calibri" w:hAnsi="Calibri"/>
+          <w:sz w:val="24"/>
+          <w:szCs w:val="24"/>
+        </w:rPr>
+      </w:pPr>
+      <w:r>
+        <w:rPr>
+          <w:rFonts w:ascii="Calibri" w:cs="Calibri" w:eastAsia="Calibri" w:hAnsi="Calibri"/>
+          <w:b w:val="1"/>
+          <w:bCs w:val="1"/>
+          <w:sz w:val="24"/>
+          <w:szCs w:val="24"/>
+          <w:rtl w:val="0"/>
+        </w:rPr>
+        <w:t xml:space="preserve">ATRIBUTOS</w:t>
+      </w:r>
+      <w:r>
+        <w:rPr>
+          <w:rtl w:val="0"/>
+        </w:rPr>
+      </w:r>
+    </w:p>
+    <w:sdt>
+      <w:sdtPr>
+        <w:lock w:val="contentLocked"/>
+        <w:id w:val="95591297"/>
+        <w:tag w:val="goog_rdk_0"/>
+      </w:sdtPr>
+      <w:sdtContent>
+        <w:tbl>
+          <w:tblPr>
+            <w:tblStyle w:val="Table17"/>
+            <w:tblW w:w="10901.000000000002" w:type="dxa"/>
+            <w:jc w:val="center"/>
+            <w:tblBorders>
+              <w:top w:color="000000" w:space="0" w:sz="4" w:val="single"/>
+              <w:left w:color="000000" w:space="0" w:sz="4" w:val="single"/>
+              <w:bottom w:color="000000" w:space="0" w:sz="4" w:val="single"/>
+              <w:right w:color="000000" w:space="0" w:sz="4" w:val="single"/>
+              <w:insideH w:color="000000" w:space="0" w:sz="4" w:val="single"/>
+              <w:insideV w:color="000000" w:space="0" w:sz="4" w:val="single"/>
+            </w:tblBorders>
+            <w:tblLayout w:type="fixed"/>
+            <w:tblLook w:val="0400"/>
+          </w:tblPr>
+          <w:tblGrid>
+            <w:gridCol w:w="1728"/>
+            <w:gridCol w:w="1440"/>
+            <w:gridCol w:w="1109"/>
+            <w:gridCol w:w="1541"/>
+            <w:gridCol w:w="3816"/>
+            <w:gridCol w:w="1267"/>
+            <w:tblGridChange w:id="0">
+              <w:tblGrid>
+                <w:gridCol w:w="1728"/>
+                <w:gridCol w:w="1440"/>
+                <w:gridCol w:w="1109"/>
+                <w:gridCol w:w="1541"/>
+                <w:gridCol w:w="3816"/>
+                <w:gridCol w:w="1267"/>
+              </w:tblGrid>
+            </w:tblGridChange>
+          </w:tblGrid>
+          <w:tr>
+            <w:trPr>
+              <w:cantSplit w:val="0"/>
+              <w:tblHeader w:val="1"/>
+            </w:trPr>
+            <w:tc>
+              <w:tcPr>
+                <w:shd w:fill="e9ecef" w:val="clear"/>
+                <w:vAlign w:val="center"/>
+              </w:tcPr>
+              <w:p>
+                <w:pPr>
+                  <w:rPr>
+                    <w:rFonts w:ascii="Calibri" w:cs="Calibri" w:eastAsia="Calibri" w:hAnsi="Calibri"/>
+                    <w:sz w:val="24"/>
+                    <w:szCs w:val="24"/>
+                  </w:rPr>
+                </w:pPr>
+                <w:r>
+                  <w:rPr>
+                    <w:rFonts w:ascii="Calibri" w:cs="Calibri" w:eastAsia="Calibri" w:hAnsi="Calibri"/>
+                    <w:b w:val="1"/>
+                    <w:bCs w:val="1"/>
+                    <w:sz w:val="24"/>
+                    <w:szCs w:val="24"/>
+                    <w:rtl w:val="0"/>
+                  </w:rPr>
+                  <w:t xml:space="preserve">Nombre</w:t>
+                </w:r>
+                <w:r>
+                  <w:rPr>
+                    <w:rtl w:val="0"/>
+                  </w:rPr>
+                </w:r>
+              </w:p>
+            </w:tc>
+            <w:tc>
+              <w:tcPr>
+                <w:shd w:fill="e9ecef" w:val="clear"/>
+                <w:vAlign w:val="center"/>
+              </w:tcPr>
+              <w:p>
+                <w:pPr>
+                  <w:rPr>
+                    <w:rFonts w:ascii="Calibri" w:cs="Calibri" w:eastAsia="Calibri" w:hAnsi="Calibri"/>
+                    <w:sz w:val="24"/>
+                    <w:szCs w:val="24"/>
+                  </w:rPr>
+                </w:pPr>
+                <w:r>
+                  <w:rPr>
+                    <w:rFonts w:ascii="Calibri" w:cs="Calibri" w:eastAsia="Calibri" w:hAnsi="Calibri"/>
+                    <w:b w:val="1"/>
+                    <w:bCs w:val="1"/>
+                    <w:sz w:val="24"/>
+                    <w:szCs w:val="24"/>
+                    <w:rtl w:val="0"/>
+                  </w:rPr>
+                  <w:t xml:space="preserve">Identificador único</w:t>
+                </w:r>
+                <w:r>
+                  <w:rPr>
+                    <w:rtl w:val="0"/>
+                  </w:rPr>
+                </w:r>
+              </w:p>
+            </w:tc>
+            <w:tc>
+              <w:tcPr>
+                <w:shd w:fill="e9ecef" w:val="clear"/>
+                <w:vAlign w:val="center"/>
+              </w:tcPr>
+              <w:p>
+                <w:pPr>
+                  <w:rPr>
+                    <w:rFonts w:ascii="Calibri" w:cs="Calibri" w:eastAsia="Calibri" w:hAnsi="Calibri"/>
+                    <w:sz w:val="24"/>
+                    <w:szCs w:val="24"/>
+                  </w:rPr>
+                </w:pPr>
+                <w:r>
+                  <w:rPr>
+                    <w:rFonts w:ascii="Calibri" w:cs="Calibri" w:eastAsia="Calibri" w:hAnsi="Calibri"/>
+                    <w:b w:val="1"/>
+                    <w:bCs w:val="1"/>
+                    <w:sz w:val="24"/>
+                    <w:szCs w:val="24"/>
+                    <w:rtl w:val="0"/>
+                  </w:rPr>
+                  <w:t xml:space="preserve">Obligatorio</w:t>
+                </w:r>
+                <w:r>
+                  <w:rPr>
+                    <w:rtl w:val="0"/>
+                  </w:rPr>
+                </w:r>
+              </w:p>
+            </w:tc>
+            <w:tc>
+              <w:tcPr>
+                <w:shd w:fill="e9ecef" w:val="clear"/>
+                <w:vAlign w:val="center"/>
+              </w:tcPr>
+              <w:p>
+                <w:pPr>
+                  <w:rPr>
+                    <w:rFonts w:ascii="Calibri" w:cs="Calibri" w:eastAsia="Calibri" w:hAnsi="Calibri"/>
+                    <w:sz w:val="24"/>
+                    <w:szCs w:val="24"/>
+                  </w:rPr>
+                </w:pPr>
+                <w:r>
+                  <w:rPr>
+                    <w:rFonts w:ascii="Calibri" w:cs="Calibri" w:eastAsia="Calibri" w:hAnsi="Calibri"/>
+                    <w:b w:val="1"/>
+                    <w:bCs w:val="1"/>
+                    <w:sz w:val="24"/>
+                    <w:szCs w:val="24"/>
+                    <w:rtl w:val="0"/>
+                  </w:rPr>
+                  <w:t xml:space="preserve">Tipo Dato</w:t>
+                </w:r>
+                <w:r>
+                  <w:rPr>
+                    <w:rtl w:val="0"/>
+                  </w:rPr>
+                </w:r>
+              </w:p>
+            </w:tc>
+            <w:tc>
+              <w:tcPr>
+                <w:shd w:fill="e9ecef" w:val="clear"/>
+                <w:vAlign w:val="center"/>
+              </w:tcPr>
+              <w:p>
+                <w:pPr>
+                  <w:rPr>
+                    <w:rFonts w:ascii="Calibri" w:cs="Calibri" w:eastAsia="Calibri" w:hAnsi="Calibri"/>
+                    <w:sz w:val="24"/>
+                    <w:szCs w:val="24"/>
+                  </w:rPr>
+                </w:pPr>
+                <w:r>
+                  <w:rPr>
+                    <w:rFonts w:ascii="Calibri" w:cs="Calibri" w:eastAsia="Calibri" w:hAnsi="Calibri"/>
+                    <w:b w:val="1"/>
+                    <w:bCs w:val="1"/>
+                    <w:sz w:val="24"/>
+                    <w:szCs w:val="24"/>
+                    <w:rtl w:val="0"/>
+                  </w:rPr>
+                  <w:t xml:space="preserve">Descripción</w:t>
+                </w:r>
+                <w:r>
+                  <w:rPr>
+                    <w:rtl w:val="0"/>
+                  </w:rPr>
+                </w:r>
+              </w:p>
+            </w:tc>
+            <w:tc>
+              <w:tcPr>
+                <w:shd w:fill="e9ecef" w:val="clear"/>
+                <w:vAlign w:val="center"/>
+              </w:tcPr>
+              <w:p>
+                <w:pPr>
+                  <w:rPr>
+                    <w:rFonts w:ascii="Calibri" w:cs="Calibri" w:eastAsia="Calibri" w:hAnsi="Calibri"/>
+                    <w:sz w:val="24"/>
+                    <w:szCs w:val="24"/>
+                  </w:rPr>
+                </w:pPr>
+                <w:r>
+                  <w:rPr>
+                    <w:rFonts w:ascii="Calibri" w:cs="Calibri" w:eastAsia="Calibri" w:hAnsi="Calibri"/>
+                    <w:b w:val="1"/>
+                    <w:bCs w:val="1"/>
+                    <w:sz w:val="24"/>
+                    <w:szCs w:val="24"/>
+                    <w:rtl w:val="0"/>
+                  </w:rPr>
+                  <w:t xml:space="preserve">Largo Campo</w:t>
+                </w:r>
+                <w:r>
+                  <w:rPr>
+                    <w:rtl w:val="0"/>
+                  </w:rPr>
+                </w:r>
+              </w:p>
+            </w:tc>
+          </w:tr>
+          <w:tr>
+            <w:trPr>
+              <w:cantSplit w:val="0"/>
+              <w:tblHeader w:val="0"/>
+            </w:trPr>
+            <w:tc>
+              <w:tcPr>
+                <w:vAlign w:val="center"/>
+              </w:tcPr>
+              <w:p>
+                <w:pPr>
+                  <w:rPr>
+                    <w:rFonts w:ascii="Calibri" w:cs="Calibri" w:eastAsia="Calibri" w:hAnsi="Calibri"/>
+                    <w:sz w:val="24"/>
+                    <w:szCs w:val="24"/>
+                  </w:rPr>
+                </w:pPr>
+                <w:r>
+                  <w:rPr>
+                    <w:rtl w:val="0"/>
+                  </w:rPr>
+                </w:r>
+              </w:p>
+            </w:tc>
+            <w:tc>
+              <w:tcPr>
+                <w:vAlign w:val="center"/>
+              </w:tcPr>
+              <w:p>
+                <w:pPr>
+                  <w:rPr>
+                    <w:rFonts w:ascii="Calibri" w:cs="Calibri" w:eastAsia="Calibri" w:hAnsi="Calibri"/>
+                    <w:sz w:val="24"/>
+                    <w:szCs w:val="24"/>
+                  </w:rPr>
+                </w:pPr>
+                <w:r>
+                  <w:rPr>
+                    <w:rtl w:val="0"/>
+                  </w:rPr>
+                </w:r>
+              </w:p>
+            </w:tc>
+            <w:tc>
+              <w:tcPr>
+                <w:vAlign w:val="center"/>
+              </w:tcPr>
+              <w:p>
+                <w:pPr>
+                  <w:rPr>
+                    <w:rFonts w:ascii="Calibri" w:cs="Calibri" w:eastAsia="Calibri" w:hAnsi="Calibri"/>
+                    <w:sz w:val="24"/>
+                    <w:szCs w:val="24"/>
+                  </w:rPr>
+                </w:pPr>
+                <w:r>
+                  <w:rPr>
+                    <w:rtl w:val="0"/>
+                  </w:rPr>
+                </w:r>
+              </w:p>
+            </w:tc>
+            <w:tc>
+              <w:tcPr>
+                <w:vAlign w:val="center"/>
+              </w:tcPr>
+              <w:p>
+                <w:pPr>
+                  <w:rPr>
+                    <w:rFonts w:ascii="Calibri" w:cs="Calibri" w:eastAsia="Calibri" w:hAnsi="Calibri"/>
+                    <w:sz w:val="24"/>
+                    <w:szCs w:val="24"/>
+                  </w:rPr>
+                </w:pPr>
+                <w:r>
+                  <w:rPr>
+                    <w:rtl w:val="0"/>
+                  </w:rPr>
+                </w:r>
+              </w:p>
+            </w:tc>
+            <w:tc>
+              <w:tcPr>
+                <w:vAlign w:val="center"/>
+              </w:tcPr>
+              <w:p>
+                <w:pPr>
+                  <w:rPr>
+                    <w:rFonts w:ascii="Calibri" w:cs="Calibri" w:eastAsia="Calibri" w:hAnsi="Calibri"/>
+                    <w:sz w:val="24"/>
+                    <w:szCs w:val="24"/>
+                  </w:rPr>
+                </w:pPr>
+                <w:r>
+                  <w:rPr>
+                    <w:rtl w:val="0"/>
+                  </w:rPr>
+                </w:r>
+              </w:p>
+            </w:tc>
+            <w:tc>
+              <w:tcPr>
+                <w:vAlign w:val="center"/>
+              </w:tcPr>
+              <w:p>
+                <w:pPr>
+                  <w:rPr>
+                    <w:rFonts w:ascii="Calibri" w:cs="Calibri" w:eastAsia="Calibri" w:hAnsi="Calibri"/>
+                    <w:sz w:val="24"/>
+                    <w:szCs w:val="24"/>
+                  </w:rPr>
+                </w:pPr>
+                <w:r>
+                  <w:rPr>
+                    <w:rtl w:val="0"/>
+                  </w:rPr>
+                </w:r>
+              </w:p>
+            </w:tc>
+          </w:tr>
+          <w:tr>
+            <w:trPr>
+              <w:cantSplit w:val="0"/>
+              <w:tblHeader w:val="0"/>
+            </w:trPr>
+            <w:tc>
+              <w:tcPr>
+                <w:vAlign w:val="center"/>
+              </w:tcPr>
+              <w:p>
+                <w:pPr>
+                  <w:rPr>
+                    <w:rFonts w:ascii="Calibri" w:cs="Calibri" w:eastAsia="Calibri" w:hAnsi="Calibri"/>
+                    <w:sz w:val="24"/>
+                    <w:szCs w:val="24"/>
+                  </w:rPr>
+                </w:pPr>
+                <w:r>
+                  <w:rPr>
+                    <w:rtl w:val="0"/>
+                  </w:rPr>
+                </w:r>
+              </w:p>
+            </w:tc>
+            <w:tc>
+              <w:tcPr>
+                <w:vAlign w:val="center"/>
+              </w:tcPr>
+              <w:p>
+                <w:pPr>
+                  <w:rPr>
+                    <w:rFonts w:ascii="Calibri" w:cs="Calibri" w:eastAsia="Calibri" w:hAnsi="Calibri"/>
+                    <w:sz w:val="24"/>
+                    <w:szCs w:val="24"/>
+                  </w:rPr>
+                </w:pPr>
+                <w:r>
+                  <w:rPr>
+                    <w:rtl w:val="0"/>
+                  </w:rPr>
+                </w:r>
+              </w:p>
+            </w:tc>
+            <w:tc>
+              <w:tcPr>
+                <w:vAlign w:val="center"/>
+              </w:tcPr>
+              <w:p>
+                <w:pPr>
+                  <w:rPr>
+                    <w:rFonts w:ascii="Calibri" w:cs="Calibri" w:eastAsia="Calibri" w:hAnsi="Calibri"/>
+                    <w:sz w:val="24"/>
+                    <w:szCs w:val="24"/>
+                  </w:rPr>
+                </w:pPr>
+                <w:r>
+                  <w:rPr>
+                    <w:rtl w:val="0"/>
+                  </w:rPr>
+                </w:r>
+              </w:p>
+            </w:tc>
+            <w:tc>
+              <w:tcPr>
+                <w:vAlign w:val="center"/>
+              </w:tcPr>
+              <w:p>
+                <w:pPr>
+                  <w:rPr>
+                    <w:rFonts w:ascii="Calibri" w:cs="Calibri" w:eastAsia="Calibri" w:hAnsi="Calibri"/>
+                    <w:sz w:val="24"/>
+                    <w:szCs w:val="24"/>
+                  </w:rPr>
+                </w:pPr>
+                <w:r>
+                  <w:rPr>
+                    <w:rtl w:val="0"/>
+                  </w:rPr>
+                </w:r>
+              </w:p>
+            </w:tc>
+            <w:tc>
+              <w:tcPr>
+                <w:vAlign w:val="center"/>
+              </w:tcPr>
+              <w:p>
+                <w:pPr>
+                  <w:rPr>
+                    <w:rFonts w:ascii="Calibri" w:cs="Calibri" w:eastAsia="Calibri" w:hAnsi="Calibri"/>
+                    <w:sz w:val="24"/>
+                    <w:szCs w:val="24"/>
+                  </w:rPr>
+                </w:pPr>
+                <w:r>
+                  <w:rPr>
+                    <w:rtl w:val="0"/>
+                  </w:rPr>
+                </w:r>
+              </w:p>
+            </w:tc>
+            <w:tc>
+              <w:tcPr>
+                <w:vAlign w:val="center"/>
+              </w:tcPr>
+              <w:p>
+                <w:pPr>
+                  <w:rPr>
+                    <w:rFonts w:ascii="Calibri" w:cs="Calibri" w:eastAsia="Calibri" w:hAnsi="Calibri"/>
+                    <w:sz w:val="24"/>
+                    <w:szCs w:val="24"/>
+                  </w:rPr>
+                </w:pPr>
+                <w:r>
+                  <w:rPr>
+                    <w:rtl w:val="0"/>
+                  </w:rPr>
+                </w:r>
+              </w:p>
+            </w:tc>
+          </w:tr>
+          <w:tr>
+            <w:trPr>
+              <w:cantSplit w:val="0"/>
+              <w:tblHeader w:val="0"/>
+            </w:trPr>
+            <w:tc>
+              <w:tcPr>
+                <w:vAlign w:val="center"/>
+              </w:tcPr>
+              <w:p>
+                <w:pPr>
+                  <w:rPr>
+                    <w:rFonts w:ascii="Calibri" w:cs="Calibri" w:eastAsia="Calibri" w:hAnsi="Calibri"/>
+                    <w:sz w:val="24"/>
+                    <w:szCs w:val="24"/>
+                  </w:rPr>
+                </w:pPr>
+                <w:r>
+                  <w:rPr>
+                    <w:rtl w:val="0"/>
+                  </w:rPr>
+                </w:r>
+              </w:p>
+            </w:tc>
+            <w:tc>
+              <w:tcPr>
+                <w:vAlign w:val="center"/>
+              </w:tcPr>
+              <w:p>
+                <w:pPr>
+                  <w:rPr>
+                    <w:rFonts w:ascii="Calibri" w:cs="Calibri" w:eastAsia="Calibri" w:hAnsi="Calibri"/>
+                    <w:sz w:val="24"/>
+                    <w:szCs w:val="24"/>
+                  </w:rPr>
+                </w:pPr>
+                <w:r>
+                  <w:rPr>
+                    <w:rtl w:val="0"/>
+                  </w:rPr>
+                </w:r>
+              </w:p>
+            </w:tc>
+            <w:tc>
+              <w:tcPr>
+                <w:vAlign w:val="center"/>
+              </w:tcPr>
+              <w:p>
+                <w:pPr>
+                  <w:rPr>
+                    <w:rFonts w:ascii="Calibri" w:cs="Calibri" w:eastAsia="Calibri" w:hAnsi="Calibri"/>
+                    <w:sz w:val="24"/>
+                    <w:szCs w:val="24"/>
+                  </w:rPr>
+                </w:pPr>
+                <w:r>
+                  <w:rPr>
+                    <w:rtl w:val="0"/>
+                  </w:rPr>
+                </w:r>
+              </w:p>
+            </w:tc>
+            <w:tc>
+              <w:tcPr>
+                <w:vAlign w:val="center"/>
+              </w:tcPr>
+              <w:p>
+                <w:pPr>
+                  <w:rPr>
+                    <w:rFonts w:ascii="Calibri" w:cs="Calibri" w:eastAsia="Calibri" w:hAnsi="Calibri"/>
+                    <w:sz w:val="24"/>
+                    <w:szCs w:val="24"/>
+                  </w:rPr>
+                </w:pPr>
+                <w:r>
+                  <w:rPr>
+                    <w:rtl w:val="0"/>
+                  </w:rPr>
+                </w:r>
+              </w:p>
+            </w:tc>
+            <w:tc>
+              <w:tcPr>
+                <w:vAlign w:val="center"/>
+              </w:tcPr>
+              <w:p>
+                <w:pPr>
+                  <w:rPr>
+                    <w:rFonts w:ascii="Calibri" w:cs="Calibri" w:eastAsia="Calibri" w:hAnsi="Calibri"/>
+                    <w:sz w:val="24"/>
+                    <w:szCs w:val="24"/>
+                  </w:rPr>
+                </w:pPr>
+                <w:r>
+                  <w:rPr>
+                    <w:rtl w:val="0"/>
+                  </w:rPr>
+                </w:r>
+              </w:p>
+            </w:tc>
+            <w:tc>
+              <w:tcPr>
+                <w:vAlign w:val="center"/>
+              </w:tcPr>
+              <w:p>
+                <w:pPr>
+                  <w:rPr>
+                    <w:rFonts w:ascii="Calibri" w:cs="Calibri" w:eastAsia="Calibri" w:hAnsi="Calibri"/>
+                    <w:sz w:val="24"/>
+                    <w:szCs w:val="24"/>
+                  </w:rPr>
+                </w:pPr>
+                <w:r>
+                  <w:rPr>
+                    <w:rtl w:val="0"/>
+                  </w:rPr>
+                </w:r>
+              </w:p>
+            </w:tc>
+          </w:tr>
+          <w:tr>
+            <w:trPr>
+              <w:cantSplit w:val="0"/>
+              <w:tblHeader w:val="0"/>
+            </w:trPr>
+            <w:tc>
+              <w:tcPr>
+                <w:vAlign w:val="center"/>
+              </w:tcPr>
+              <w:p>
+                <w:pPr>
+                  <w:rPr>
+                    <w:rFonts w:ascii="Calibri" w:cs="Calibri" w:eastAsia="Calibri" w:hAnsi="Calibri"/>
+                    <w:sz w:val="24"/>
+                    <w:szCs w:val="24"/>
+                  </w:rPr>
+                </w:pPr>
+                <w:r>
+                  <w:rPr>
+                    <w:rtl w:val="0"/>
+                  </w:rPr>
+                </w:r>
+              </w:p>
+            </w:tc>
+            <w:tc>
+              <w:tcPr>
+                <w:vAlign w:val="center"/>
+              </w:tcPr>
+              <w:p>
+                <w:pPr>
+                  <w:rPr>
+                    <w:rFonts w:ascii="Calibri" w:cs="Calibri" w:eastAsia="Calibri" w:hAnsi="Calibri"/>
+                    <w:sz w:val="24"/>
+                    <w:szCs w:val="24"/>
+                  </w:rPr>
+                </w:pPr>
+                <w:r>
+                  <w:rPr>
+                    <w:rtl w:val="0"/>
+                  </w:rPr>
+                </w:r>
+              </w:p>
+            </w:tc>
+            <w:tc>
+              <w:tcPr>
+                <w:vAlign w:val="center"/>
+              </w:tcPr>
+              <w:p>
+                <w:pPr>
+                  <w:rPr>
+                    <w:rFonts w:ascii="Calibri" w:cs="Calibri" w:eastAsia="Calibri" w:hAnsi="Calibri"/>
+                    <w:sz w:val="24"/>
+                    <w:szCs w:val="24"/>
+                  </w:rPr>
+                </w:pPr>
+                <w:r>
+                  <w:rPr>
+                    <w:rtl w:val="0"/>
+                  </w:rPr>
+                </w:r>
+              </w:p>
+            </w:tc>
+            <w:tc>
+              <w:tcPr>
+                <w:vAlign w:val="center"/>
+              </w:tcPr>
+              <w:p>
+                <w:pPr>
+                  <w:rPr>
+                    <w:rFonts w:ascii="Calibri" w:cs="Calibri" w:eastAsia="Calibri" w:hAnsi="Calibri"/>
+                    <w:sz w:val="24"/>
+                    <w:szCs w:val="24"/>
+                  </w:rPr>
+                </w:pPr>
+                <w:r>
+                  <w:rPr>
+                    <w:rtl w:val="0"/>
+                  </w:rPr>
+                </w:r>
+              </w:p>
+            </w:tc>
+            <w:tc>
+              <w:tcPr>
+                <w:vAlign w:val="center"/>
+              </w:tcPr>
+              <w:p>
+                <w:pPr>
+                  <w:rPr>
+                    <w:rFonts w:ascii="Calibri" w:cs="Calibri" w:eastAsia="Calibri" w:hAnsi="Calibri"/>
+                    <w:sz w:val="24"/>
+                    <w:szCs w:val="24"/>
+                  </w:rPr>
+                </w:pPr>
+                <w:r>
+                  <w:rPr>
+                    <w:rtl w:val="0"/>
+                  </w:rPr>
+                </w:r>
+              </w:p>
+            </w:tc>
+            <w:tc>
+              <w:tcPr>
+                <w:vAlign w:val="center"/>
+              </w:tcPr>
+              <w:p>
+                <w:pPr>
+                  <w:rPr>
+                    <w:rFonts w:ascii="Calibri" w:cs="Calibri" w:eastAsia="Calibri" w:hAnsi="Calibri"/>
+                    <w:sz w:val="24"/>
+                    <w:szCs w:val="24"/>
+                  </w:rPr>
+                </w:pPr>
+                <w:r>
+                  <w:rPr>
+                    <w:rtl w:val="0"/>
+                  </w:rPr>
+                </w:r>
+              </w:p>
+            </w:tc>
+          </w:tr>
+        </w:tbl>
+      </w:sdtContent>
+    </w:sdt>
+    <w:p>
+      <w:pPr>
+        <w:spacing w:before="160" w:lineRule="auto"/>
+        <w:rPr>
+          <w:rFonts w:ascii="Calibri" w:cs="Calibri" w:eastAsia="Calibri" w:hAnsi="Calibri"/>
+          <w:sz w:val="24"/>
+          <w:szCs w:val="24"/>
+        </w:rPr>
+      </w:pPr>
+      <w:r>
+        <w:rPr>
+          <w:rFonts w:ascii="Calibri" w:cs="Calibri" w:eastAsia="Calibri" w:hAnsi="Calibri"/>
+          <w:b w:val="1"/>
+          <w:bCs w:val="1"/>
+          <w:sz w:val="24"/>
+          <w:szCs w:val="24"/>
+          <w:rtl w:val="0"/>
+        </w:rPr>
+        <w:t xml:space="preserve">Nota: </w:t>
+      </w:r>
+      <w:r>
+        <w:rPr>
+          <w:rFonts w:ascii="Calibri" w:cs="Calibri" w:eastAsia="Calibri" w:hAnsi="Calibri"/>
+          <w:sz w:val="24"/>
+          <w:szCs w:val="24"/>
+          <w:rtl w:val="0"/>
+        </w:rPr>
+        <w:t xml:space="preserve">Las marcas UNIQUE provienen de la exportación SQL y podrían representar una restricción compuesta; verificar en Supabase.</w:t>
+      </w:r>
+    </w:p>
+    <w:p>
+      <w:pPr>
+        <w:spacing w:before="160" w:lineRule="auto"/>
+        <w:rPr>
+          <w:rFonts w:ascii="Calibri" w:cs="Calibri" w:eastAsia="Calibri" w:hAnsi="Calibri"/>
+          <w:sz w:val="24"/>
+          <w:szCs w:val="24"/>
+        </w:rPr>
+      </w:pPr>
+      <w:r>
+        <w:rPr>
+          <w:rtl w:val="0"/>
+        </w:rPr>
+      </w:r>
+    </w:p>
+    <w:p>
+      <w:pPr>
+        <w:spacing w:before="160" w:lineRule="auto"/>
+        <w:rPr>
+          <w:rFonts w:ascii="Calibri" w:cs="Calibri" w:eastAsia="Calibri" w:hAnsi="Calibri"/>
+          <w:sz w:val="24"/>
+          <w:szCs w:val="24"/>
+        </w:rPr>
+      </w:pPr>
+      <w:r>
+        <w:rPr>
+          <w:rtl w:val="0"/>
+        </w:rPr>
+      </w:r>
+    </w:p>
+    <w:p>
+      <w:pPr>
+        <w:spacing w:before="160" w:lineRule="auto"/>
+        <w:rPr>
+          <w:rFonts w:ascii="Calibri" w:cs="Calibri" w:eastAsia="Calibri" w:hAnsi="Calibri"/>
+          <w:sz w:val="24"/>
+          <w:szCs w:val="24"/>
+        </w:rPr>
+      </w:pPr>
+      <w:r>
+        <w:rPr>
+          <w:rtl w:val="0"/>
+        </w:rPr>
+      </w:r>
+    </w:p>
+    <w:p>
+      <w:pPr>
+        <w:spacing w:before="160" w:lineRule="auto"/>
+        <w:rPr>
+          <w:rFonts w:ascii="Calibri" w:cs="Calibri" w:eastAsia="Calibri" w:hAnsi="Calibri"/>
+          <w:sz w:val="24"/>
+          <w:szCs w:val="24"/>
+        </w:rPr>
+      </w:pPr>
+      <w:r>
+        <w:rPr>
+          <w:rtl w:val="0"/>
+        </w:rPr>
       </w:r>
     </w:p>
     <w:sectPr>
@@ -31432,6 +38774,54 @@
       </w:tblCellMar>
     </w:tblPr>
   </w:style>
+  <w:style w:type="table" w:styleId="Table15">
+    <w:basedOn w:val="TableNormal"/>
+    <w:pPr>
+      <w:spacing w:after="0" w:line="240" w:lineRule="auto"/>
+    </w:pPr>
+    <w:tblPr>
+      <w:tblStyleRowBandSize w:val="1"/>
+      <w:tblStyleColBandSize w:val="1"/>
+      <w:tblCellMar>
+        <w:top w:w="0.0" w:type="dxa"/>
+        <w:left w:w="108.0" w:type="dxa"/>
+        <w:bottom w:w="0.0" w:type="dxa"/>
+        <w:right w:w="108.0" w:type="dxa"/>
+      </w:tblCellMar>
+    </w:tblPr>
+  </w:style>
+  <w:style w:type="table" w:styleId="Table16">
+    <w:basedOn w:val="TableNormal"/>
+    <w:pPr>
+      <w:spacing w:after="0" w:line="240" w:lineRule="auto"/>
+    </w:pPr>
+    <w:tblPr>
+      <w:tblStyleRowBandSize w:val="1"/>
+      <w:tblStyleColBandSize w:val="1"/>
+      <w:tblCellMar>
+        <w:top w:w="0.0" w:type="dxa"/>
+        <w:left w:w="108.0" w:type="dxa"/>
+        <w:bottom w:w="0.0" w:type="dxa"/>
+        <w:right w:w="108.0" w:type="dxa"/>
+      </w:tblCellMar>
+    </w:tblPr>
+  </w:style>
+  <w:style w:type="table" w:styleId="Table17">
+    <w:basedOn w:val="TableNormal"/>
+    <w:pPr>
+      <w:spacing w:after="0" w:line="240" w:lineRule="auto"/>
+    </w:pPr>
+    <w:tblPr>
+      <w:tblStyleRowBandSize w:val="1"/>
+      <w:tblStyleColBandSize w:val="1"/>
+      <w:tblCellMar>
+        <w:top w:w="0.0" w:type="dxa"/>
+        <w:left w:w="108.0" w:type="dxa"/>
+        <w:bottom w:w="0.0" w:type="dxa"/>
+        <w:right w:w="108.0" w:type="dxa"/>
+      </w:tblCellMar>
+    </w:tblPr>
+  </w:style>
 </w:styles>
 </file>
 
@@ -31757,7 +39147,7 @@
 
 <file path=customXML/item1.xml><?xml version="1.0" encoding="utf-8"?>
 <go:gDocsCustomXmlDataStorage xmlns:go="http://customooxmlschemas.google.com/" xmlns:r="http://schemas.openxmlformats.org/officeDocument/2006/relationships" uri="GoogleDocsCustomDataVersion2">
-  <go:docsCustomData xmlns:go="http://customooxmlschemas.google.com/" roundtripDataSignature="AMtx7miTWIbR52CVDGCFX6v5bm+P0zr6/w==">CgMxLjA4AHIhMVZFRFNfR2tidVplbG85TXRIY0dLbUFvMGk5cUxHUzVk</go:docsCustomData>
+  <go:docsCustomData xmlns:go="http://customooxmlschemas.google.com/" roundtripDataSignature="AMtx7mhhTOVXLhgTrMl/Hkt3RsqnObZEaA==">CgMxLjAaHwoBMBIaChgICVIUChJ0YWJsZS5jOWZoMDg5OW1zdzY4AHIhMVZFRFNfR2tidVplbG85TXRIY0dLbUFvMGk5cUxHUzVk</go:docsCustomData>
 </go:gDocsCustomXmlDataStorage>
 </file>
 
